--- a/fuentes/08140000_CF02_CFA.docx
+++ b/fuentes/08140000_CF02_CFA.docx
@@ -205,9 +205,9 @@
               </wp:anchor>
             </w:drawing>
           </mc:Choice>
-          <mc:Fallback xmlns:w16sdtfl="http://schemas.microsoft.com/office/word/2024/wordml/sdtformatlock" xmlns:w16du="http://schemas.microsoft.com/office/word/2023/wordml/word16du" xmlns:w16cei="http://schemas.microsoft.com/office/word/2026/wordml/cei" xmlns:oel="http://schemas.microsoft.com/office/2019/extlst">
+          <mc:Fallback xmlns:oel="http://schemas.microsoft.com/office/2019/extlst" xmlns:w16du="http://schemas.microsoft.com/office/word/2023/wordml/word16du" xmlns:w16sdtfl="http://schemas.microsoft.com/office/word/2024/wordml/sdtformatlock">
             <w:pict>
-              <v:rect w14:anchorId="4C256C62" id="Rectángulo 3" o:spid="_x0000_s1026" alt="&quot;&quot;" style="position:absolute;margin-left:-55.95pt;margin-top:26.4pt;width:613.85pt;height:164.25pt;z-index:-251655168;visibility:visible;mso-wrap-style:square;mso-height-percent:0;mso-wrap-distance-left:9pt;mso-wrap-distance-top:0;mso-wrap-distance-right:9pt;mso-wrap-distance-bottom:0;mso-position-horizontal:absolute;mso-position-horizontal-relative:text;mso-position-vertical:absolute;mso-position-vertical-relative:text;mso-height-percent:0;mso-height-relative:margin;v-text-anchor:middle" o:gfxdata="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" fillcolor="#00314d" stroked="f" strokeweight="1pt"/>
+              <v:rect w14:anchorId="52C61105" id="Rectángulo 3" o:spid="_x0000_s1026" alt="&quot;&quot;" style="position:absolute;margin-left:-55.95pt;margin-top:26.4pt;width:613.85pt;height:164.25pt;z-index:-251655168;visibility:visible;mso-wrap-style:square;mso-height-percent:0;mso-wrap-distance-left:9pt;mso-wrap-distance-top:0;mso-wrap-distance-right:9pt;mso-wrap-distance-bottom:0;mso-position-horizontal:absolute;mso-position-horizontal-relative:text;mso-position-vertical:absolute;mso-position-vertical-relative:text;mso-height-percent:0;mso-height-relative:margin;v-text-anchor:middle" o:gfxdata="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" fillcolor="#00314d" stroked="f" strokeweight="1pt"/>
             </w:pict>
           </mc:Fallback>
         </mc:AlternateContent>
@@ -426,7 +426,19 @@
         <w:rPr>
           <w:rStyle w:val="TablaCar"/>
         </w:rPr>
-        <w:t>El componente formativo aborda la parametrización de redes y control logístico mediante la aplicación de políticas organizacionales, herramientas de planeación, modelos de programación y control de operaciones, con el propósito de optimizar la integración de la cadena de suministro. Analiza aspectos relacionados con políticas logísticas, cuadros de control, planeación agregada, MPS, MRP, redes de transporte y distribución, capacidad operativa, trazabilidad y diagramación de procesos, fortaleciendo la toma de decisiones y la eficiencia en las operaciones logísticas de las organizaciones.</w:t>
+        <w:t xml:space="preserve">El componente formativo aborda la </w:t>
+      </w:r>
+      <w:r>
+        <w:rPr>
+          <w:rStyle w:val="TablaCar"/>
+        </w:rPr>
+        <w:t>P</w:t>
+      </w:r>
+      <w:r>
+        <w:rPr>
+          <w:rStyle w:val="TablaCar"/>
+        </w:rPr>
+        <w:t>arametrización de redes y control logístico mediante la aplicación de políticas organizacionales, herramientas de planeación, modelos de programación y control de operaciones, con el propósito de optimizar la integración de la cadena de suministro. Analiza aspectos relacionados con políticas logísticas, cuadros de control, planeación agregada, MPS, MRP, redes de transporte y distribución, capacidad operativa, trazabilidad y diagramación de procesos, fortaleciendo la toma de decisiones y la eficiencia en las operaciones logísticas de las organizaciones.</w:t>
       </w:r>
     </w:p>
     <w:p>
@@ -535,10 +547,9 @@
             <w:rPr>
               <w:rFonts w:eastAsiaTheme="minorEastAsia"/>
               <w:noProof/>
-              <w:kern w:val="0"/>
-              <w:sz w:val="22"/>
+              <w:sz w:val="24"/>
+              <w:szCs w:val="24"/>
               <w:lang w:eastAsia="es-CO"/>
-              <w14:ligatures w14:val="none"/>
             </w:rPr>
           </w:pPr>
           <w:r>
@@ -550,7 +561,7 @@
           <w:r>
             <w:fldChar w:fldCharType="separate"/>
           </w:r>
-          <w:hyperlink w:anchor="_Toc239781309" w:history="1">
+          <w:hyperlink w:anchor="_Toc240129002" w:history="1">
             <w:r>
               <w:rPr>
                 <w:rStyle w:val="Hipervnculo"/>
@@ -577,7 +588,7 @@
                 <w:noProof/>
                 <w:webHidden/>
               </w:rPr>
-              <w:instrText xml:space="preserve"> PAGEREF _Toc239781309 \h </w:instrText>
+              <w:instrText xml:space="preserve"> PAGEREF _Toc240129002 \h </w:instrText>
             </w:r>
             <w:r>
               <w:rPr>
@@ -617,13 +628,12 @@
             <w:rPr>
               <w:rFonts w:eastAsiaTheme="minorEastAsia"/>
               <w:noProof/>
-              <w:kern w:val="0"/>
-              <w:sz w:val="22"/>
+              <w:sz w:val="24"/>
+              <w:szCs w:val="24"/>
               <w:lang w:eastAsia="es-CO"/>
-              <w14:ligatures w14:val="none"/>
             </w:rPr>
           </w:pPr>
-          <w:hyperlink w:anchor="_Toc239781310" w:history="1">
+          <w:hyperlink w:anchor="_Toc240129003" w:history="1">
             <w:r>
               <w:rPr>
                 <w:rStyle w:val="Hipervnculo"/>
@@ -650,7 +660,7 @@
                 <w:noProof/>
                 <w:webHidden/>
               </w:rPr>
-              <w:instrText xml:space="preserve"> PAGEREF _Toc239781310 \h </w:instrText>
+              <w:instrText xml:space="preserve"> PAGEREF _Toc240129003 \h </w:instrText>
             </w:r>
             <w:r>
               <w:rPr>
@@ -690,13 +700,12 @@
             <w:rPr>
               <w:rFonts w:eastAsiaTheme="minorEastAsia"/>
               <w:noProof/>
-              <w:kern w:val="0"/>
-              <w:sz w:val="22"/>
+              <w:sz w:val="24"/>
+              <w:szCs w:val="24"/>
               <w:lang w:eastAsia="es-CO"/>
-              <w14:ligatures w14:val="none"/>
             </w:rPr>
           </w:pPr>
-          <w:hyperlink w:anchor="_Toc239781311" w:history="1">
+          <w:hyperlink w:anchor="_Toc240129004" w:history="1">
             <w:r>
               <w:rPr>
                 <w:rStyle w:val="Hipervnculo"/>
@@ -723,7 +732,7 @@
                 <w:noProof/>
                 <w:webHidden/>
               </w:rPr>
-              <w:instrText xml:space="preserve"> PAGEREF _Toc239781311 \h </w:instrText>
+              <w:instrText xml:space="preserve"> PAGEREF _Toc240129004 \h </w:instrText>
             </w:r>
             <w:r>
               <w:rPr>
@@ -763,13 +772,12 @@
             <w:rPr>
               <w:rFonts w:eastAsiaTheme="minorEastAsia"/>
               <w:noProof/>
-              <w:kern w:val="0"/>
-              <w:sz w:val="22"/>
+              <w:sz w:val="24"/>
+              <w:szCs w:val="24"/>
               <w:lang w:eastAsia="es-CO"/>
-              <w14:ligatures w14:val="none"/>
             </w:rPr>
           </w:pPr>
-          <w:hyperlink w:anchor="_Toc239781312" w:history="1">
+          <w:hyperlink w:anchor="_Toc240129005" w:history="1">
             <w:r>
               <w:rPr>
                 <w:rStyle w:val="Hipervnculo"/>
@@ -796,7 +804,7 @@
                 <w:noProof/>
                 <w:webHidden/>
               </w:rPr>
-              <w:instrText xml:space="preserve"> PAGEREF _Toc239781312 \h </w:instrText>
+              <w:instrText xml:space="preserve"> PAGEREF _Toc240129005 \h </w:instrText>
             </w:r>
             <w:r>
               <w:rPr>
@@ -836,13 +844,12 @@
             <w:rPr>
               <w:rFonts w:eastAsiaTheme="minorEastAsia"/>
               <w:noProof/>
-              <w:kern w:val="0"/>
-              <w:sz w:val="22"/>
+              <w:sz w:val="24"/>
+              <w:szCs w:val="24"/>
               <w:lang w:eastAsia="es-CO"/>
-              <w14:ligatures w14:val="none"/>
             </w:rPr>
           </w:pPr>
-          <w:hyperlink w:anchor="_Toc239781313" w:history="1">
+          <w:hyperlink w:anchor="_Toc240129006" w:history="1">
             <w:r>
               <w:rPr>
                 <w:rStyle w:val="Hipervnculo"/>
@@ -869,7 +876,7 @@
                 <w:noProof/>
                 <w:webHidden/>
               </w:rPr>
-              <w:instrText xml:space="preserve"> PAGEREF _Toc239781313 \h </w:instrText>
+              <w:instrText xml:space="preserve"> PAGEREF _Toc240129006 \h </w:instrText>
             </w:r>
             <w:r>
               <w:rPr>
@@ -909,13 +916,12 @@
             <w:rPr>
               <w:rFonts w:eastAsiaTheme="minorEastAsia"/>
               <w:noProof/>
-              <w:kern w:val="0"/>
-              <w:sz w:val="22"/>
+              <w:sz w:val="24"/>
+              <w:szCs w:val="24"/>
               <w:lang w:eastAsia="es-CO"/>
-              <w14:ligatures w14:val="none"/>
             </w:rPr>
           </w:pPr>
-          <w:hyperlink w:anchor="_Toc239781314" w:history="1">
+          <w:hyperlink w:anchor="_Toc240129007" w:history="1">
             <w:r>
               <w:rPr>
                 <w:rStyle w:val="Hipervnculo"/>
@@ -942,7 +948,7 @@
                 <w:noProof/>
                 <w:webHidden/>
               </w:rPr>
-              <w:instrText xml:space="preserve"> PAGEREF _Toc239781314 \h </w:instrText>
+              <w:instrText xml:space="preserve"> PAGEREF _Toc240129007 \h </w:instrText>
             </w:r>
             <w:r>
               <w:rPr>
@@ -982,13 +988,12 @@
             <w:rPr>
               <w:rFonts w:eastAsiaTheme="minorEastAsia"/>
               <w:noProof/>
-              <w:kern w:val="0"/>
-              <w:sz w:val="22"/>
+              <w:sz w:val="24"/>
+              <w:szCs w:val="24"/>
               <w:lang w:eastAsia="es-CO"/>
-              <w14:ligatures w14:val="none"/>
             </w:rPr>
           </w:pPr>
-          <w:hyperlink w:anchor="_Toc239781315" w:history="1">
+          <w:hyperlink w:anchor="_Toc240129008" w:history="1">
             <w:r>
               <w:rPr>
                 <w:rStyle w:val="Hipervnculo"/>
@@ -1015,7 +1020,7 @@
                 <w:noProof/>
                 <w:webHidden/>
               </w:rPr>
-              <w:instrText xml:space="preserve"> PAGEREF _Toc239781315 \h </w:instrText>
+              <w:instrText xml:space="preserve"> PAGEREF _Toc240129008 \h </w:instrText>
             </w:r>
             <w:r>
               <w:rPr>
@@ -1055,13 +1060,12 @@
             <w:rPr>
               <w:rFonts w:eastAsiaTheme="minorEastAsia"/>
               <w:noProof/>
-              <w:kern w:val="0"/>
-              <w:sz w:val="22"/>
+              <w:sz w:val="24"/>
+              <w:szCs w:val="24"/>
               <w:lang w:eastAsia="es-CO"/>
-              <w14:ligatures w14:val="none"/>
             </w:rPr>
           </w:pPr>
-          <w:hyperlink w:anchor="_Toc239781316" w:history="1">
+          <w:hyperlink w:anchor="_Toc240129009" w:history="1">
             <w:r>
               <w:rPr>
                 <w:rStyle w:val="Hipervnculo"/>
@@ -1088,7 +1092,7 @@
                 <w:noProof/>
                 <w:webHidden/>
               </w:rPr>
-              <w:instrText xml:space="preserve"> PAGEREF _Toc239781316 \h </w:instrText>
+              <w:instrText xml:space="preserve"> PAGEREF _Toc240129009 \h </w:instrText>
             </w:r>
             <w:r>
               <w:rPr>
@@ -1108,7 +1112,7 @@
                 <w:noProof/>
                 <w:webHidden/>
               </w:rPr>
-              <w:t>14</w:t>
+              <w:t>15</w:t>
             </w:r>
             <w:r>
               <w:rPr>
@@ -1128,13 +1132,12 @@
             <w:rPr>
               <w:rFonts w:eastAsiaTheme="minorEastAsia"/>
               <w:noProof/>
-              <w:kern w:val="0"/>
-              <w:sz w:val="22"/>
+              <w:sz w:val="24"/>
+              <w:szCs w:val="24"/>
               <w:lang w:eastAsia="es-CO"/>
-              <w14:ligatures w14:val="none"/>
             </w:rPr>
           </w:pPr>
-          <w:hyperlink w:anchor="_Toc239781317" w:history="1">
+          <w:hyperlink w:anchor="_Toc240129010" w:history="1">
             <w:r>
               <w:rPr>
                 <w:rStyle w:val="Hipervnculo"/>
@@ -1161,7 +1164,7 @@
                 <w:noProof/>
                 <w:webHidden/>
               </w:rPr>
-              <w:instrText xml:space="preserve"> PAGEREF _Toc239781317 \h </w:instrText>
+              <w:instrText xml:space="preserve"> PAGEREF _Toc240129010 \h </w:instrText>
             </w:r>
             <w:r>
               <w:rPr>
@@ -1201,13 +1204,12 @@
             <w:rPr>
               <w:rFonts w:eastAsiaTheme="minorEastAsia"/>
               <w:noProof/>
-              <w:kern w:val="0"/>
-              <w:sz w:val="22"/>
+              <w:sz w:val="24"/>
+              <w:szCs w:val="24"/>
               <w:lang w:eastAsia="es-CO"/>
-              <w14:ligatures w14:val="none"/>
             </w:rPr>
           </w:pPr>
-          <w:hyperlink w:anchor="_Toc239781318" w:history="1">
+          <w:hyperlink w:anchor="_Toc240129011" w:history="1">
             <w:r>
               <w:rPr>
                 <w:rStyle w:val="Hipervnculo"/>
@@ -1234,7 +1236,7 @@
                 <w:noProof/>
                 <w:webHidden/>
               </w:rPr>
-              <w:instrText xml:space="preserve"> PAGEREF _Toc239781318 \h </w:instrText>
+              <w:instrText xml:space="preserve"> PAGEREF _Toc240129011 \h </w:instrText>
             </w:r>
             <w:r>
               <w:rPr>
@@ -1274,13 +1276,12 @@
             <w:rPr>
               <w:rFonts w:eastAsiaTheme="minorEastAsia"/>
               <w:noProof/>
-              <w:kern w:val="0"/>
-              <w:sz w:val="22"/>
+              <w:sz w:val="24"/>
+              <w:szCs w:val="24"/>
               <w:lang w:eastAsia="es-CO"/>
-              <w14:ligatures w14:val="none"/>
             </w:rPr>
           </w:pPr>
-          <w:hyperlink w:anchor="_Toc239781319" w:history="1">
+          <w:hyperlink w:anchor="_Toc240129012" w:history="1">
             <w:r>
               <w:rPr>
                 <w:rStyle w:val="Hipervnculo"/>
@@ -1307,7 +1308,7 @@
                 <w:noProof/>
                 <w:webHidden/>
               </w:rPr>
-              <w:instrText xml:space="preserve"> PAGEREF _Toc239781319 \h </w:instrText>
+              <w:instrText xml:space="preserve"> PAGEREF _Toc240129012 \h </w:instrText>
             </w:r>
             <w:r>
               <w:rPr>
@@ -1347,13 +1348,12 @@
             <w:rPr>
               <w:rFonts w:eastAsiaTheme="minorEastAsia"/>
               <w:noProof/>
-              <w:kern w:val="0"/>
-              <w:sz w:val="22"/>
+              <w:sz w:val="24"/>
+              <w:szCs w:val="24"/>
               <w:lang w:eastAsia="es-CO"/>
-              <w14:ligatures w14:val="none"/>
             </w:rPr>
           </w:pPr>
-          <w:hyperlink w:anchor="_Toc239781320" w:history="1">
+          <w:hyperlink w:anchor="_Toc240129013" w:history="1">
             <w:r>
               <w:rPr>
                 <w:rStyle w:val="Hipervnculo"/>
@@ -1380,7 +1380,7 @@
                 <w:noProof/>
                 <w:webHidden/>
               </w:rPr>
-              <w:instrText xml:space="preserve"> PAGEREF _Toc239781320 \h </w:instrText>
+              <w:instrText xml:space="preserve"> PAGEREF _Toc240129013 \h </w:instrText>
             </w:r>
             <w:r>
               <w:rPr>
@@ -1420,13 +1420,12 @@
             <w:rPr>
               <w:rFonts w:eastAsiaTheme="minorEastAsia"/>
               <w:noProof/>
-              <w:kern w:val="0"/>
-              <w:sz w:val="22"/>
+              <w:sz w:val="24"/>
+              <w:szCs w:val="24"/>
               <w:lang w:eastAsia="es-CO"/>
-              <w14:ligatures w14:val="none"/>
             </w:rPr>
           </w:pPr>
-          <w:hyperlink w:anchor="_Toc239781321" w:history="1">
+          <w:hyperlink w:anchor="_Toc240129014" w:history="1">
             <w:r>
               <w:rPr>
                 <w:rStyle w:val="Hipervnculo"/>
@@ -1453,7 +1452,7 @@
                 <w:noProof/>
                 <w:webHidden/>
               </w:rPr>
-              <w:instrText xml:space="preserve"> PAGEREF _Toc239781321 \h </w:instrText>
+              <w:instrText xml:space="preserve"> PAGEREF _Toc240129014 \h </w:instrText>
             </w:r>
             <w:r>
               <w:rPr>
@@ -1493,13 +1492,12 @@
             <w:rPr>
               <w:rFonts w:eastAsiaTheme="minorEastAsia"/>
               <w:noProof/>
-              <w:kern w:val="0"/>
-              <w:sz w:val="22"/>
+              <w:sz w:val="24"/>
+              <w:szCs w:val="24"/>
               <w:lang w:eastAsia="es-CO"/>
-              <w14:ligatures w14:val="none"/>
             </w:rPr>
           </w:pPr>
-          <w:hyperlink w:anchor="_Toc239781322" w:history="1">
+          <w:hyperlink w:anchor="_Toc240129015" w:history="1">
             <w:r>
               <w:rPr>
                 <w:rStyle w:val="Hipervnculo"/>
@@ -1526,7 +1524,7 @@
                 <w:noProof/>
                 <w:webHidden/>
               </w:rPr>
-              <w:instrText xml:space="preserve"> PAGEREF _Toc239781322 \h </w:instrText>
+              <w:instrText xml:space="preserve"> PAGEREF _Toc240129015 \h </w:instrText>
             </w:r>
             <w:r>
               <w:rPr>
@@ -1566,13 +1564,12 @@
             <w:rPr>
               <w:rFonts w:eastAsiaTheme="minorEastAsia"/>
               <w:noProof/>
-              <w:kern w:val="0"/>
-              <w:sz w:val="22"/>
+              <w:sz w:val="24"/>
+              <w:szCs w:val="24"/>
               <w:lang w:eastAsia="es-CO"/>
-              <w14:ligatures w14:val="none"/>
             </w:rPr>
           </w:pPr>
-          <w:hyperlink w:anchor="_Toc239781323" w:history="1">
+          <w:hyperlink w:anchor="_Toc240129016" w:history="1">
             <w:r>
               <w:rPr>
                 <w:rStyle w:val="Hipervnculo"/>
@@ -1599,7 +1596,7 @@
                 <w:noProof/>
                 <w:webHidden/>
               </w:rPr>
-              <w:instrText xml:space="preserve"> PAGEREF _Toc239781323 \h </w:instrText>
+              <w:instrText xml:space="preserve"> PAGEREF _Toc240129016 \h </w:instrText>
             </w:r>
             <w:r>
               <w:rPr>
@@ -1639,13 +1636,12 @@
             <w:rPr>
               <w:rFonts w:eastAsiaTheme="minorEastAsia"/>
               <w:noProof/>
-              <w:kern w:val="0"/>
-              <w:sz w:val="22"/>
+              <w:sz w:val="24"/>
+              <w:szCs w:val="24"/>
               <w:lang w:eastAsia="es-CO"/>
-              <w14:ligatures w14:val="none"/>
             </w:rPr>
           </w:pPr>
-          <w:hyperlink w:anchor="_Toc239781324" w:history="1">
+          <w:hyperlink w:anchor="_Toc240129017" w:history="1">
             <w:r>
               <w:rPr>
                 <w:rStyle w:val="Hipervnculo"/>
@@ -1672,7 +1668,7 @@
                 <w:noProof/>
                 <w:webHidden/>
               </w:rPr>
-              <w:instrText xml:space="preserve"> PAGEREF _Toc239781324 \h </w:instrText>
+              <w:instrText xml:space="preserve"> PAGEREF _Toc240129017 \h </w:instrText>
             </w:r>
             <w:r>
               <w:rPr>
@@ -1712,13 +1708,12 @@
             <w:rPr>
               <w:rFonts w:eastAsiaTheme="minorEastAsia"/>
               <w:noProof/>
-              <w:kern w:val="0"/>
-              <w:sz w:val="22"/>
+              <w:sz w:val="24"/>
+              <w:szCs w:val="24"/>
               <w:lang w:eastAsia="es-CO"/>
-              <w14:ligatures w14:val="none"/>
             </w:rPr>
           </w:pPr>
-          <w:hyperlink w:anchor="_Toc239781325" w:history="1">
+          <w:hyperlink w:anchor="_Toc240129018" w:history="1">
             <w:r>
               <w:rPr>
                 <w:rStyle w:val="Hipervnculo"/>
@@ -1745,7 +1740,7 @@
                 <w:noProof/>
                 <w:webHidden/>
               </w:rPr>
-              <w:instrText xml:space="preserve"> PAGEREF _Toc239781325 \h </w:instrText>
+              <w:instrText xml:space="preserve"> PAGEREF _Toc240129018 \h </w:instrText>
             </w:r>
             <w:r>
               <w:rPr>
@@ -1785,13 +1780,12 @@
             <w:rPr>
               <w:rFonts w:eastAsiaTheme="minorEastAsia"/>
               <w:noProof/>
-              <w:kern w:val="0"/>
-              <w:sz w:val="22"/>
+              <w:sz w:val="24"/>
+              <w:szCs w:val="24"/>
               <w:lang w:eastAsia="es-CO"/>
-              <w14:ligatures w14:val="none"/>
             </w:rPr>
           </w:pPr>
-          <w:hyperlink w:anchor="_Toc239781326" w:history="1">
+          <w:hyperlink w:anchor="_Toc240129019" w:history="1">
             <w:r>
               <w:rPr>
                 <w:rStyle w:val="Hipervnculo"/>
@@ -1818,7 +1812,7 @@
                 <w:noProof/>
                 <w:webHidden/>
               </w:rPr>
-              <w:instrText xml:space="preserve"> PAGEREF _Toc239781326 \h </w:instrText>
+              <w:instrText xml:space="preserve"> PAGEREF _Toc240129019 \h </w:instrText>
             </w:r>
             <w:r>
               <w:rPr>
@@ -1858,13 +1852,12 @@
             <w:rPr>
               <w:rFonts w:eastAsiaTheme="minorEastAsia"/>
               <w:noProof/>
-              <w:kern w:val="0"/>
-              <w:sz w:val="22"/>
+              <w:sz w:val="24"/>
+              <w:szCs w:val="24"/>
               <w:lang w:eastAsia="es-CO"/>
-              <w14:ligatures w14:val="none"/>
             </w:rPr>
           </w:pPr>
-          <w:hyperlink w:anchor="_Toc239781327" w:history="1">
+          <w:hyperlink w:anchor="_Toc240129020" w:history="1">
             <w:r>
               <w:rPr>
                 <w:rStyle w:val="Hipervnculo"/>
@@ -1891,7 +1884,7 @@
                 <w:noProof/>
                 <w:webHidden/>
               </w:rPr>
-              <w:instrText xml:space="preserve"> PAGEREF _Toc239781327 \h </w:instrText>
+              <w:instrText xml:space="preserve"> PAGEREF _Toc240129020 \h </w:instrText>
             </w:r>
             <w:r>
               <w:rPr>
@@ -1931,13 +1924,12 @@
             <w:rPr>
               <w:rFonts w:eastAsiaTheme="minorEastAsia"/>
               <w:noProof/>
-              <w:kern w:val="0"/>
-              <w:sz w:val="22"/>
+              <w:sz w:val="24"/>
+              <w:szCs w:val="24"/>
               <w:lang w:eastAsia="es-CO"/>
-              <w14:ligatures w14:val="none"/>
             </w:rPr>
           </w:pPr>
-          <w:hyperlink w:anchor="_Toc239781328" w:history="1">
+          <w:hyperlink w:anchor="_Toc240129021" w:history="1">
             <w:r>
               <w:rPr>
                 <w:rStyle w:val="Hipervnculo"/>
@@ -1964,7 +1956,7 @@
                 <w:noProof/>
                 <w:webHidden/>
               </w:rPr>
-              <w:instrText xml:space="preserve"> PAGEREF _Toc239781328 \h </w:instrText>
+              <w:instrText xml:space="preserve"> PAGEREF _Toc240129021 \h </w:instrText>
             </w:r>
             <w:r>
               <w:rPr>
@@ -2004,13 +1996,12 @@
             <w:rPr>
               <w:rFonts w:eastAsiaTheme="minorEastAsia"/>
               <w:noProof/>
-              <w:kern w:val="0"/>
-              <w:sz w:val="22"/>
+              <w:sz w:val="24"/>
+              <w:szCs w:val="24"/>
               <w:lang w:eastAsia="es-CO"/>
-              <w14:ligatures w14:val="none"/>
             </w:rPr>
           </w:pPr>
-          <w:hyperlink w:anchor="_Toc239781329" w:history="1">
+          <w:hyperlink w:anchor="_Toc240129022" w:history="1">
             <w:r>
               <w:rPr>
                 <w:rStyle w:val="Hipervnculo"/>
@@ -2037,7 +2028,7 @@
                 <w:noProof/>
                 <w:webHidden/>
               </w:rPr>
-              <w:instrText xml:space="preserve"> PAGEREF _Toc239781329 \h </w:instrText>
+              <w:instrText xml:space="preserve"> PAGEREF _Toc240129022 \h </w:instrText>
             </w:r>
             <w:r>
               <w:rPr>
@@ -2077,13 +2068,12 @@
             <w:rPr>
               <w:rFonts w:eastAsiaTheme="minorEastAsia"/>
               <w:noProof/>
-              <w:kern w:val="0"/>
-              <w:sz w:val="22"/>
+              <w:sz w:val="24"/>
+              <w:szCs w:val="24"/>
               <w:lang w:eastAsia="es-CO"/>
-              <w14:ligatures w14:val="none"/>
             </w:rPr>
           </w:pPr>
-          <w:hyperlink w:anchor="_Toc239781330" w:history="1">
+          <w:hyperlink w:anchor="_Toc240129023" w:history="1">
             <w:r>
               <w:rPr>
                 <w:rStyle w:val="Hipervnculo"/>
@@ -2110,7 +2100,7 @@
                 <w:noProof/>
                 <w:webHidden/>
               </w:rPr>
-              <w:instrText xml:space="preserve"> PAGEREF _Toc239781330 \h </w:instrText>
+              <w:instrText xml:space="preserve"> PAGEREF _Toc240129023 \h </w:instrText>
             </w:r>
             <w:r>
               <w:rPr>
@@ -2150,13 +2140,12 @@
             <w:rPr>
               <w:rFonts w:eastAsiaTheme="minorEastAsia"/>
               <w:noProof/>
-              <w:kern w:val="0"/>
-              <w:sz w:val="22"/>
+              <w:sz w:val="24"/>
+              <w:szCs w:val="24"/>
               <w:lang w:eastAsia="es-CO"/>
-              <w14:ligatures w14:val="none"/>
             </w:rPr>
           </w:pPr>
-          <w:hyperlink w:anchor="_Toc239781331" w:history="1">
+          <w:hyperlink w:anchor="_Toc240129024" w:history="1">
             <w:r>
               <w:rPr>
                 <w:rStyle w:val="Hipervnculo"/>
@@ -2183,7 +2172,7 @@
                 <w:noProof/>
                 <w:webHidden/>
               </w:rPr>
-              <w:instrText xml:space="preserve"> PAGEREF _Toc239781331 \h </w:instrText>
+              <w:instrText xml:space="preserve"> PAGEREF _Toc240129024 \h </w:instrText>
             </w:r>
             <w:r>
               <w:rPr>
@@ -2223,13 +2212,12 @@
             <w:rPr>
               <w:rFonts w:eastAsiaTheme="minorEastAsia"/>
               <w:noProof/>
-              <w:kern w:val="0"/>
-              <w:sz w:val="22"/>
+              <w:sz w:val="24"/>
+              <w:szCs w:val="24"/>
               <w:lang w:eastAsia="es-CO"/>
-              <w14:ligatures w14:val="none"/>
             </w:rPr>
           </w:pPr>
-          <w:hyperlink w:anchor="_Toc239781332" w:history="1">
+          <w:hyperlink w:anchor="_Toc240129025" w:history="1">
             <w:r>
               <w:rPr>
                 <w:rStyle w:val="Hipervnculo"/>
@@ -2256,7 +2244,7 @@
                 <w:noProof/>
                 <w:webHidden/>
               </w:rPr>
-              <w:instrText xml:space="preserve"> PAGEREF _Toc239781332 \h </w:instrText>
+              <w:instrText xml:space="preserve"> PAGEREF _Toc240129025 \h </w:instrText>
             </w:r>
             <w:r>
               <w:rPr>
@@ -2296,13 +2284,12 @@
             <w:rPr>
               <w:rFonts w:eastAsiaTheme="minorEastAsia"/>
               <w:noProof/>
-              <w:kern w:val="0"/>
-              <w:sz w:val="22"/>
+              <w:sz w:val="24"/>
+              <w:szCs w:val="24"/>
               <w:lang w:eastAsia="es-CO"/>
-              <w14:ligatures w14:val="none"/>
             </w:rPr>
           </w:pPr>
-          <w:hyperlink w:anchor="_Toc239781333" w:history="1">
+          <w:hyperlink w:anchor="_Toc240129026" w:history="1">
             <w:r>
               <w:rPr>
                 <w:rStyle w:val="Hipervnculo"/>
@@ -2329,7 +2316,7 @@
                 <w:noProof/>
                 <w:webHidden/>
               </w:rPr>
-              <w:instrText xml:space="preserve"> PAGEREF _Toc239781333 \h </w:instrText>
+              <w:instrText xml:space="preserve"> PAGEREF _Toc240129026 \h </w:instrText>
             </w:r>
             <w:r>
               <w:rPr>
@@ -2369,13 +2356,12 @@
             <w:rPr>
               <w:rFonts w:eastAsiaTheme="minorEastAsia"/>
               <w:noProof/>
-              <w:kern w:val="0"/>
-              <w:sz w:val="22"/>
+              <w:sz w:val="24"/>
+              <w:szCs w:val="24"/>
               <w:lang w:eastAsia="es-CO"/>
-              <w14:ligatures w14:val="none"/>
             </w:rPr>
           </w:pPr>
-          <w:hyperlink w:anchor="_Toc239781334" w:history="1">
+          <w:hyperlink w:anchor="_Toc240129027" w:history="1">
             <w:r>
               <w:rPr>
                 <w:rStyle w:val="Hipervnculo"/>
@@ -2402,7 +2388,7 @@
                 <w:noProof/>
                 <w:webHidden/>
               </w:rPr>
-              <w:instrText xml:space="preserve"> PAGEREF _Toc239781334 \h </w:instrText>
+              <w:instrText xml:space="preserve"> PAGEREF _Toc240129027 \h </w:instrText>
             </w:r>
             <w:r>
               <w:rPr>
@@ -2442,13 +2428,12 @@
             <w:rPr>
               <w:rFonts w:eastAsiaTheme="minorEastAsia"/>
               <w:noProof/>
-              <w:kern w:val="0"/>
-              <w:sz w:val="22"/>
+              <w:sz w:val="24"/>
+              <w:szCs w:val="24"/>
               <w:lang w:eastAsia="es-CO"/>
-              <w14:ligatures w14:val="none"/>
             </w:rPr>
           </w:pPr>
-          <w:hyperlink w:anchor="_Toc239781335" w:history="1">
+          <w:hyperlink w:anchor="_Toc240129028" w:history="1">
             <w:r>
               <w:rPr>
                 <w:rStyle w:val="Hipervnculo"/>
@@ -2475,7 +2460,7 @@
                 <w:noProof/>
                 <w:webHidden/>
               </w:rPr>
-              <w:instrText xml:space="preserve"> PAGEREF _Toc239781335 \h </w:instrText>
+              <w:instrText xml:space="preserve"> PAGEREF _Toc240129028 \h </w:instrText>
             </w:r>
             <w:r>
               <w:rPr>
@@ -2515,13 +2500,12 @@
             <w:rPr>
               <w:rFonts w:eastAsiaTheme="minorEastAsia"/>
               <w:noProof/>
-              <w:kern w:val="0"/>
-              <w:sz w:val="22"/>
+              <w:sz w:val="24"/>
+              <w:szCs w:val="24"/>
               <w:lang w:eastAsia="es-CO"/>
-              <w14:ligatures w14:val="none"/>
             </w:rPr>
           </w:pPr>
-          <w:hyperlink w:anchor="_Toc239781336" w:history="1">
+          <w:hyperlink w:anchor="_Toc240129029" w:history="1">
             <w:r>
               <w:rPr>
                 <w:rStyle w:val="Hipervnculo"/>
@@ -2548,7 +2532,7 @@
                 <w:noProof/>
                 <w:webHidden/>
               </w:rPr>
-              <w:instrText xml:space="preserve"> PAGEREF _Toc239781336 \h </w:instrText>
+              <w:instrText xml:space="preserve"> PAGEREF _Toc240129029 \h </w:instrText>
             </w:r>
             <w:r>
               <w:rPr>
@@ -2588,13 +2572,12 @@
             <w:rPr>
               <w:rFonts w:eastAsiaTheme="minorEastAsia"/>
               <w:noProof/>
-              <w:kern w:val="0"/>
-              <w:sz w:val="22"/>
+              <w:sz w:val="24"/>
+              <w:szCs w:val="24"/>
               <w:lang w:eastAsia="es-CO"/>
-              <w14:ligatures w14:val="none"/>
             </w:rPr>
           </w:pPr>
-          <w:hyperlink w:anchor="_Toc239781337" w:history="1">
+          <w:hyperlink w:anchor="_Toc240129030" w:history="1">
             <w:r>
               <w:rPr>
                 <w:rStyle w:val="Hipervnculo"/>
@@ -2621,7 +2604,7 @@
                 <w:noProof/>
                 <w:webHidden/>
               </w:rPr>
-              <w:instrText xml:space="preserve"> PAGEREF _Toc239781337 \h </w:instrText>
+              <w:instrText xml:space="preserve"> PAGEREF _Toc240129030 \h </w:instrText>
             </w:r>
             <w:r>
               <w:rPr>
@@ -2661,13 +2644,12 @@
             <w:rPr>
               <w:rFonts w:eastAsiaTheme="minorEastAsia"/>
               <w:noProof/>
-              <w:kern w:val="0"/>
-              <w:sz w:val="22"/>
+              <w:sz w:val="24"/>
+              <w:szCs w:val="24"/>
               <w:lang w:eastAsia="es-CO"/>
-              <w14:ligatures w14:val="none"/>
             </w:rPr>
           </w:pPr>
-          <w:hyperlink w:anchor="_Toc239781338" w:history="1">
+          <w:hyperlink w:anchor="_Toc240129031" w:history="1">
             <w:r>
               <w:rPr>
                 <w:rStyle w:val="Hipervnculo"/>
@@ -2694,7 +2676,7 @@
                 <w:noProof/>
                 <w:webHidden/>
               </w:rPr>
-              <w:instrText xml:space="preserve"> PAGEREF _Toc239781338 \h </w:instrText>
+              <w:instrText xml:space="preserve"> PAGEREF _Toc240129031 \h </w:instrText>
             </w:r>
             <w:r>
               <w:rPr>
@@ -2734,13 +2716,12 @@
             <w:rPr>
               <w:rFonts w:eastAsiaTheme="minorEastAsia"/>
               <w:noProof/>
-              <w:kern w:val="0"/>
-              <w:sz w:val="22"/>
+              <w:sz w:val="24"/>
+              <w:szCs w:val="24"/>
               <w:lang w:eastAsia="es-CO"/>
-              <w14:ligatures w14:val="none"/>
             </w:rPr>
           </w:pPr>
-          <w:hyperlink w:anchor="_Toc239781339" w:history="1">
+          <w:hyperlink w:anchor="_Toc240129032" w:history="1">
             <w:r>
               <w:rPr>
                 <w:rStyle w:val="Hipervnculo"/>
@@ -2767,7 +2748,7 @@
                 <w:noProof/>
                 <w:webHidden/>
               </w:rPr>
-              <w:instrText xml:space="preserve"> PAGEREF _Toc239781339 \h </w:instrText>
+              <w:instrText xml:space="preserve"> PAGEREF _Toc240129032 \h </w:instrText>
             </w:r>
             <w:r>
               <w:rPr>
@@ -2807,13 +2788,12 @@
             <w:rPr>
               <w:rFonts w:eastAsiaTheme="minorEastAsia"/>
               <w:noProof/>
-              <w:kern w:val="0"/>
-              <w:sz w:val="22"/>
+              <w:sz w:val="24"/>
+              <w:szCs w:val="24"/>
               <w:lang w:eastAsia="es-CO"/>
-              <w14:ligatures w14:val="none"/>
             </w:rPr>
           </w:pPr>
-          <w:hyperlink w:anchor="_Toc239781340" w:history="1">
+          <w:hyperlink w:anchor="_Toc240129033" w:history="1">
             <w:r>
               <w:rPr>
                 <w:rStyle w:val="Hipervnculo"/>
@@ -2840,7 +2820,7 @@
                 <w:noProof/>
                 <w:webHidden/>
               </w:rPr>
-              <w:instrText xml:space="preserve"> PAGEREF _Toc239781340 \h </w:instrText>
+              <w:instrText xml:space="preserve"> PAGEREF _Toc240129033 \h </w:instrText>
             </w:r>
             <w:r>
               <w:rPr>
@@ -2880,13 +2860,12 @@
             <w:rPr>
               <w:rFonts w:eastAsiaTheme="minorEastAsia"/>
               <w:noProof/>
-              <w:kern w:val="0"/>
-              <w:sz w:val="22"/>
+              <w:sz w:val="24"/>
+              <w:szCs w:val="24"/>
               <w:lang w:eastAsia="es-CO"/>
-              <w14:ligatures w14:val="none"/>
             </w:rPr>
           </w:pPr>
-          <w:hyperlink w:anchor="_Toc239781341" w:history="1">
+          <w:hyperlink w:anchor="_Toc240129034" w:history="1">
             <w:r>
               <w:rPr>
                 <w:rStyle w:val="Hipervnculo"/>
@@ -2913,7 +2892,7 @@
                 <w:noProof/>
                 <w:webHidden/>
               </w:rPr>
-              <w:instrText xml:space="preserve"> PAGEREF _Toc239781341 \h </w:instrText>
+              <w:instrText xml:space="preserve"> PAGEREF _Toc240129034 \h </w:instrText>
             </w:r>
             <w:r>
               <w:rPr>
@@ -2953,13 +2932,12 @@
             <w:rPr>
               <w:rFonts w:eastAsiaTheme="minorEastAsia"/>
               <w:noProof/>
-              <w:kern w:val="0"/>
-              <w:sz w:val="22"/>
+              <w:sz w:val="24"/>
+              <w:szCs w:val="24"/>
               <w:lang w:eastAsia="es-CO"/>
-              <w14:ligatures w14:val="none"/>
             </w:rPr>
           </w:pPr>
-          <w:hyperlink w:anchor="_Toc239781342" w:history="1">
+          <w:hyperlink w:anchor="_Toc240129035" w:history="1">
             <w:r>
               <w:rPr>
                 <w:rStyle w:val="Hipervnculo"/>
@@ -2986,7 +2964,7 @@
                 <w:noProof/>
                 <w:webHidden/>
               </w:rPr>
-              <w:instrText xml:space="preserve"> PAGEREF _Toc239781342 \h </w:instrText>
+              <w:instrText xml:space="preserve"> PAGEREF _Toc240129035 \h </w:instrText>
             </w:r>
             <w:r>
               <w:rPr>
@@ -3026,13 +3004,12 @@
             <w:rPr>
               <w:rFonts w:eastAsiaTheme="minorEastAsia"/>
               <w:noProof/>
-              <w:kern w:val="0"/>
-              <w:sz w:val="22"/>
+              <w:sz w:val="24"/>
+              <w:szCs w:val="24"/>
               <w:lang w:eastAsia="es-CO"/>
-              <w14:ligatures w14:val="none"/>
             </w:rPr>
           </w:pPr>
-          <w:hyperlink w:anchor="_Toc239781343" w:history="1">
+          <w:hyperlink w:anchor="_Toc240129036" w:history="1">
             <w:r>
               <w:rPr>
                 <w:rStyle w:val="Hipervnculo"/>
@@ -3059,7 +3036,7 @@
                 <w:noProof/>
                 <w:webHidden/>
               </w:rPr>
-              <w:instrText xml:space="preserve"> PAGEREF _Toc239781343 \h </w:instrText>
+              <w:instrText xml:space="preserve"> PAGEREF _Toc240129036 \h </w:instrText>
             </w:r>
             <w:r>
               <w:rPr>
@@ -3099,13 +3076,12 @@
             <w:rPr>
               <w:rFonts w:eastAsiaTheme="minorEastAsia"/>
               <w:noProof/>
-              <w:kern w:val="0"/>
-              <w:sz w:val="22"/>
+              <w:sz w:val="24"/>
+              <w:szCs w:val="24"/>
               <w:lang w:eastAsia="es-CO"/>
-              <w14:ligatures w14:val="none"/>
             </w:rPr>
           </w:pPr>
-          <w:hyperlink w:anchor="_Toc239781344" w:history="1">
+          <w:hyperlink w:anchor="_Toc240129037" w:history="1">
             <w:r>
               <w:rPr>
                 <w:rStyle w:val="Hipervnculo"/>
@@ -3132,7 +3108,7 @@
                 <w:noProof/>
                 <w:webHidden/>
               </w:rPr>
-              <w:instrText xml:space="preserve"> PAGEREF _Toc239781344 \h </w:instrText>
+              <w:instrText xml:space="preserve"> PAGEREF _Toc240129037 \h </w:instrText>
             </w:r>
             <w:r>
               <w:rPr>
@@ -3172,13 +3148,12 @@
             <w:rPr>
               <w:rFonts w:eastAsiaTheme="minorEastAsia"/>
               <w:noProof/>
-              <w:kern w:val="0"/>
-              <w:sz w:val="22"/>
+              <w:sz w:val="24"/>
+              <w:szCs w:val="24"/>
               <w:lang w:eastAsia="es-CO"/>
-              <w14:ligatures w14:val="none"/>
             </w:rPr>
           </w:pPr>
-          <w:hyperlink w:anchor="_Toc239781345" w:history="1">
+          <w:hyperlink w:anchor="_Toc240129038" w:history="1">
             <w:r>
               <w:rPr>
                 <w:rStyle w:val="Hipervnculo"/>
@@ -3205,7 +3180,7 @@
                 <w:noProof/>
                 <w:webHidden/>
               </w:rPr>
-              <w:instrText xml:space="preserve"> PAGEREF _Toc239781345 \h </w:instrText>
+              <w:instrText xml:space="preserve"> PAGEREF _Toc240129038 \h </w:instrText>
             </w:r>
             <w:r>
               <w:rPr>
@@ -3245,13 +3220,12 @@
             <w:rPr>
               <w:rFonts w:eastAsiaTheme="minorEastAsia"/>
               <w:noProof/>
-              <w:kern w:val="0"/>
-              <w:sz w:val="22"/>
+              <w:sz w:val="24"/>
+              <w:szCs w:val="24"/>
               <w:lang w:eastAsia="es-CO"/>
-              <w14:ligatures w14:val="none"/>
             </w:rPr>
           </w:pPr>
-          <w:hyperlink w:anchor="_Toc239781346" w:history="1">
+          <w:hyperlink w:anchor="_Toc240129039" w:history="1">
             <w:r>
               <w:rPr>
                 <w:rStyle w:val="Hipervnculo"/>
@@ -3278,7 +3252,7 @@
                 <w:noProof/>
                 <w:webHidden/>
               </w:rPr>
-              <w:instrText xml:space="preserve"> PAGEREF _Toc239781346 \h </w:instrText>
+              <w:instrText xml:space="preserve"> PAGEREF _Toc240129039 \h </w:instrText>
             </w:r>
             <w:r>
               <w:rPr>
@@ -3318,13 +3292,12 @@
             <w:rPr>
               <w:rFonts w:eastAsiaTheme="minorEastAsia"/>
               <w:noProof/>
-              <w:kern w:val="0"/>
-              <w:sz w:val="22"/>
+              <w:sz w:val="24"/>
+              <w:szCs w:val="24"/>
               <w:lang w:eastAsia="es-CO"/>
-              <w14:ligatures w14:val="none"/>
             </w:rPr>
           </w:pPr>
-          <w:hyperlink w:anchor="_Toc239781347" w:history="1">
+          <w:hyperlink w:anchor="_Toc240129040" w:history="1">
             <w:r>
               <w:rPr>
                 <w:rStyle w:val="Hipervnculo"/>
@@ -3351,7 +3324,7 @@
                 <w:noProof/>
                 <w:webHidden/>
               </w:rPr>
-              <w:instrText xml:space="preserve"> PAGEREF _Toc239781347 \h </w:instrText>
+              <w:instrText xml:space="preserve"> PAGEREF _Toc240129040 \h </w:instrText>
             </w:r>
             <w:r>
               <w:rPr>
@@ -3399,7 +3372,7 @@
       <w:pPr>
         <w:pStyle w:val="Titulosgenerales"/>
       </w:pPr>
-      <w:bookmarkStart w:id="0" w:name="_Toc239781309"/>
+      <w:bookmarkStart w:id="0" w:name="_Toc240129002"/>
       <w:r>
         <w:lastRenderedPageBreak/>
         <w:t>Introducción</w:t>
@@ -3429,7 +3402,7 @@
       <w:pPr>
         <w:pStyle w:val="Ttulo1"/>
       </w:pPr>
-      <w:bookmarkStart w:id="1" w:name="_Toc239781310"/>
+      <w:bookmarkStart w:id="1" w:name="_Toc240129003"/>
       <w:r>
         <w:lastRenderedPageBreak/>
         <w:t>Políticas logísticas</w:t>
@@ -3445,7 +3418,7 @@
       <w:pPr>
         <w:pStyle w:val="Ttulo2"/>
       </w:pPr>
-      <w:bookmarkStart w:id="2" w:name="_Toc239781311"/>
+      <w:bookmarkStart w:id="2" w:name="_Toc240129004"/>
       <w:r>
         <w:t>Concepto</w:t>
       </w:r>
@@ -3481,7 +3454,7 @@
       <w:pPr>
         <w:pStyle w:val="Ttulo2"/>
       </w:pPr>
-      <w:bookmarkStart w:id="3" w:name="_Toc239781312"/>
+      <w:bookmarkStart w:id="3" w:name="_Toc240129005"/>
       <w:r>
         <w:t>Tipos</w:t>
       </w:r>
@@ -3506,6 +3479,10 @@
         </w:numPr>
       </w:pPr>
       <w:r>
+        <w:rPr>
+          <w:b/>
+          <w:bCs/>
+        </w:rPr>
         <w:t>De abastecimiento</w:t>
       </w:r>
       <w:r>
@@ -3528,6 +3505,10 @@
         </w:numPr>
       </w:pPr>
       <w:r>
+        <w:rPr>
+          <w:b/>
+          <w:bCs/>
+        </w:rPr>
         <w:t>De inventarios</w:t>
       </w:r>
       <w:r>
@@ -3550,6 +3531,10 @@
         </w:numPr>
       </w:pPr>
       <w:r>
+        <w:rPr>
+          <w:b/>
+          <w:bCs/>
+        </w:rPr>
         <w:t>De almacenamiento</w:t>
       </w:r>
       <w:r>
@@ -3572,6 +3557,10 @@
         </w:numPr>
       </w:pPr>
       <w:r>
+        <w:rPr>
+          <w:b/>
+          <w:bCs/>
+        </w:rPr>
         <w:lastRenderedPageBreak/>
         <w:t>De transporte</w:t>
       </w:r>
@@ -3583,7 +3572,6 @@
       </w:r>
       <w:r>
         <w:tab/>
-        <w:t xml:space="preserve">  </w:t>
       </w:r>
     </w:p>
     <w:p>
@@ -3595,17 +3583,14 @@
         </w:numPr>
       </w:pPr>
       <w:r>
+        <w:rPr>
+          <w:b/>
+          <w:bCs/>
+        </w:rPr>
         <w:t>De distribución</w:t>
       </w:r>
       <w:r>
-        <w:t xml:space="preserve">. </w:t>
-      </w:r>
-      <w:r>
-        <w:t>Orienta la forma de entregar productos desde los puntos de almacenamiento hasta los clientes. Ejemplo: una empresa de consumo masivo organiza entregas por zonas geográficas para consolidar pedidos y aprovechar la capacidad vehicular.</w:t>
-      </w:r>
-      <w:r>
-        <w:tab/>
-        <w:t xml:space="preserve">  </w:t>
+        <w:t>. Orienta la forma de entregar productos desde los puntos de almacenamiento hasta los clientes. Ejemplo: una empresa de consumo masivo organiza entregas por zonas geográficas para consolidar pedidos y aprovechar la capacidad vehicular.</w:t>
       </w:r>
     </w:p>
     <w:p>
@@ -3617,17 +3602,14 @@
         </w:numPr>
       </w:pPr>
       <w:r>
+        <w:rPr>
+          <w:b/>
+          <w:bCs/>
+        </w:rPr>
         <w:t>De servicio al cliente</w:t>
       </w:r>
       <w:r>
-        <w:t xml:space="preserve">. </w:t>
-      </w:r>
-      <w:r>
-        <w:t>Define parámetros logísticos de atención, entrega, cumplimiento y gestión de novedades. Ejemplo: Mercado Libre establece condiciones de despacho y seguimiento que permiten informar al cliente sobre el estado de su pedido.</w:t>
-      </w:r>
-      <w:r>
-        <w:tab/>
-        <w:t xml:space="preserve">  </w:t>
+        <w:t>. Define parámetros logísticos de atención, entrega, cumplimiento y gestión de novedades. Ejemplo: Mercado Libre establece condiciones de despacho y seguimiento que permiten informar al cliente sobre el estado de su pedido.</w:t>
       </w:r>
     </w:p>
     <w:p>
@@ -3639,13 +3621,14 @@
         </w:numPr>
       </w:pPr>
       <w:r>
+        <w:rPr>
+          <w:b/>
+          <w:bCs/>
+        </w:rPr>
         <w:t>Logística inversa</w:t>
       </w:r>
       <w:r>
-        <w:t xml:space="preserve">. </w:t>
-      </w:r>
-      <w:r>
-        <w:t>Establece procedimientos para devoluciones, recuperación, reutilización o disposición de productos y materiales. Ejemplo: una empresa de comercio electrónico recibe productos devueltos, verifica su condición y determina su reincorporación al inventario o disposición final.</w:t>
+        <w:t>. Establece procedimientos para devoluciones, recuperación, reutilización o disposición de productos y materiales. Ejemplo: una empresa de comercio electrónico recibe productos devueltos, verifica su condición y determina su reincorporación al inventario o disposición final.</w:t>
       </w:r>
       <w:r>
         <w:tab/>
@@ -3661,6 +3644,10 @@
         </w:numPr>
       </w:pPr>
       <w:r>
+        <w:rPr>
+          <w:b/>
+          <w:bCs/>
+        </w:rPr>
         <w:t>De información y trazabilidad</w:t>
       </w:r>
       <w:r>
@@ -3696,7 +3683,7 @@
       <w:pPr>
         <w:pStyle w:val="Ttulo2"/>
       </w:pPr>
-      <w:bookmarkStart w:id="4" w:name="_Toc239781313"/>
+      <w:bookmarkStart w:id="4" w:name="_Toc240129006"/>
       <w:r>
         <w:t>Políticas de compras</w:t>
       </w:r>
@@ -3721,6 +3708,10 @@
         </w:numPr>
       </w:pPr>
       <w:r>
+        <w:rPr>
+          <w:b/>
+          <w:bCs/>
+        </w:rPr>
         <w:t>Selección y evaluación de proveedores</w:t>
       </w:r>
       <w:r>
@@ -3743,6 +3734,10 @@
         </w:numPr>
       </w:pPr>
       <w:r>
+        <w:rPr>
+          <w:b/>
+          <w:bCs/>
+        </w:rPr>
         <w:lastRenderedPageBreak/>
         <w:t>Condiciones de negociación</w:t>
       </w:r>
@@ -3765,6 +3760,10 @@
         </w:numPr>
       </w:pPr>
       <w:r>
+        <w:rPr>
+          <w:b/>
+          <w:bCs/>
+        </w:rPr>
         <w:t>Criterios de calidad</w:t>
       </w:r>
       <w:r>
@@ -3786,6 +3785,10 @@
         </w:numPr>
       </w:pPr>
       <w:r>
+        <w:rPr>
+          <w:b/>
+          <w:bCs/>
+        </w:rPr>
         <w:t>Tiempos de entrega</w:t>
       </w:r>
       <w:r>
@@ -3807,6 +3810,10 @@
         </w:numPr>
       </w:pPr>
       <w:r>
+        <w:rPr>
+          <w:b/>
+          <w:bCs/>
+        </w:rPr>
         <w:t>Condiciones de pago</w:t>
       </w:r>
       <w:r>
@@ -3828,6 +3835,10 @@
         </w:numPr>
       </w:pPr>
       <w:r>
+        <w:rPr>
+          <w:b/>
+          <w:bCs/>
+        </w:rPr>
         <w:t>Seguimiento al desempeño de los proveedores</w:t>
       </w:r>
       <w:r>
@@ -3863,7 +3874,7 @@
       <w:pPr>
         <w:pStyle w:val="Ttulo2"/>
       </w:pPr>
-      <w:bookmarkStart w:id="5" w:name="_Toc239781314"/>
+      <w:bookmarkStart w:id="5" w:name="_Toc240129007"/>
       <w:r>
         <w:t>Políticas de inventarios</w:t>
       </w:r>
@@ -3888,13 +3899,32 @@
         </w:numPr>
       </w:pPr>
       <w:r>
+        <w:rPr>
+          <w:b/>
+          <w:bCs/>
+        </w:rPr>
         <w:t>Inventario mínimo</w:t>
       </w:r>
       <w:r>
         <w:t xml:space="preserve">. </w:t>
       </w:r>
       <w:r>
-        <w:t>Cantidad mínima de existencias que debe mantenerse para atender la operación mientras ocurre la reposición y reducir riesgos de desabastecimiento. Ejemplo: una panificadora conserva permanentemente 20 sacos de harina para garantizar la continuidad de la producción.</w:t>
+        <w:t xml:space="preserve">Cantidad mínima de existencias que debe mantenerse para atender la operación mientras ocurre la reposición y reducir riesgos de desabastecimiento. </w:t>
+      </w:r>
+    </w:p>
+    <w:p>
+      <w:pPr>
+        <w:ind w:left="1416" w:firstLine="0"/>
+      </w:pPr>
+      <w:r>
+        <w:rPr>
+          <w:b/>
+          <w:bCs/>
+        </w:rPr>
+        <w:t>Ejemplo</w:t>
+      </w:r>
+      <w:r>
+        <w:t>: una panificadora conserva permanentemente 20 sacos de harina para garantizar la continuidad de la producción.</w:t>
       </w:r>
       <w:r>
         <w:tab/>
@@ -3910,6 +3940,10 @@
         </w:numPr>
       </w:pPr>
       <w:r>
+        <w:rPr>
+          <w:b/>
+          <w:bCs/>
+        </w:rPr>
         <w:t>Inventario máximo</w:t>
       </w:r>
       <w:r>
@@ -3921,12 +3955,21 @@
       <w:r>
         <w:t xml:space="preserve"> </w:t>
       </w:r>
-      <w:r>
-        <w:t xml:space="preserve">Ejemplo: un supermercado limita a 300 </w:t>
-      </w:r>
-      <w:r>
+    </w:p>
+    <w:p>
+      <w:pPr>
+        <w:ind w:left="1416" w:firstLine="0"/>
+      </w:pPr>
+      <w:r>
+        <w:rPr>
+          <w:b/>
+          <w:bCs/>
+        </w:rPr>
         <w:lastRenderedPageBreak/>
-        <w:t>unidades el inventario de un producto refrigerado debido a su capacidad y vencimiento.</w:t>
+        <w:t>Ejemplo</w:t>
+      </w:r>
+      <w:r>
+        <w:t>: un supermercado limita a 300 unidades el inventario de un producto refrigerado debido a su capacidad y vencimiento.</w:t>
       </w:r>
       <w:r>
         <w:tab/>
@@ -3942,13 +3985,32 @@
         </w:numPr>
       </w:pPr>
       <w:r>
+        <w:rPr>
+          <w:b/>
+          <w:bCs/>
+        </w:rPr>
         <w:t>Punto de reorden</w:t>
       </w:r>
       <w:r>
         <w:t xml:space="preserve">. </w:t>
       </w:r>
       <w:r>
-        <w:t>Nivel de inventario que indica el momento en que debe generarse una nueva solicitud de abastecimiento, considerando consumo y tiempo de reposición. Ejemplo: una distribuidora realiza un nuevo pedido cuando las existencias de una referencia disminuyen a 100 unidades.</w:t>
+        <w:t xml:space="preserve">Nivel de inventario que indica el momento en que debe generarse una nueva solicitud de abastecimiento, considerando consumo y tiempo de reposición. </w:t>
+      </w:r>
+    </w:p>
+    <w:p>
+      <w:pPr>
+        <w:ind w:left="1416" w:firstLine="0"/>
+      </w:pPr>
+      <w:r>
+        <w:rPr>
+          <w:b/>
+          <w:bCs/>
+        </w:rPr>
+        <w:t>Ejemplo</w:t>
+      </w:r>
+      <w:r>
+        <w:t>: una distribuidora realiza un nuevo pedido cuando las existencias de una referencia disminuyen a 100 unidades.</w:t>
       </w:r>
       <w:r>
         <w:tab/>
@@ -3964,13 +4026,32 @@
         </w:numPr>
       </w:pPr>
       <w:r>
+        <w:rPr>
+          <w:b/>
+          <w:bCs/>
+        </w:rPr>
         <w:t>Inventario de seguridad</w:t>
       </w:r>
       <w:r>
         <w:t xml:space="preserve">. </w:t>
       </w:r>
       <w:r>
-        <w:t>Cantidad adicional de existencias mantenida para responder ante aumentos inesperados de demanda, retrasos de proveedores u otras variaciones del abastecimiento. Ejemplo: una farmacia conserva unidades adicionales de medicamentos de alta demanda para afrontar retrasos ocasionales en las entregas.</w:t>
+        <w:t xml:space="preserve">Cantidad adicional de existencias mantenida para responder ante aumentos inesperados de demanda, retrasos de proveedores u otras variaciones del abastecimiento. </w:t>
+      </w:r>
+    </w:p>
+    <w:p>
+      <w:pPr>
+        <w:ind w:left="1416" w:firstLine="0"/>
+      </w:pPr>
+      <w:r>
+        <w:rPr>
+          <w:b/>
+          <w:bCs/>
+        </w:rPr>
+        <w:t>Ejemplo</w:t>
+      </w:r>
+      <w:r>
+        <w:t>: una farmacia conserva unidades adicionales de medicamentos de alta demanda para afrontar retrasos ocasionales en las entregas.</w:t>
       </w:r>
       <w:r>
         <w:tab/>
@@ -3986,13 +4067,32 @@
         </w:numPr>
       </w:pPr>
       <w:r>
+        <w:rPr>
+          <w:b/>
+          <w:bCs/>
+        </w:rPr>
         <w:t>Rotación de productos</w:t>
       </w:r>
       <w:r>
         <w:t xml:space="preserve">. </w:t>
       </w:r>
       <w:r>
-        <w:t>Indica la frecuencia con que los productos almacenados se venden, consumen o renuevan durante un periodo, permitiendo analizar su movimiento. Ejemplo: un supermercado identifica que los productos lácteos presentan alta rotación porque sus existencias se renuevan varias veces al mes.</w:t>
+        <w:t xml:space="preserve">Indica la frecuencia con que los productos almacenados se venden, consumen o renuevan durante un periodo, permitiendo analizar su movimiento. </w:t>
+      </w:r>
+    </w:p>
+    <w:p>
+      <w:pPr>
+        <w:ind w:left="1416" w:firstLine="0"/>
+      </w:pPr>
+      <w:r>
+        <w:rPr>
+          <w:b/>
+          <w:bCs/>
+        </w:rPr>
+        <w:t>Ejemplo</w:t>
+      </w:r>
+      <w:r>
+        <w:t>: un supermercado identifica que los productos lácteos presentan alta rotación porque sus existencias se renuevan varias veces al mes.</w:t>
       </w:r>
       <w:r>
         <w:tab/>
@@ -4008,13 +4108,33 @@
         </w:numPr>
       </w:pPr>
       <w:r>
+        <w:rPr>
+          <w:b/>
+          <w:bCs/>
+        </w:rPr>
         <w:t>Frecuencia de reposición</w:t>
       </w:r>
       <w:r>
         <w:t xml:space="preserve">. </w:t>
       </w:r>
       <w:r>
-        <w:t>Determina cada cuánto tiempo deben reabastecerse las existencias según demanda, consumo, rotación y capacidad de almacenamiento. Ejemplo: un restaurante recibe frutas y verduras tres veces por semana para disponer de productos frescos sin mantener inventarios excesivos.</w:t>
+        <w:t xml:space="preserve">Determina cada cuánto tiempo deben reabastecerse las existencias según demanda, consumo, rotación y capacidad de almacenamiento. </w:t>
+      </w:r>
+    </w:p>
+    <w:p>
+      <w:pPr>
+        <w:ind w:left="1416" w:firstLine="1"/>
+      </w:pPr>
+      <w:r>
+        <w:rPr>
+          <w:b/>
+          <w:bCs/>
+        </w:rPr>
+        <w:lastRenderedPageBreak/>
+        <w:t>Ejemplo</w:t>
+      </w:r>
+      <w:r>
+        <w:t>: un restaurante recibe frutas y verduras tres veces por semana para disponer de productos frescos sin mantener inventarios excesivos.</w:t>
       </w:r>
       <w:r>
         <w:tab/>
@@ -4027,7 +4147,6 @@
           <w:b/>
           <w:bCs/>
         </w:rPr>
-        <w:lastRenderedPageBreak/>
         <w:t>Ejemplo empresarial:</w:t>
       </w:r>
       <w:r>
@@ -4038,7 +4157,7 @@
       <w:pPr>
         <w:pStyle w:val="Ttulo2"/>
       </w:pPr>
-      <w:bookmarkStart w:id="6" w:name="_Toc239781315"/>
+      <w:bookmarkStart w:id="6" w:name="_Toc240129008"/>
       <w:r>
         <w:t>Políticas de recibo y despacho</w:t>
       </w:r>
@@ -4063,6 +4182,10 @@
         </w:numPr>
       </w:pPr>
       <w:r>
+        <w:rPr>
+          <w:b/>
+          <w:bCs/>
+        </w:rPr>
         <w:t>Inspección física de la mercancía</w:t>
       </w:r>
       <w:r>
@@ -4085,6 +4208,10 @@
         </w:numPr>
       </w:pPr>
       <w:r>
+        <w:rPr>
+          <w:b/>
+          <w:bCs/>
+        </w:rPr>
         <w:t>Validación documental</w:t>
       </w:r>
       <w:r>
@@ -4107,17 +4234,18 @@
         </w:numPr>
       </w:pPr>
       <w:r>
+        <w:rPr>
+          <w:b/>
+          <w:bCs/>
+        </w:rPr>
+        <w:lastRenderedPageBreak/>
         <w:t>Registro en los sistemas de información</w:t>
       </w:r>
       <w:r>
         <w:t xml:space="preserve">. </w:t>
       </w:r>
       <w:r>
-        <w:t xml:space="preserve">Permite incorporar oportunamente los movimientos de mercancía al sistema para actualizar existencias y mantener su trazabilidad. Ejemplo: al recibir 200 unidades, el </w:t>
-      </w:r>
-      <w:r>
-        <w:lastRenderedPageBreak/>
-        <w:t>auxiliar registra la entrada en el WMS para actualizar inmediatamente el inventario disponible.</w:t>
+        <w:t>Permite incorporar oportunamente los movimientos de mercancía al sistema para actualizar existencias y mantener su trazabilidad. Ejemplo: al recibir 200 unidades, el auxiliar registra la entrada en el WMS para actualizar inmediatamente el inventario disponible.</w:t>
       </w:r>
       <w:r>
         <w:tab/>
@@ -4133,6 +4261,10 @@
         </w:numPr>
       </w:pPr>
       <w:r>
+        <w:rPr>
+          <w:b/>
+          <w:bCs/>
+        </w:rPr>
         <w:t>Asignación de ubicaciones de almacenamiento</w:t>
       </w:r>
       <w:r>
@@ -4155,6 +4287,10 @@
         </w:numPr>
       </w:pPr>
       <w:r>
+        <w:rPr>
+          <w:b/>
+          <w:bCs/>
+        </w:rPr>
         <w:t>Preparación de pedidos para despacho</w:t>
       </w:r>
       <w:r>
@@ -4185,10 +4321,7 @@
         <w:t>Ejemplo empresarial</w:t>
       </w:r>
       <w:r>
-        <w:t xml:space="preserve">: </w:t>
-      </w:r>
-      <w:r>
-        <w:t>e</w:t>
+        <w:t>. E</w:t>
       </w:r>
       <w:r>
         <w:t>n los centros de distribución de Falabella Colombia, el recibo de mercancías incluye la verificación de cantidades, referencias y estado físico de los productos antes de autorizar su ingreso al inventario. Posteriormente, durante el despacho, cada pedido es validado nuevamente para garantizar que llegue correctamente al cliente.</w:t>
@@ -4198,8 +4331,9 @@
       <w:pPr>
         <w:pStyle w:val="Ttulo2"/>
       </w:pPr>
-      <w:bookmarkStart w:id="7" w:name="_Toc239781316"/>
-      <w:r>
+      <w:bookmarkStart w:id="7" w:name="_Toc240129009"/>
+      <w:r>
+        <w:lastRenderedPageBreak/>
         <w:t>Políticas de preparación de pedidos</w:t>
       </w:r>
       <w:bookmarkEnd w:id="7"/>
@@ -4211,7 +4345,6 @@
     </w:p>
     <w:p>
       <w:r>
-        <w:lastRenderedPageBreak/>
         <w:t>Entre los aspectos que regulan se encuentran</w:t>
       </w:r>
       <w:r>
@@ -4230,11 +4363,17 @@
         </w:numPr>
       </w:pPr>
       <w:r>
+        <w:rPr>
+          <w:b/>
+          <w:bCs/>
+        </w:rPr>
         <w:t xml:space="preserve">Métodos de </w:t>
       </w:r>
       <w:r>
         <w:rPr>
           <w:rStyle w:val="Extranjerismo"/>
+          <w:b/>
+          <w:bCs/>
         </w:rPr>
         <w:t>picking</w:t>
       </w:r>
@@ -4267,6 +4406,10 @@
         </w:numPr>
       </w:pPr>
       <w:r>
+        <w:rPr>
+          <w:b/>
+          <w:bCs/>
+        </w:rPr>
         <w:t>Secuencia de preparación</w:t>
       </w:r>
       <w:r>
@@ -4288,6 +4431,10 @@
         </w:numPr>
       </w:pPr>
       <w:r>
+        <w:rPr>
+          <w:b/>
+          <w:bCs/>
+        </w:rPr>
         <w:t>Verificación de cantidades</w:t>
       </w:r>
       <w:r>
@@ -4309,13 +4456,21 @@
         </w:numPr>
       </w:pPr>
       <w:r>
+        <w:rPr>
+          <w:b/>
+          <w:bCs/>
+        </w:rPr>
         <w:t>Embalaje</w:t>
       </w:r>
       <w:r>
         <w:t xml:space="preserve">. </w:t>
       </w:r>
       <w:r>
-        <w:t>Orienta la selección y utilización de materiales que protegen los productos durante manipulación, almacenamiento temporal y transporte. Ejemplo: una empresa de comercio electrónico utiliza cajas y material protector según el tamaño y fragilidad de los artículos preparados.</w:t>
+        <w:t xml:space="preserve">Orienta la selección y utilización de materiales que protegen los productos durante manipulación, almacenamiento temporal y transporte. </w:t>
+      </w:r>
+      <w:r>
+        <w:lastRenderedPageBreak/>
+        <w:t>Ejemplo: una empresa de comercio electrónico utiliza cajas y material protector según el tamaño y fragilidad de los artículos preparados.</w:t>
       </w:r>
       <w:r>
         <w:tab/>
@@ -4330,6 +4485,10 @@
         </w:numPr>
       </w:pPr>
       <w:r>
+        <w:rPr>
+          <w:b/>
+          <w:bCs/>
+        </w:rPr>
         <w:t>Etiquetado</w:t>
       </w:r>
       <w:r>
@@ -4351,52 +4510,74 @@
         </w:numPr>
       </w:pPr>
       <w:r>
+        <w:rPr>
+          <w:b/>
+          <w:bCs/>
+        </w:rPr>
+        <w:t>Control final antes del despacho</w:t>
+      </w:r>
+      <w:r>
+        <w:t xml:space="preserve">. </w:t>
+      </w:r>
+      <w:r>
+        <w:t>Comprende la revisión integral del pedido para confirmar productos, cantidades, embalaje, etiquetado y documentación antes de autorizar su salida. Ejemplo: el responsable verifica el pedido consolidado contra la orden y libera la mercancía para cargue.</w:t>
+      </w:r>
+      <w:r>
+        <w:tab/>
+      </w:r>
+    </w:p>
+    <w:p>
+      <w:r>
+        <w:t>Su correcta aplicación contribuye a reducir devoluciones y mejorar el nivel de servicio.</w:t>
+      </w:r>
+    </w:p>
+    <w:p>
+      <w:r>
+        <w:t xml:space="preserve">  </w:t>
+      </w:r>
+      <w:r>
+        <w:rPr>
+          <w:b/>
+          <w:bCs/>
+        </w:rPr>
+        <w:t>Ejemplo empresarial</w:t>
+      </w:r>
+      <w:r>
+        <w:t>.</w:t>
+      </w:r>
+      <w:r>
+        <w:t xml:space="preserve"> Mercado Libre, a través de sus centros logísticos, aplica procedimientos estandarizados para el alistamiento de pedidos utilizando sistemas de identificación automática, verificación electrónica y control de calidad antes de la entrega a los operadores de transporte.</w:t>
+      </w:r>
+    </w:p>
+    <w:p>
+      <w:pPr>
+        <w:pStyle w:val="Ttulo2"/>
+      </w:pPr>
+      <w:bookmarkStart w:id="8" w:name="_Toc240129010"/>
+      <w:r>
+        <w:t>Políticas de manipulación, entrega y conservación de productos</w:t>
+      </w:r>
+      <w:bookmarkEnd w:id="8"/>
+    </w:p>
+    <w:p>
+      <w:r>
+        <w:t>Las políticas de manipulación, entrega y conservación establecen las condiciones necesarias para proteger las características físicas y funcionales de los productos durante las operaciones logísticas.</w:t>
+      </w:r>
+      <w:r>
+        <w:t xml:space="preserve"> </w:t>
+      </w:r>
+      <w:r>
+        <w:t xml:space="preserve">Buscan preservar sus características, prevenir </w:t>
+      </w:r>
+      <w:r>
         <w:lastRenderedPageBreak/>
-        <w:t>Control final antes del despacho</w:t>
-      </w:r>
-      <w:r>
-        <w:t xml:space="preserve">. </w:t>
-      </w:r>
-      <w:r>
-        <w:t>Comprende la revisión integral del pedido para confirmar productos, cantidades, embalaje, etiquetado y documentación antes de autorizar su salida. Ejemplo: el responsable verifica el pedido consolidado contra la orden y libera la mercancía para cargue.</w:t>
-      </w:r>
-      <w:r>
-        <w:tab/>
-      </w:r>
-    </w:p>
-    <w:p>
-      <w:r>
-        <w:t>Su correcta aplicación contribuye a reducir devoluciones y mejorar el nivel de servicio.</w:t>
-      </w:r>
-    </w:p>
-    <w:p>
-      <w:r>
-        <w:t xml:space="preserve">  </w:t>
-      </w:r>
-      <w:r>
-        <w:rPr>
-          <w:b/>
-          <w:bCs/>
-        </w:rPr>
-        <w:t>Ejemplo empresarial</w:t>
-      </w:r>
-      <w:r>
-        <w:t>: Mercado Libre, a través de sus centros logísticos, aplica procedimientos estandarizados para el alistamiento de pedidos utilizando sistemas de identificación automática, verificación electrónica y control de calidad antes de la entrega a los operadores de transporte.</w:t>
-      </w:r>
-    </w:p>
-    <w:p>
-      <w:pPr>
-        <w:pStyle w:val="Ttulo2"/>
-      </w:pPr>
-      <w:bookmarkStart w:id="8" w:name="_Toc239781317"/>
-      <w:r>
-        <w:t>Políticas de manipulación, entrega y conservación de productos</w:t>
-      </w:r>
-      <w:bookmarkEnd w:id="8"/>
-    </w:p>
-    <w:p>
-      <w:r>
-        <w:t xml:space="preserve">Las políticas de manipulación, entrega y conservación establecen las condiciones necesarias para proteger las características físicas y funcionales de los productos durante las operaciones logísticas.  Buscan preservar sus características, prevenir pérdidas o daños y garantizar que llegue al cliente en las condiciones de calidad y seguridad establecidas </w:t>
+        <w:t>pérdidas o daños y garantizar que llegue al cliente en las condiciones de calidad y seguridad establecidas</w:t>
+      </w:r>
+      <w:r>
+        <w:t>.</w:t>
+      </w:r>
+      <w:r>
+        <w:t xml:space="preserve"> </w:t>
       </w:r>
     </w:p>
     <w:p>
@@ -4413,6 +4594,10 @@
         </w:numPr>
       </w:pPr>
       <w:r>
+        <w:rPr>
+          <w:b/>
+          <w:bCs/>
+        </w:rPr>
         <w:t>Manejo seguro de la mercancía</w:t>
       </w:r>
       <w:r>
@@ -4425,11 +4610,7 @@
         <w:t xml:space="preserve"> </w:t>
       </w:r>
       <w:r>
-        <w:t xml:space="preserve">Ejemplo: en una bodega, los productos frágiles se manipulan </w:t>
-      </w:r>
-      <w:r>
-        <w:lastRenderedPageBreak/>
-        <w:t>con equipos adecuados y se mantienen identificados durante su movilización.</w:t>
+        <w:t>Ejemplo: en una bodega, los productos frágiles se manipulan con equipos adecuados y se mantienen identificados durante su movilización.</w:t>
       </w:r>
       <w:r>
         <w:tab/>
@@ -4445,6 +4626,10 @@
         </w:numPr>
       </w:pPr>
       <w:r>
+        <w:rPr>
+          <w:b/>
+          <w:bCs/>
+        </w:rPr>
         <w:t>Condiciones de almacenamiento</w:t>
       </w:r>
       <w:r>
@@ -4467,6 +4652,10 @@
         </w:numPr>
       </w:pPr>
       <w:r>
+        <w:rPr>
+          <w:b/>
+          <w:bCs/>
+        </w:rPr>
         <w:t>Requisitos de transporte</w:t>
       </w:r>
       <w:r>
@@ -4485,10 +4674,16 @@
         </w:numPr>
       </w:pPr>
       <w:r>
+        <w:rPr>
+          <w:b/>
+          <w:bCs/>
+        </w:rPr>
         <w:t>Conservación de la calidad hasta la entrega</w:t>
       </w:r>
       <w:r>
-        <w:tab/>
+        <w:t xml:space="preserve">. </w:t>
+      </w:r>
+      <w:r>
         <w:t>Integra prácticas de manipulación, almacenamiento, transporte y control destinadas a conservar las características del producto hasta su recepción.</w:t>
       </w:r>
       <w:r>
@@ -4504,31 +4699,21 @@
     </w:p>
     <w:p>
       <w:r>
+        <w:lastRenderedPageBreak/>
         <w:t>Su implementación permite reducir pérdidas, prevenir daños, cumplir con la normativa aplicable y fortalecer la confianza de clientes y proveedores en los procesos logísticos de la organización.</w:t>
       </w:r>
-    </w:p>
-    <w:p>
-      <w:r>
-        <w:rPr>
-          <w:b/>
-          <w:bCs/>
-        </w:rPr>
-        <w:t xml:space="preserve"> Ejemplo empresarial</w:t>
-      </w:r>
-      <w:r>
-        <w:t xml:space="preserve">: Bavaria S.A. aplica políticas específicas para la manipulación y conservación de bebidas, controlando aspectos como el almacenamiento, la rotación de inventarios, la limpieza de las áreas de distribución y las </w:t>
-      </w:r>
-      <w:r>
-        <w:lastRenderedPageBreak/>
-        <w:t>condiciones de transporte, con el fin de preservar la calidad de sus productos hasta el consumidor final.</w:t>
-      </w:r>
-    </w:p>
-    <w:p>
-      <w:r>
-        <w:rPr>
-          <w:b/>
-          <w:bCs/>
-        </w:rPr>
+      <w:r>
+        <w:t xml:space="preserve"> </w:t>
+      </w:r>
+      <w:r>
+        <w:t>Ejemplo empresarial:</w:t>
+      </w:r>
+      <w:r>
+        <w:t xml:space="preserve"> Bavaria S.A. aplica políticas específicas para la manipulación y conservación de bebidas, controlando aspectos como el almacenamiento, la rotación de inventarios, la limpieza de las áreas de distribución y las condiciones de transporte, con el fin de preservar la calidad de sus productos hasta el consumidor final.</w:t>
+      </w:r>
+    </w:p>
+    <w:p>
+      <w:r>
         <w:t>Video sugerido</w:t>
       </w:r>
       <w:r>
@@ -4537,10 +4722,11 @@
       <w:r>
         <w:t>.</w:t>
       </w:r>
-    </w:p>
-    <w:p>
-      <w:r>
-        <w:t xml:space="preserve"> A continuación, se invita a ir al siguiente video para fortalecer los conocimientos relacionados con políticas logísticas: </w:t>
+      <w:r>
+        <w:t xml:space="preserve"> </w:t>
+      </w:r>
+      <w:r>
+        <w:t xml:space="preserve">A continuación, se invita a ir al siguiente video para fortalecer los conocimientos relacionados con políticas logísticas: </w:t>
       </w:r>
       <w:hyperlink r:id="rId12" w:history="1">
         <w:r>
@@ -4553,10 +4739,6 @@
     </w:p>
     <w:p>
       <w:r>
-        <w:rPr>
-          <w:b/>
-          <w:bCs/>
-        </w:rPr>
         <w:t>Lectura sugerida</w:t>
       </w:r>
       <w:r>
@@ -4565,10 +4747,14 @@
       <w:r>
         <w:t>.</w:t>
       </w:r>
-    </w:p>
-    <w:p>
-      <w:r>
-        <w:t xml:space="preserve"> Se invita al aprendiz a profundizar en políticas logísticas, a través del siguiente artículo (página 32-50):</w:t>
+      <w:r>
+        <w:t xml:space="preserve"> Se invita al aprendiz a profundizar en políticas logísticas, a través del siguiente artículo (página</w:t>
+      </w:r>
+      <w:r>
+        <w:t>s</w:t>
+      </w:r>
+      <w:r>
+        <w:t xml:space="preserve"> 32-50):</w:t>
       </w:r>
       <w:r>
         <w:t xml:space="preserve"> </w:t>
@@ -4590,7 +4776,7 @@
         <w:t>ó</w:t>
       </w:r>
       <w:r>
-        <w:t>dcast: " Políticas logísticas como ventaja competitiva en las organizaciones modernas "</w:t>
+        <w:t xml:space="preserve">dcast: </w:t>
       </w:r>
     </w:p>
     <w:tbl>
@@ -4636,13 +4822,6 @@
                 <w:bCs/>
               </w:rPr>
               <w:t>Políticas logísticas como ventaja competitiva en las organizaciones modernas</w:t>
-            </w:r>
-            <w:r>
-              <w:rPr>
-                <w:b/>
-                <w:bCs/>
-              </w:rPr>
-              <w:t>.</w:t>
             </w:r>
           </w:p>
         </w:tc>
@@ -4671,8 +4850,6 @@
           <w:p/>
           <w:p/>
           <w:p/>
-          <w:p/>
-          <w:p/>
         </w:tc>
       </w:tr>
     </w:tbl>
@@ -4681,7 +4858,7 @@
       <w:pPr>
         <w:pStyle w:val="Ttulo1"/>
       </w:pPr>
-      <w:bookmarkStart w:id="9" w:name="_Toc239781318"/>
+      <w:bookmarkStart w:id="9" w:name="_Toc240129011"/>
       <w:r>
         <w:lastRenderedPageBreak/>
         <w:t>Planeación y control de operaciones logísticas</w:t>
@@ -4697,7 +4874,7 @@
       <w:pPr>
         <w:pStyle w:val="Ttulo2"/>
       </w:pPr>
-      <w:bookmarkStart w:id="10" w:name="_Toc239781319"/>
+      <w:bookmarkStart w:id="10" w:name="_Toc240129012"/>
       <w:r>
         <w:t>Cuadros de control</w:t>
       </w:r>
@@ -5139,14 +5316,17 @@
         <w:t>Ejemplo empresarial</w:t>
       </w:r>
       <w:r>
-        <w:t>: Grupo Éxito utiliza cuadros de control para supervisar indicadores como nivel de servicio, cumplimiento de entregas, rotación de inventarios, disponibilidad de productos y tiempos de abastecimiento en sus centros de distribución. Esta información permite identificar oportunidades de mejora y mantener la eficiencia de su red logística.</w:t>
+        <w:t>.</w:t>
+      </w:r>
+      <w:r>
+        <w:t xml:space="preserve"> Grupo Éxito utiliza cuadros de control para supervisar indicadores como nivel de servicio, cumplimiento de entregas, rotación de inventarios, disponibilidad de productos y tiempos de abastecimiento en sus centros de distribución. Esta información permite identificar oportunidades de mejora y mantener la eficiencia de su red logística.</w:t>
       </w:r>
     </w:p>
     <w:p>
       <w:pPr>
         <w:pStyle w:val="Ttulo2"/>
       </w:pPr>
-      <w:bookmarkStart w:id="11" w:name="_Toc239781320"/>
+      <w:bookmarkStart w:id="11" w:name="_Toc240129013"/>
       <w:r>
         <w:lastRenderedPageBreak/>
         <w:t>Matriz de proveedores (SRM)</w:t>
@@ -5155,7 +5335,13 @@
     </w:p>
     <w:p>
       <w:r>
-        <w:t>La Gestión de Relaciones con Proveedores (</w:t>
+        <w:t>La Gestión</w:t>
+      </w:r>
+      <w:r>
+        <w:t xml:space="preserve"> </w:t>
+      </w:r>
+      <w:r>
+        <w:t>de Relaciones con Proveedores (</w:t>
       </w:r>
       <w:r>
         <w:rPr>
@@ -5173,23 +5359,23 @@
       </w:r>
     </w:p>
     <w:p>
-      <w:r>
-        <w:rPr>
-          <w:b/>
-          <w:bCs/>
-        </w:rPr>
+      <w:pPr>
+        <w:rPr>
+          <w:szCs w:val="28"/>
+        </w:rPr>
+      </w:pPr>
+      <w:r>
+        <w:t xml:space="preserve">Llamado a la acción. </w:t>
+      </w:r>
+      <w:r>
         <w:t>Caso práctico</w:t>
       </w:r>
       <w:r>
         <w:t>. Matriz de proveedores (SRM).</w:t>
       </w:r>
-    </w:p>
-    <w:p>
-      <w:pPr>
-        <w:rPr>
-          <w:szCs w:val="28"/>
-        </w:rPr>
-      </w:pPr>
+      <w:r>
+        <w:t xml:space="preserve"> </w:t>
+      </w:r>
       <w:r>
         <w:t xml:space="preserve">El documento explica la manera de </w:t>
       </w:r>
@@ -5206,14 +5392,20 @@
         <w:t xml:space="preserve">Ir a la carpeta Anexos: </w:t>
       </w:r>
       <w:r>
-        <w:t>Anexo_01_Caso_practico_Matriz_SRM</w:t>
+        <w:t>Anexo_01_Caso_</w:t>
+      </w:r>
+      <w:r>
+        <w:t>P</w:t>
+      </w:r>
+      <w:r>
+        <w:t>ractico_Matriz_SRM</w:t>
       </w:r>
     </w:p>
     <w:p>
       <w:pPr>
         <w:pStyle w:val="Ttulo2"/>
       </w:pPr>
-      <w:bookmarkStart w:id="12" w:name="_Toc239781321"/>
+      <w:bookmarkStart w:id="12" w:name="_Toc240129014"/>
       <w:r>
         <w:t>Matriz de clientes (CRM)</w:t>
       </w:r>
@@ -5230,31 +5422,31 @@
         <w:t>Customer Relationship Management</w:t>
       </w:r>
       <w:r>
-        <w:t xml:space="preserve"> – CRM) es una herramienta que permite clasificar, analizar y priorizar a los clientes de acuerdo con variables como valor de compra, frecuencia, rentabilidad, comportamiento, nivel de servicio requerido y potencial de crecimiento. Además, integra estrategias, procesos y herramientas orientadas a conocer las necesidades del </w:t>
-      </w:r>
+        <w:t xml:space="preserve"> – CRM) es una herramienta que permite clasificar, analizar y priorizar a los clientes de acuerdo con variables como valor de compra, frecuencia, rentabilidad, comportamiento, nivel de servicio requerido y potencial de crecimiento. Además, integra estrategias, procesos y herramientas orientadas a conocer las necesidades del cliente, fortalecer la comunicación y mejorar el nivel de servicio durante todas las etapas de la cadena de suministro</w:t>
+      </w:r>
+      <w:r>
+        <w:t>.</w:t>
+      </w:r>
+    </w:p>
+    <w:p>
       <w:r>
         <w:lastRenderedPageBreak/>
-        <w:t>cliente, fortalecer la comunicación y mejorar el nivel de servicio durante todas las etapas de la cadena de suministro</w:t>
-      </w:r>
-    </w:p>
-    <w:p>
-      <w:r>
         <w:t>A partir del análisis de diferentes variables, la matriz CRM permite agrupar a los clientes según su importancia y comportamiento, facilitando la definición de estrategias comerciales y logísticas acordes con las características y necesidades de cada segmento.</w:t>
       </w:r>
     </w:p>
     <w:p>
       <w:r>
-        <w:rPr>
-          <w:b/>
-          <w:bCs/>
-        </w:rPr>
-        <w:t>Caso práctico</w:t>
-      </w:r>
-      <w:r>
-        <w:t>. Matriz de clientes (CRM).</w:t>
-      </w:r>
-    </w:p>
-    <w:p>
+        <w:t xml:space="preserve">Llamado a la acción. </w:t>
+      </w:r>
+      <w:r>
+        <w:t>Caso práctico. Matriz de clientes</w:t>
+      </w:r>
+      <w:r>
+        <w:t xml:space="preserve"> (CRM).</w:t>
+      </w:r>
+      <w:r>
+        <w:t xml:space="preserve"> </w:t>
+      </w:r>
       <w:r>
         <w:t>El documento explica la manera de cómo hacer una matriz de clientes por medio de un caso práctico.</w:t>
       </w:r>
@@ -5265,7 +5457,16 @@
         <w:t xml:space="preserve">Ir a la carpeta Anexos: </w:t>
       </w:r>
       <w:r>
-        <w:t>Anexo_02_Caso_practico_Matriz_CRM</w:t>
+        <w:t>Anexo_02_Caso_</w:t>
+      </w:r>
+      <w:r>
+        <w:t>P</w:t>
+      </w:r>
+      <w:r>
+        <w:t>ractico_Matriz_CRM</w:t>
+      </w:r>
+      <w:r>
+        <w:t>.</w:t>
       </w:r>
     </w:p>
     <w:p>
@@ -5277,14 +5478,17 @@
         <w:t>Ejemplo empresarial</w:t>
       </w:r>
       <w:r>
-        <w:t>: Homecenter Colombia analiza permanentemente la información de compra de sus clientes para planificar inventarios, programar despachos y ofrecer servicios logísticos acordes con las necesidades de cada segmento del mercado, mejorando así la experiencia de compra tanto en tiendas físicas como en canales digitales.</w:t>
+        <w:t>.</w:t>
+      </w:r>
+      <w:r>
+        <w:t xml:space="preserve"> Homecenter Colombia analiza permanentemente la información de compra de sus clientes para planificar inventarios, programar despachos y ofrecer servicios logísticos acordes con las necesidades de cada segmento del mercado, mejorando así la experiencia de compra tanto en tiendas físicas como en canales digitales.</w:t>
       </w:r>
     </w:p>
     <w:p>
       <w:pPr>
         <w:pStyle w:val="Ttulo2"/>
       </w:pPr>
-      <w:bookmarkStart w:id="13" w:name="_Toc239781322"/>
+      <w:bookmarkStart w:id="13" w:name="_Toc240129015"/>
       <w:r>
         <w:t>Control de manufactura</w:t>
       </w:r>
@@ -5295,10 +5499,8 @@
         <w:t>El control de manufactura comprende el seguimiento y la supervisión de las actividades desarrolladas durante los procesos de producción, garantizando que los recursos, materiales y operaciones se ejecuten conforme a la planeación establecida. Este control facilita la sincronización entre producción, abastecimiento, almacenamiento y distribución dentro de la cadena de suministro.</w:t>
       </w:r>
     </w:p>
-    <w:p/>
-    <w:p>
-      <w:r>
-        <w:lastRenderedPageBreak/>
+    <w:p>
+      <w:r>
         <w:t xml:space="preserve">Dentro de este control se consideran aspectos como: </w:t>
       </w:r>
     </w:p>
@@ -5311,6 +5513,10 @@
         </w:numPr>
       </w:pPr>
       <w:r>
+        <w:rPr>
+          <w:b/>
+          <w:bCs/>
+        </w:rPr>
         <w:t>Programación de la producción</w:t>
       </w:r>
       <w:r>
@@ -5333,6 +5539,11 @@
         </w:numPr>
       </w:pPr>
       <w:r>
+        <w:rPr>
+          <w:b/>
+          <w:bCs/>
+        </w:rPr>
+        <w:lastRenderedPageBreak/>
         <w:t>Disponibilidad de materiales</w:t>
       </w:r>
       <w:r>
@@ -5355,6 +5566,10 @@
         </w:numPr>
       </w:pPr>
       <w:r>
+        <w:rPr>
+          <w:b/>
+          <w:bCs/>
+        </w:rPr>
         <w:t>Capacidad de producción</w:t>
       </w:r>
       <w:r>
@@ -5377,6 +5592,10 @@
         </w:numPr>
       </w:pPr>
       <w:r>
+        <w:rPr>
+          <w:b/>
+          <w:bCs/>
+        </w:rPr>
         <w:t>Calidad de la producción</w:t>
       </w:r>
       <w:r>
@@ -5398,6 +5617,10 @@
         </w:numPr>
       </w:pPr>
       <w:r>
+        <w:rPr>
+          <w:b/>
+          <w:bCs/>
+        </w:rPr>
         <w:t>Cumplimiento de órdenes de producción</w:t>
       </w:r>
       <w:r>
@@ -5413,82 +5636,83 @@
     </w:p>
     <w:p>
       <w:r>
+        <w:t>Su aplicación permite identificar desviaciones en los procesos, optimizar la utilización de los recursos, reducir tiempos improductivos y asegurar la disponibilidad de productos terminados para atender oportunamente la demanda del mercado.</w:t>
+      </w:r>
+    </w:p>
+    <w:p>
+      <w:r>
+        <w:t xml:space="preserve"> </w:t>
+      </w:r>
+      <w:r>
+        <w:rPr>
+          <w:b/>
+          <w:bCs/>
+        </w:rPr>
+        <w:t>Ejemplo empresarial</w:t>
+      </w:r>
+      <w:r>
+        <w:t>.</w:t>
+      </w:r>
+      <w:r>
+        <w:t xml:space="preserve"> Tecnoquímicas S.A. realiza el control de sus procesos de manufactura mediante sistemas de programación y seguimiento de la producción que </w:t>
+      </w:r>
+      <w:r>
         <w:lastRenderedPageBreak/>
-        <w:t>Su aplicación permite identificar desviaciones en los procesos, optimizar la utilización de los recursos, reducir tiempos improductivos y asegurar la disponibilidad de productos terminados para atender oportunamente la demanda del mercado.</w:t>
-      </w:r>
-    </w:p>
-    <w:p>
+        <w:t>permiten garantizar la disponibilidad de medicamentos y productos de cuidado personal para su distribución nacional e internacional.</w:t>
+      </w:r>
+    </w:p>
+    <w:p>
+      <w:pPr>
+        <w:pStyle w:val="Ttulo2"/>
+      </w:pPr>
+      <w:bookmarkStart w:id="14" w:name="_Toc240129016"/>
+      <w:r>
+        <w:t>Matriz de transporte</w:t>
+      </w:r>
+      <w:bookmarkEnd w:id="14"/>
+    </w:p>
+    <w:p>
+      <w:r>
+        <w:t>La matriz de transporte es una herramienta de planeación utilizada para organizar y evaluar las alternativas de movilización de mercancías considerando variables como origen, destino, costos, tiempos de entrega, capacidad de carga, frecuencia de despacho y nivel de servicio. Su utilización facilita la selección de las rutas y medios de transporte más eficientes para cada operación logística.</w:t>
+      </w:r>
+    </w:p>
+    <w:p>
+      <w:r>
+        <w:t>Además de optimizar los costos de distribución, esta herramienta contribuye a mejorar la utilización de los recursos, reducir tiempos de desplazamiento y fortalecer el cumplimiento de los compromisos adquiridos con los clientes.</w:t>
+      </w:r>
+    </w:p>
+    <w:p>
+      <w:r>
+        <w:rPr>
+          <w:b/>
+          <w:bCs/>
+        </w:rPr>
+        <w:t>Ejemplo empresarial</w:t>
+      </w:r>
+      <w:r>
+        <w:rPr>
+          <w:b/>
+          <w:bCs/>
+        </w:rPr>
+        <w:t>.</w:t>
+      </w:r>
+      <w:r>
+        <w:t xml:space="preserve"> Coordinadora Mercantil S.A. utiliza herramientas de planeación para organizar las rutas de transporte, asignar vehículos según la capacidad requerida y optimizar la distribución de mercancías en todo el territorio nacional. Esta planificación permite mejorar los tiempos de entrega, incrementar la eficiencia operativa y garantizar un servicio confiable a sus clientes.</w:t>
+      </w:r>
+    </w:p>
+    <w:p>
+      <w:r>
+        <w:t>Video sugerido</w:t>
+      </w:r>
+      <w:r>
+        <w:t>. Webinar: herramientas tecnológicas en las cadenas de suministro</w:t>
+      </w:r>
+      <w:r>
+        <w:t>.</w:t>
+      </w:r>
       <w:r>
         <w:t xml:space="preserve"> </w:t>
       </w:r>
-      <w:r>
-        <w:rPr>
-          <w:b/>
-          <w:bCs/>
-        </w:rPr>
-        <w:t>Ejemplo empresarial</w:t>
-      </w:r>
-      <w:r>
-        <w:t>: Tecnoquímicas S.A. realiza el control de sus procesos de manufactura mediante sistemas de programación y seguimiento de la producción que permiten garantizar la disponibilidad de medicamentos y productos de cuidado personal para su distribución nacional e internacional.</w:t>
-      </w:r>
-    </w:p>
-    <w:p>
-      <w:pPr>
-        <w:pStyle w:val="Ttulo2"/>
-      </w:pPr>
-      <w:bookmarkStart w:id="14" w:name="_Toc239781323"/>
-      <w:r>
-        <w:t>Matriz de transporte</w:t>
-      </w:r>
-      <w:bookmarkEnd w:id="14"/>
-    </w:p>
-    <w:p>
-      <w:r>
-        <w:t>La matriz de transporte es una herramienta de planeación utilizada para organizar y evaluar las alternativas de movilización de mercancías considerando variables como origen, destino, costos, tiempos de entrega, capacidad de carga, frecuencia de despacho y nivel de servicio. Su utilización facilita la selección de las rutas y medios de transporte más eficientes para cada operación logística.</w:t>
-      </w:r>
-    </w:p>
-    <w:p>
-      <w:r>
-        <w:t>Además de optimizar los costos de distribución, esta herramienta contribuye a mejorar la utilización de los recursos, reducir tiempos de desplazamiento y fortalecer el cumplimiento de los compromisos adquiridos con los clientes.</w:t>
-      </w:r>
-    </w:p>
-    <w:p>
-      <w:r>
-        <w:rPr>
-          <w:b/>
-          <w:bCs/>
-        </w:rPr>
-        <w:t>Ejemplo empresarial</w:t>
-      </w:r>
-      <w:r>
-        <w:t>: Coordinadora Mercantil S.A. utiliza herramientas de planeación para organizar las rutas de transporte, asignar vehículos según la capacidad requerida y optimizar la distribución de mercancías en todo el territorio nacional. Esta planificación permite mejorar los tiempos de entrega, incrementar la eficiencia operativa y garantizar un servicio confiable a sus clientes.</w:t>
-      </w:r>
-    </w:p>
-    <w:p>
-      <w:r>
-        <w:rPr>
-          <w:b/>
-          <w:bCs/>
-        </w:rPr>
-        <w:lastRenderedPageBreak/>
-        <w:t>Video sugerido</w:t>
-      </w:r>
-      <w:r>
-        <w:t xml:space="preserve">. </w:t>
-      </w:r>
-      <w:proofErr w:type="spellStart"/>
-      <w:r>
-        <w:t>Webinar</w:t>
-      </w:r>
-      <w:proofErr w:type="spellEnd"/>
-      <w:r>
-        <w:t>: herramientas tecnológicas en las cadenas de suministro</w:t>
-      </w:r>
-      <w:r>
-        <w:t>.</w:t>
-      </w:r>
-    </w:p>
-    <w:p>
       <w:r>
         <w:t xml:space="preserve"> A continuación, se invita a ir al siguiente video para fortalecer los conocimientos relacionados con planeación y control de operación logísticas:</w:t>
       </w:r>
@@ -5506,17 +5730,15 @@
     </w:p>
     <w:p>
       <w:r>
-        <w:rPr>
-          <w:b/>
-          <w:bCs/>
-        </w:rPr>
+        <w:lastRenderedPageBreak/>
         <w:t>Lectura sugerida</w:t>
       </w:r>
       <w:r>
         <w:t>. Los cuatro ejes «WMS, SCM, CRM y ERP» para la e-logística.</w:t>
       </w:r>
-    </w:p>
-    <w:p>
+      <w:r>
+        <w:t xml:space="preserve"> </w:t>
+      </w:r>
       <w:r>
         <w:t xml:space="preserve"> Se invita al aprendiz a profundizar en lo relacionado a planeación y control de operaciones logísticas, a través del siguiente artículo:</w:t>
       </w:r>
@@ -5544,7 +5766,7 @@
       <w:pPr>
         <w:pStyle w:val="Ttulo1"/>
       </w:pPr>
-      <w:bookmarkStart w:id="15" w:name="_Toc239781324"/>
+      <w:bookmarkStart w:id="15" w:name="_Toc240129017"/>
       <w:r>
         <w:lastRenderedPageBreak/>
         <w:t>Planeación de requerimientos logísticos</w:t>
@@ -5565,7 +5787,7 @@
       <w:pPr>
         <w:pStyle w:val="Ttulo2"/>
       </w:pPr>
-      <w:bookmarkStart w:id="16" w:name="_Toc239781325"/>
+      <w:bookmarkStart w:id="16" w:name="_Toc240129018"/>
       <w:r>
         <w:t>Análisis agregado</w:t>
       </w:r>
@@ -5590,6 +5812,10 @@
         </w:numPr>
       </w:pPr>
       <w:r>
+        <w:rPr>
+          <w:b/>
+          <w:bCs/>
+        </w:rPr>
         <w:t>Pronósticos de ventas</w:t>
       </w:r>
       <w:r>
@@ -5608,6 +5834,10 @@
         </w:numPr>
       </w:pPr>
       <w:r>
+        <w:rPr>
+          <w:b/>
+          <w:bCs/>
+        </w:rPr>
         <w:t>Capacidad instalada</w:t>
       </w:r>
       <w:r>
@@ -5630,6 +5860,10 @@
         </w:numPr>
       </w:pPr>
       <w:r>
+        <w:rPr>
+          <w:b/>
+          <w:bCs/>
+        </w:rPr>
         <w:t>Niveles de inventario</w:t>
       </w:r>
       <w:r>
@@ -5648,6 +5882,10 @@
         </w:numPr>
       </w:pPr>
       <w:r>
+        <w:rPr>
+          <w:b/>
+          <w:bCs/>
+        </w:rPr>
         <w:t>Recursos disponibles</w:t>
       </w:r>
       <w:r>
@@ -5661,7 +5899,7 @@
       <w:pPr>
         <w:pStyle w:val="Ttulo2"/>
       </w:pPr>
-      <w:bookmarkStart w:id="17" w:name="_Toc239781326"/>
+      <w:bookmarkStart w:id="17" w:name="_Toc240129019"/>
       <w:r>
         <w:t>Plan agregado</w:t>
       </w:r>
@@ -5686,7 +5924,14 @@
         <w:t>Ejemplo empresarial</w:t>
       </w:r>
       <w:r>
-        <w:t xml:space="preserve">: Grupo Nutresa desarrolla planes agregados para coordinar la producción de sus diferentes líneas de alimentos, ajustando la capacidad de sus </w:t>
+        <w:rPr>
+          <w:b/>
+          <w:bCs/>
+        </w:rPr>
+        <w:t>.</w:t>
+      </w:r>
+      <w:r>
+        <w:t xml:space="preserve"> Grupo Nutresa desarrolla planes agregados para coordinar la producción de sus diferentes líneas de alimentos, ajustando la capacidad de sus </w:t>
       </w:r>
       <w:r>
         <w:lastRenderedPageBreak/>
@@ -5697,7 +5942,7 @@
       <w:pPr>
         <w:pStyle w:val="Ttulo2"/>
       </w:pPr>
-      <w:bookmarkStart w:id="18" w:name="_Toc239781327"/>
+      <w:bookmarkStart w:id="18" w:name="_Toc240129020"/>
       <w:r>
         <w:t>Programa Maestro de Producción (MPS)</w:t>
       </w:r>
@@ -5719,7 +5964,10 @@
     </w:p>
     <w:p>
       <w:r>
-        <w:t xml:space="preserve">El MPS permite coordinar la producción con las necesidades del mercado, </w:t>
+        <w:t>El MPS permite coordinar la producción con las necesidades del mercado</w:t>
+      </w:r>
+      <w:r>
+        <w:t>:</w:t>
       </w:r>
     </w:p>
     <w:p>
@@ -5731,6 +5979,10 @@
         </w:numPr>
       </w:pPr>
       <w:r>
+        <w:rPr>
+          <w:b/>
+          <w:bCs/>
+        </w:rPr>
         <w:t>Programación de compras</w:t>
       </w:r>
       <w:r>
@@ -5753,6 +6005,10 @@
         </w:numPr>
       </w:pPr>
       <w:r>
+        <w:rPr>
+          <w:b/>
+          <w:bCs/>
+        </w:rPr>
         <w:t>Disponibilidad de materiales</w:t>
       </w:r>
       <w:r>
@@ -5775,6 +6031,10 @@
         </w:numPr>
       </w:pPr>
       <w:r>
+        <w:rPr>
+          <w:b/>
+          <w:bCs/>
+        </w:rPr>
         <w:t>Utilización de los recursos productivos</w:t>
       </w:r>
       <w:r>
@@ -5803,14 +6063,21 @@
         <w:t xml:space="preserve"> Ejemplo empresarial</w:t>
       </w:r>
       <w:r>
-        <w:t>: Colombina S.A. utiliza el Programa Maestro de Producción para planificar la fabricación de confites, chocolates y galletas, garantizando que las diferentes plantas produzcan las cantidades necesarias para abastecer tanto el mercado nacional como las exportaciones.</w:t>
+        <w:rPr>
+          <w:b/>
+          <w:bCs/>
+        </w:rPr>
+        <w:t>.</w:t>
+      </w:r>
+      <w:r>
+        <w:t xml:space="preserve"> Colombina S.A. utiliza el Programa Maestro de Producción para planificar la fabricación de confites, chocolates y galletas, garantizando que las diferentes plantas produzcan las cantidades necesarias para abastecer tanto el mercado nacional como las exportaciones.</w:t>
       </w:r>
     </w:p>
     <w:p>
       <w:pPr>
         <w:pStyle w:val="Ttulo2"/>
       </w:pPr>
-      <w:bookmarkStart w:id="19" w:name="_Toc239781328"/>
+      <w:bookmarkStart w:id="19" w:name="_Toc240129021"/>
       <w:r>
         <w:t>Planificación de Requerimientos de Materiales (MRP)</w:t>
       </w:r>
@@ -5844,14 +6111,17 @@
         <w:t>Ejemplo empresarial</w:t>
       </w:r>
       <w:r>
-        <w:t>: Toyota emplea sistemas MRP para programar el suministro de componentes automotrices requeridos en sus líneas de ensamblaje, coordinando las entregas de proveedores nacionales e internacionales con la programación de producción.</w:t>
+        <w:t>.</w:t>
+      </w:r>
+      <w:r>
+        <w:t xml:space="preserve"> Toyota emplea sistemas MRP para programar el suministro de componentes automotrices requeridos en sus líneas de ensamblaje, coordinando las entregas de proveedores nacionales e internacionales con la programación de producción.</w:t>
       </w:r>
     </w:p>
     <w:p>
       <w:pPr>
         <w:pStyle w:val="Ttulo2"/>
       </w:pPr>
-      <w:bookmarkStart w:id="20" w:name="_Toc239781329"/>
+      <w:bookmarkStart w:id="20" w:name="_Toc240129022"/>
       <w:r>
         <w:lastRenderedPageBreak/>
         <w:t>Lista de materiales (BOM)</w:t>
@@ -6247,7 +6517,7 @@
       <w:pPr>
         <w:pStyle w:val="Ttulo2"/>
       </w:pPr>
-      <w:bookmarkStart w:id="21" w:name="_Toc239781330"/>
+      <w:bookmarkStart w:id="21" w:name="_Toc240129023"/>
       <w:r>
         <w:t>Cantidad económica de pedido (EOQ)</w:t>
       </w:r>
@@ -6343,40 +6613,91 @@
       </w:r>
     </w:p>
     <w:p>
-      <w:r>
+      <w:pPr>
+        <w:pStyle w:val="Prrafodelista"/>
+        <w:numPr>
+          <w:ilvl w:val="0"/>
+          <w:numId w:val="24"/>
+        </w:numPr>
+      </w:pPr>
+      <w:r>
+        <w:rPr>
+          <w:b/>
+          <w:bCs/>
+        </w:rPr>
         <w:t>Q*</w:t>
       </w:r>
       <w:r>
+        <w:rPr>
+          <w:b/>
+          <w:bCs/>
+        </w:rPr>
+        <w:t>:</w:t>
+      </w:r>
+      <w:r>
+        <w:t xml:space="preserve"> c</w:t>
+      </w:r>
+      <w:r>
+        <w:t>antidad económica u óptima que debe solicitarse en cada pedido.</w:t>
+      </w:r>
+    </w:p>
+    <w:p>
+      <w:pPr>
+        <w:pStyle w:val="Prrafodelista"/>
+        <w:numPr>
+          <w:ilvl w:val="0"/>
+          <w:numId w:val="24"/>
+        </w:numPr>
+      </w:pPr>
+      <w:r>
+        <w:rPr>
+          <w:b/>
+          <w:bCs/>
+        </w:rPr>
+        <w:t>D – Demanda</w:t>
+      </w:r>
+      <w:r>
         <w:t>: c</w:t>
       </w:r>
       <w:r>
-        <w:t>antidad económica u óptima que debe solicitarse en cada pedido.</w:t>
-      </w:r>
-    </w:p>
-    <w:p>
-      <w:r>
-        <w:t>D – Demanda</w:t>
+        <w:t>antidad total de unidades que se espera consumir o vender durante el periodo analizado, generalmente un año.</w:t>
+      </w:r>
+    </w:p>
+    <w:p>
+      <w:pPr>
+        <w:pStyle w:val="Prrafodelista"/>
+        <w:numPr>
+          <w:ilvl w:val="0"/>
+          <w:numId w:val="24"/>
+        </w:numPr>
+      </w:pPr>
+      <w:r>
+        <w:rPr>
+          <w:b/>
+          <w:bCs/>
+        </w:rPr>
+        <w:t>S – Costo por pedido</w:t>
       </w:r>
       <w:r>
         <w:t>: c</w:t>
       </w:r>
       <w:r>
-        <w:t>antidad total de unidades que se espera consumir o vender durante el periodo analizado, generalmente un año.</w:t>
-      </w:r>
-    </w:p>
-    <w:p>
-      <w:r>
-        <w:t>S – Costo por pedido</w:t>
-      </w:r>
-      <w:r>
-        <w:t>: c</w:t>
-      </w:r>
-      <w:r>
         <w:t>osto asociado con generar y gestionar una orden, incluyendo actividades administrativas, recepción y procesamiento del pedido.</w:t>
       </w:r>
     </w:p>
     <w:p>
-      <w:r>
+      <w:pPr>
+        <w:pStyle w:val="Prrafodelista"/>
+        <w:numPr>
+          <w:ilvl w:val="0"/>
+          <w:numId w:val="24"/>
+        </w:numPr>
+      </w:pPr>
+      <w:r>
+        <w:rPr>
+          <w:b/>
+          <w:bCs/>
+        </w:rPr>
         <w:t>H – Costo de mantenimiento</w:t>
       </w:r>
       <w:r>
@@ -6401,15 +6722,14 @@
         <w:t>Ejemplo empresarial</w:t>
       </w:r>
       <w:r>
-        <w:t>: Olímpica S.A. puede utilizar el modelo EOQ para calcular la cantidad óptima de productos de alta rotación que debe solicitar a sus proveedores, evitando tanto el desabastecimiento como el exceso de inventario en sus centros de distribución y supermercados.</w:t>
-      </w:r>
-    </w:p>
-    <w:p>
-      <w:r>
-        <w:rPr>
-          <w:b/>
-          <w:bCs/>
-        </w:rPr>
+        <w:t>.</w:t>
+      </w:r>
+      <w:r>
+        <w:t xml:space="preserve"> Olímpica S.A. puede utilizar el modelo EOQ para calcular la cantidad óptima de productos de alta rotación que debe solicitar a sus proveedores, evitando tanto el desabastecimiento como el exceso de inventario en sus centros de distribución y supermercados.</w:t>
+      </w:r>
+    </w:p>
+    <w:p>
+      <w:r>
         <w:t>Video sugerido</w:t>
       </w:r>
       <w:r>
@@ -6418,10 +6738,11 @@
       <w:r>
         <w:t>.</w:t>
       </w:r>
-    </w:p>
-    <w:p>
-      <w:r>
-        <w:t xml:space="preserve"> A continuación, se invita a ir al siguiente video para fortalecer los conocimientos relacionados con planeación de requerimientos logísticos:</w:t>
+      <w:r>
+        <w:t xml:space="preserve"> </w:t>
+      </w:r>
+      <w:r>
+        <w:t>A continuación, se invita a ir al siguiente video para fortalecer los conocimientos relacionados con planeación de requerimientos logísticos:</w:t>
       </w:r>
     </w:p>
     <w:p>
@@ -6436,22 +6757,19 @@
     </w:p>
     <w:p>
       <w:r>
-        <w:rPr>
-          <w:b/>
-          <w:bCs/>
-        </w:rPr>
-        <w:t>Lectura sugerida</w:t>
-      </w:r>
-      <w:r>
-        <w:t>. El MRP En la gestión de inventarios</w:t>
+        <w:t>Lectura sugerida. El</w:t>
+      </w:r>
+      <w:r>
+        <w:t xml:space="preserve"> MRP En la gestión de inventarios</w:t>
       </w:r>
       <w:r>
         <w:t>.</w:t>
       </w:r>
-    </w:p>
-    <w:p>
-      <w:r>
-        <w:t xml:space="preserve"> Se invita al aprendiz a profundizar en planeación de requerimientos logísticos, a través del siguiente artículo:</w:t>
+      <w:r>
+        <w:t xml:space="preserve"> </w:t>
+      </w:r>
+      <w:r>
+        <w:t>Se invita al aprendiz a profundizar en planeación de requerimientos logísticos, a través del siguiente artículo:</w:t>
       </w:r>
     </w:p>
     <w:p>
@@ -6477,7 +6795,7 @@
       <w:pPr>
         <w:pStyle w:val="Ttulo1"/>
       </w:pPr>
-      <w:bookmarkStart w:id="22" w:name="_Toc239781331"/>
+      <w:bookmarkStart w:id="22" w:name="_Toc240129024"/>
       <w:r>
         <w:lastRenderedPageBreak/>
         <w:t>Diseño de redes logísticas</w:t>
@@ -6493,7 +6811,7 @@
       <w:pPr>
         <w:pStyle w:val="Ttulo2"/>
       </w:pPr>
-      <w:bookmarkStart w:id="23" w:name="_Toc239781332"/>
+      <w:bookmarkStart w:id="23" w:name="_Toc240129025"/>
       <w:r>
         <w:t>Redes de transporte</w:t>
       </w:r>
@@ -6518,6 +6836,10 @@
         </w:numPr>
       </w:pPr>
       <w:r>
+        <w:rPr>
+          <w:b/>
+          <w:bCs/>
+        </w:rPr>
         <w:t>Tipo de mercancía</w:t>
       </w:r>
       <w:r>
@@ -6540,6 +6862,10 @@
         </w:numPr>
       </w:pPr>
       <w:r>
+        <w:rPr>
+          <w:b/>
+          <w:bCs/>
+        </w:rPr>
         <w:t>Volumen de carga</w:t>
       </w:r>
       <w:r>
@@ -6562,6 +6888,10 @@
         </w:numPr>
       </w:pPr>
       <w:r>
+        <w:rPr>
+          <w:b/>
+          <w:bCs/>
+        </w:rPr>
         <w:lastRenderedPageBreak/>
         <w:t>Distancias</w:t>
       </w:r>
@@ -6585,6 +6915,10 @@
         </w:numPr>
       </w:pPr>
       <w:r>
+        <w:rPr>
+          <w:b/>
+          <w:bCs/>
+        </w:rPr>
         <w:t>Costos operativos</w:t>
       </w:r>
       <w:r>
@@ -6607,6 +6941,10 @@
         </w:numPr>
       </w:pPr>
       <w:r>
+        <w:rPr>
+          <w:b/>
+          <w:bCs/>
+        </w:rPr>
         <w:t>Infraestructura disponible</w:t>
       </w:r>
       <w:r>
@@ -6629,6 +6967,10 @@
         </w:numPr>
       </w:pPr>
       <w:r>
+        <w:rPr>
+          <w:b/>
+          <w:bCs/>
+        </w:rPr>
         <w:t>Niveles de servicio requeridos</w:t>
       </w:r>
       <w:r>
@@ -6656,7 +6998,10 @@
         <w:t>Ejemplo empresarial</w:t>
       </w:r>
       <w:r>
-        <w:t xml:space="preserve">: Servientrega opera una red nacional de transporte integrada por centros logísticos, plataformas de clasificación y una flota terrestre y </w:t>
+        <w:t xml:space="preserve">. </w:t>
+      </w:r>
+      <w:r>
+        <w:t xml:space="preserve">Servientrega opera una red nacional de transporte integrada por centros logísticos, plataformas de clasificación y una flota terrestre y </w:t>
       </w:r>
       <w:r>
         <w:lastRenderedPageBreak/>
@@ -6667,7 +7012,7 @@
       <w:pPr>
         <w:pStyle w:val="Ttulo2"/>
       </w:pPr>
-      <w:bookmarkStart w:id="24" w:name="_Toc239781333"/>
+      <w:bookmarkStart w:id="24" w:name="_Toc240129026"/>
       <w:r>
         <w:t>Redes de distribución</w:t>
       </w:r>
@@ -6692,6 +7037,10 @@
         </w:numPr>
       </w:pPr>
       <w:r>
+        <w:rPr>
+          <w:b/>
+          <w:bCs/>
+        </w:rPr>
         <w:t>Plantas de producción</w:t>
       </w:r>
       <w:r>
@@ -6714,6 +7063,10 @@
         </w:numPr>
       </w:pPr>
       <w:r>
+        <w:rPr>
+          <w:b/>
+          <w:bCs/>
+        </w:rPr>
         <w:t>Centros de distribución</w:t>
       </w:r>
       <w:r>
@@ -6736,6 +7089,10 @@
         </w:numPr>
       </w:pPr>
       <w:r>
+        <w:rPr>
+          <w:b/>
+          <w:bCs/>
+        </w:rPr>
         <w:t>Operadores logísticos</w:t>
       </w:r>
       <w:r>
@@ -6762,6 +7119,10 @@
         </w:numPr>
       </w:pPr>
       <w:r>
+        <w:rPr>
+          <w:b/>
+          <w:bCs/>
+        </w:rPr>
         <w:t>Transportadores</w:t>
       </w:r>
       <w:r>
@@ -6784,6 +7145,10 @@
         </w:numPr>
       </w:pPr>
       <w:r>
+        <w:rPr>
+          <w:b/>
+          <w:bCs/>
+        </w:rPr>
         <w:t>Distribuidores</w:t>
       </w:r>
       <w:r>
@@ -6806,6 +7171,10 @@
         </w:numPr>
       </w:pPr>
       <w:r>
+        <w:rPr>
+          <w:b/>
+          <w:bCs/>
+        </w:rPr>
         <w:t>Puntos de venta</w:t>
       </w:r>
       <w:r>
@@ -6828,14 +7197,17 @@
         <w:t>Ejemplo empresarial</w:t>
       </w:r>
       <w:r>
-        <w:t>: Grupo Éxito dispone de una red de distribución conformada por centros de distribución estratégicamente ubicados que abastecen sus diferentes formatos comerciales, permitiendo mantener la disponibilidad de productos en supermercados, hipermercados y tiendas de proximidad en todo el territorio nacional.</w:t>
+        <w:t>.</w:t>
+      </w:r>
+      <w:r>
+        <w:t xml:space="preserve"> Grupo Éxito dispone de una red de distribución conformada por centros de distribución estratégicamente ubicados que abastecen sus diferentes formatos comerciales, permitiendo mantener la disponibilidad de productos en supermercados, hipermercados y tiendas de proximidad en todo el territorio nacional.</w:t>
       </w:r>
     </w:p>
     <w:p>
       <w:pPr>
         <w:pStyle w:val="Ttulo2"/>
       </w:pPr>
-      <w:bookmarkStart w:id="25" w:name="_Toc239781334"/>
+      <w:bookmarkStart w:id="25" w:name="_Toc240129027"/>
       <w:r>
         <w:t>Rutas críticas</w:t>
       </w:r>
@@ -6864,14 +7236,17 @@
         <w:t>Ejemplo empresarial</w:t>
       </w:r>
       <w:r>
-        <w:t>: durante el lanzamiento de un nuevo proyecto de vivienda, Marval S.A. debe coordinar actividades para la construcción de las unidades habitacionales, que van desde la preparación del sitio, hasta todos los trabajos civiles tanto en interiores como en exteriores. La identificación de la ruta crítica permite garantizar que las viviendas estén disponibles para exhibición en la fecha prevista para su comercialización.</w:t>
+        <w:t>. D</w:t>
+      </w:r>
+      <w:r>
+        <w:t>urante el lanzamiento de un nuevo proyecto de vivienda, Marval S.A. debe coordinar actividades para la construcción de las unidades habitacionales, que van desde la preparación del sitio, hasta todos los trabajos civiles tanto en interiores como en exteriores. La identificación de la ruta crítica permite garantizar que las viviendas estén disponibles para exhibición en la fecha prevista para su comercialización.</w:t>
       </w:r>
     </w:p>
     <w:p>
       <w:pPr>
         <w:pStyle w:val="Ttulo2"/>
       </w:pPr>
-      <w:bookmarkStart w:id="26" w:name="_Toc239781335"/>
+      <w:bookmarkStart w:id="26" w:name="_Toc240129028"/>
       <w:r>
         <w:t>Método PERT</w:t>
       </w:r>
@@ -7042,7 +7417,14 @@
     </w:tbl>
     <w:p>
       <w:r>
-        <w:t>El tiempo esperado (TE) se calcula mediante:  TE = (O + 4M+P) / 6</w:t>
+        <w:t xml:space="preserve">El tiempo esperado (TE) se calcula mediante:  </w:t>
+      </w:r>
+      <w:r>
+        <w:rPr>
+          <w:b/>
+          <w:bCs/>
+        </w:rPr>
+        <w:t>TE = (O + 4M+P) / 6</w:t>
       </w:r>
     </w:p>
     <w:p>
@@ -7058,7 +7440,17 @@
       </w:r>
     </w:p>
     <w:p>
-      <w:r>
+      <w:pPr>
+        <w:rPr>
+          <w:b/>
+          <w:bCs/>
+        </w:rPr>
+      </w:pPr>
+      <w:r>
+        <w:rPr>
+          <w:b/>
+          <w:bCs/>
+        </w:rPr>
         <w:t>TE= (4+(4×6) +10) / 6 = 6,33 horas</w:t>
       </w:r>
     </w:p>
@@ -7081,23 +7473,10 @@
         <w:t>Ejemplo empresarial</w:t>
       </w:r>
       <w:r>
-        <w:t xml:space="preserve">: DHL </w:t>
-      </w:r>
-      <w:proofErr w:type="spellStart"/>
-      <w:r>
-        <w:t>Supply</w:t>
-      </w:r>
-      <w:proofErr w:type="spellEnd"/>
-      <w:r>
-        <w:t xml:space="preserve"> </w:t>
-      </w:r>
-      <w:proofErr w:type="spellStart"/>
-      <w:r>
-        <w:t>Chain</w:t>
-      </w:r>
-      <w:proofErr w:type="spellEnd"/>
-      <w:r>
-        <w:t xml:space="preserve"> puede utilizar el método PERT para planificar la puesta en marcha de un nuevo centro de distribución, estimando los </w:t>
+        <w:t>.</w:t>
+      </w:r>
+      <w:r>
+        <w:t xml:space="preserve"> DHL Supply Chain puede utilizar el método PERT para planificar la puesta en marcha de un nuevo centro de distribución, estimando los </w:t>
       </w:r>
       <w:r>
         <w:lastRenderedPageBreak/>
@@ -7108,7 +7487,7 @@
       <w:pPr>
         <w:pStyle w:val="Ttulo2"/>
       </w:pPr>
-      <w:bookmarkStart w:id="27" w:name="_Toc239781336"/>
+      <w:bookmarkStart w:id="27" w:name="_Toc240129029"/>
       <w:r>
         <w:t>Método CPM</w:t>
       </w:r>
@@ -7145,15 +7524,14 @@
         <w:t>Ejemplo empresarial</w:t>
       </w:r>
       <w:r>
-        <w:t>: Constructora Bolívar, en el desarrollo de proyectos de infraestructura logística, utiliza metodologías de programación como el CPM para coordinar actividades relacionadas con construcción de bodegas, instalación de sistemas, adecuación de patios de maniobra y entrega de las instalaciones dentro de los tiempos contractuales.</w:t>
-      </w:r>
-    </w:p>
-    <w:p>
-      <w:r>
-        <w:rPr>
-          <w:b/>
-          <w:bCs/>
-        </w:rPr>
+        <w:t>.</w:t>
+      </w:r>
+      <w:r>
+        <w:t xml:space="preserve"> Constructora Bolívar, en el desarrollo de proyectos de infraestructura logística, utiliza metodologías de programación como el CPM para coordinar actividades relacionadas con construcción de bodegas, instalación de sistemas, adecuación de patios de maniobra y entrega de las instalaciones dentro de los tiempos contractuales.</w:t>
+      </w:r>
+    </w:p>
+    <w:p>
+      <w:r>
         <w:t>Video sugerido</w:t>
       </w:r>
       <w:r>
@@ -7162,10 +7540,11 @@
       <w:r>
         <w:t>.</w:t>
       </w:r>
-    </w:p>
-    <w:p>
-      <w:r>
-        <w:t xml:space="preserve"> A continuación, se invita a ir al siguiente video para fortalecer los conocimientos relacionados con diseño de redes logísticas:</w:t>
+      <w:r>
+        <w:t xml:space="preserve"> </w:t>
+      </w:r>
+      <w:r>
+        <w:t>A continuación, se invita a ir al siguiente video para fortalecer los conocimientos relacionados con diseño de redes logísticas:</w:t>
       </w:r>
     </w:p>
     <w:p>
@@ -7180,10 +7559,6 @@
     </w:p>
     <w:p>
       <w:r>
-        <w:rPr>
-          <w:b/>
-          <w:bCs/>
-        </w:rPr>
         <w:lastRenderedPageBreak/>
         <w:t>Lectura sugerida</w:t>
       </w:r>
@@ -7193,10 +7568,11 @@
       <w:r>
         <w:t>.</w:t>
       </w:r>
-    </w:p>
-    <w:p>
-      <w:r>
-        <w:t xml:space="preserve"> Se invita al aprendiz a profundizar en diseño de redes logísticas, tal como se muestra en el siguiente artículo:</w:t>
+      <w:r>
+        <w:t xml:space="preserve"> </w:t>
+      </w:r>
+      <w:r>
+        <w:t>Se invita al aprendiz a profundizar en diseño de redes logísticas, tal como se muestra en el siguiente artículo:</w:t>
       </w:r>
     </w:p>
     <w:p>
@@ -7218,12 +7594,6 @@
       </w:r>
       <w:r>
         <w:t>dcast:</w:t>
-      </w:r>
-      <w:r>
-        <w:t xml:space="preserve"> </w:t>
-      </w:r>
-      <w:r>
-        <w:t>"Diseño de redes logísticas: conectando el transporte con la distribución eficiente”.</w:t>
       </w:r>
     </w:p>
     <w:tbl>
@@ -7269,13 +7639,6 @@
                 <w:bCs/>
               </w:rPr>
               <w:t>Diseño de redes logísticas: conectando el transporte con la distribución eficiente</w:t>
-            </w:r>
-            <w:r>
-              <w:rPr>
-                <w:b/>
-                <w:bCs/>
-              </w:rPr>
-              <w:t>.</w:t>
             </w:r>
           </w:p>
         </w:tc>
@@ -7322,7 +7685,7 @@
       <w:pPr>
         <w:pStyle w:val="Ttulo1"/>
       </w:pPr>
-      <w:bookmarkStart w:id="28" w:name="_Toc239781337"/>
+      <w:bookmarkStart w:id="28" w:name="_Toc240129030"/>
       <w:r>
         <w:lastRenderedPageBreak/>
         <w:t>Capacidad y trazabilidad logística</w:t>
@@ -7338,7 +7701,7 @@
       <w:pPr>
         <w:pStyle w:val="Ttulo2"/>
       </w:pPr>
-      <w:bookmarkStart w:id="29" w:name="_Toc239781338"/>
+      <w:bookmarkStart w:id="29" w:name="_Toc240129031"/>
       <w:r>
         <w:t>Capacidad instalada</w:t>
       </w:r>
@@ -7363,14 +7726,17 @@
         <w:t>Ejemplo empresarial</w:t>
       </w:r>
       <w:r>
-        <w:t>: Grupo Nutresa evalúa permanentemente la capacidad instalada de sus plantas de producción para garantizar que la fabricación de alimentos responda oportunamente al comportamiento del mercado nacional e internacional, optimizando el uso de maquinaria, personal y recursos tecnológicos.</w:t>
+        <w:t>.</w:t>
+      </w:r>
+      <w:r>
+        <w:t xml:space="preserve"> Grupo Nutresa evalúa permanentemente la capacidad instalada de sus plantas de producción para garantizar que la fabricación de alimentos responda oportunamente al comportamiento del mercado nacional e internacional, optimizando el uso de maquinaria, personal y recursos tecnológicos.</w:t>
       </w:r>
     </w:p>
     <w:p>
       <w:pPr>
         <w:pStyle w:val="Ttulo2"/>
       </w:pPr>
-      <w:bookmarkStart w:id="30" w:name="_Toc239781339"/>
+      <w:bookmarkStart w:id="30" w:name="_Toc240129032"/>
       <w:r>
         <w:lastRenderedPageBreak/>
         <w:t>Capacidad de almacenamiento</w:t>
@@ -7392,7 +7758,13 @@
         <w:pStyle w:val="Tabla"/>
       </w:pPr>
       <w:r>
-        <w:t>Factores de la capacidad de almacén amiento</w:t>
+        <w:t>Factores de la capacidad de almac</w:t>
+      </w:r>
+      <w:r>
+        <w:t>en</w:t>
+      </w:r>
+      <w:r>
+        <w:t>amiento</w:t>
       </w:r>
     </w:p>
     <w:tbl>
@@ -7626,14 +7998,17 @@
         <w:t>Ejemplo empresarial</w:t>
       </w:r>
       <w:r>
-        <w:t>: Almacenes Éxito gestionan la capacidad de sus centros de distribución mediante sistemas de almacenamiento que permiten organizar miles de referencias de productos según su rotación, peso, dimensiones y condiciones de conservación, optimizando el espacio disponible y agilizando los procesos logísticos.</w:t>
+        <w:t>.</w:t>
+      </w:r>
+      <w:r>
+        <w:t xml:space="preserve"> Almacenes Éxito gestionan la capacidad de sus centros de distribución mediante sistemas de almacenamiento que permiten organizar miles de referencias de productos según su rotación, peso, dimensiones y condiciones de conservación, optimizando el espacio disponible y agilizando los procesos logísticos.</w:t>
       </w:r>
     </w:p>
     <w:p>
       <w:pPr>
         <w:pStyle w:val="Ttulo2"/>
       </w:pPr>
-      <w:bookmarkStart w:id="31" w:name="_Toc239781340"/>
+      <w:bookmarkStart w:id="31" w:name="_Toc240129033"/>
       <w:r>
         <w:t>Capacidad de distribución</w:t>
       </w:r>
@@ -7658,6 +8033,10 @@
         </w:numPr>
       </w:pPr>
       <w:r>
+        <w:rPr>
+          <w:b/>
+          <w:bCs/>
+        </w:rPr>
         <w:t>Disponibilidad de vehículos</w:t>
       </w:r>
       <w:r>
@@ -7680,6 +8059,10 @@
         </w:numPr>
       </w:pPr>
       <w:r>
+        <w:rPr>
+          <w:b/>
+          <w:bCs/>
+        </w:rPr>
         <w:t>Cobertura geográfica</w:t>
       </w:r>
       <w:r>
@@ -7705,6 +8088,10 @@
         </w:numPr>
       </w:pPr>
       <w:r>
+        <w:rPr>
+          <w:b/>
+          <w:bCs/>
+        </w:rPr>
         <w:t>Frecuencia de despachos</w:t>
       </w:r>
       <w:r>
@@ -7726,6 +8113,10 @@
         </w:numPr>
       </w:pPr>
       <w:r>
+        <w:rPr>
+          <w:b/>
+          <w:bCs/>
+        </w:rPr>
         <w:t>Capacidad de carga</w:t>
       </w:r>
       <w:r>
@@ -7747,6 +8138,10 @@
         </w:numPr>
       </w:pPr>
       <w:r>
+        <w:rPr>
+          <w:b/>
+          <w:bCs/>
+        </w:rPr>
         <w:t>Recursos tecnológicos</w:t>
       </w:r>
       <w:r>
@@ -7768,6 +8163,10 @@
         </w:numPr>
       </w:pPr>
       <w:r>
+        <w:rPr>
+          <w:b/>
+          <w:bCs/>
+        </w:rPr>
         <w:t>Personal operativo</w:t>
       </w:r>
       <w:r>
@@ -7797,7 +8196,10 @@
         <w:t>Ejemplo empresarial</w:t>
       </w:r>
       <w:r>
-        <w:t xml:space="preserve">: Coordinadora Mercantil administra su capacidad de distribución mediante una amplia red nacional de centros operativos, vehículos y rutas </w:t>
+        <w:t xml:space="preserve">. </w:t>
+      </w:r>
+      <w:r>
+        <w:t xml:space="preserve">Coordinadora Mercantil administra su capacidad de distribución mediante una amplia red nacional de centros operativos, vehículos y rutas </w:t>
       </w:r>
       <w:r>
         <w:lastRenderedPageBreak/>
@@ -7808,7 +8210,7 @@
       <w:pPr>
         <w:pStyle w:val="Ttulo2"/>
       </w:pPr>
-      <w:bookmarkStart w:id="32" w:name="_Toc239781341"/>
+      <w:bookmarkStart w:id="32" w:name="_Toc240129034"/>
       <w:r>
         <w:t>Trazabilidad interna</w:t>
       </w:r>
@@ -7833,14 +8235,21 @@
         <w:t>Ejemplo empresarial</w:t>
       </w:r>
       <w:r>
-        <w:t>: Tecnoquímicas S.A. implementa sistemas de identificación y control que permiten registrar el recorrido de medicamentos desde la recepción de materias primas hasta el almacenamiento del producto terminado, garantizando el cumplimiento de los requisitos de calidad y trazabilidad.</w:t>
+        <w:rPr>
+          <w:b/>
+          <w:bCs/>
+        </w:rPr>
+        <w:t>.</w:t>
+      </w:r>
+      <w:r>
+        <w:t xml:space="preserve"> Tecnoquímicas S.A. implementa sistemas de identificación y control que permiten registrar el recorrido de medicamentos desde la recepción de materias primas hasta el almacenamiento del producto terminado, garantizando el cumplimiento de los requisitos de calidad y trazabilidad.</w:t>
       </w:r>
     </w:p>
     <w:p>
       <w:pPr>
         <w:pStyle w:val="Ttulo2"/>
       </w:pPr>
-      <w:bookmarkStart w:id="33" w:name="_Toc239781342"/>
+      <w:bookmarkStart w:id="33" w:name="_Toc240129035"/>
       <w:r>
         <w:t>Trazabilidad externa</w:t>
       </w:r>
@@ -7848,7 +8257,12 @@
     </w:p>
     <w:p>
       <w:r>
-        <w:t>La trazabilidad externa permite realizar el seguimiento de las mercancías durante su desplazamiento entre proveedores, fabricantes, operadores logísticos, distribuidores y clientes finales. Este proceso facilita el control de las entregas, mejora la comunicación entre los diferentes actores de la cadena de suministro y fortalece la confianza de los consumidores.</w:t>
+        <w:t>La trazabilidad externa permite realizar el seguimiento de las mercancías durante su desplazamiento entre proveedores, fabricantes, operadores logísticos, distribuidores y clientes finales.</w:t>
+      </w:r>
+    </w:p>
+    <w:p>
+      <w:r>
+        <w:t>Este proceso facilita el control de las entregas, mejora la comunicación entre los diferentes actores de la cadena de suministro y fortalece la confianza de los consumidores.</w:t>
       </w:r>
     </w:p>
     <w:p>
@@ -7866,14 +8280,21 @@
         <w:t>Ejemplo empresarial</w:t>
       </w:r>
       <w:r>
-        <w:t>: Servientrega ofrece servicios de seguimiento en línea que permiten conocer el estado y la ubicación de los envíos durante todo el proceso de transporte, desde la recepción del paquete hasta la entrega al destinatario.</w:t>
+        <w:rPr>
+          <w:b/>
+          <w:bCs/>
+        </w:rPr>
+        <w:t>.</w:t>
+      </w:r>
+      <w:r>
+        <w:t xml:space="preserve"> Servientrega ofrece servicios de seguimiento en línea que permiten conocer el estado y la ubicación de los envíos durante todo el proceso de transporte, desde la recepción del paquete hasta la entrega al destinatario.</w:t>
       </w:r>
     </w:p>
     <w:p>
       <w:pPr>
         <w:pStyle w:val="Ttulo2"/>
       </w:pPr>
-      <w:bookmarkStart w:id="34" w:name="_Toc239781343"/>
+      <w:bookmarkStart w:id="34" w:name="_Toc240129036"/>
       <w:r>
         <w:t>Codificación GS1-128</w:t>
       </w:r>
@@ -7903,23 +8324,14 @@
         <w:t>Ejemplo empresarial</w:t>
       </w:r>
       <w:r>
-        <w:t xml:space="preserve">: DHL </w:t>
-      </w:r>
-      <w:proofErr w:type="spellStart"/>
-      <w:r>
-        <w:t>Supply</w:t>
-      </w:r>
-      <w:proofErr w:type="spellEnd"/>
-      <w:r>
-        <w:t xml:space="preserve"> </w:t>
-      </w:r>
-      <w:proofErr w:type="spellStart"/>
-      <w:r>
-        <w:t>Chain</w:t>
-      </w:r>
-      <w:proofErr w:type="spellEnd"/>
-      <w:r>
-        <w:t xml:space="preserve"> utiliza estándares internacionales de identificación como GS1-128 para registrar y controlar unidades logísticas durante las </w:t>
+        <w:rPr>
+          <w:b/>
+          <w:bCs/>
+        </w:rPr>
+        <w:t>.</w:t>
+      </w:r>
+      <w:r>
+        <w:t xml:space="preserve"> DHL Supply Chain utiliza estándares internacionales de identificación como GS1-128 para registrar y controlar unidades logísticas durante las </w:t>
       </w:r>
       <w:r>
         <w:lastRenderedPageBreak/>
@@ -7928,20 +8340,20 @@
     </w:p>
     <w:p>
       <w:r>
-        <w:rPr>
-          <w:b/>
-          <w:bCs/>
-        </w:rPr>
         <w:t>Video sugerido</w:t>
       </w:r>
       <w:r>
-        <w:t>: Gestión de la cadena d suministro</w:t>
-      </w:r>
-      <w:r>
         <w:t>.</w:t>
       </w:r>
-    </w:p>
-    <w:p>
+      <w:r>
+        <w:t xml:space="preserve"> Gestión de la cadena d suministro</w:t>
+      </w:r>
+      <w:r>
+        <w:t>.</w:t>
+      </w:r>
+      <w:r>
+        <w:t xml:space="preserve"> </w:t>
+      </w:r>
       <w:r>
         <w:t xml:space="preserve"> A continuación, se invita a ir al siguiente video para fortalecer los conocimientos relacionados con capacidad y trazabilidad logística:</w:t>
       </w:r>
@@ -7958,22 +8370,22 @@
     </w:p>
     <w:p>
       <w:r>
-        <w:rPr>
-          <w:b/>
-          <w:bCs/>
-        </w:rPr>
         <w:t>Lectura sugerida</w:t>
       </w:r>
       <w:r>
-        <w:t>: Trazabilidad en la cadena de valor de la Industria</w:t>
-      </w:r>
-      <w:r>
         <w:t>.</w:t>
       </w:r>
-    </w:p>
-    <w:p>
-      <w:r>
-        <w:t xml:space="preserve"> Se invita al aprendiz a profundizar en capacidad y trazabilidad logística, a través del artículo:</w:t>
+      <w:r>
+        <w:t xml:space="preserve"> Trazabilidad en la cadena de valor de la Industria</w:t>
+      </w:r>
+      <w:r>
+        <w:t>.</w:t>
+      </w:r>
+      <w:r>
+        <w:t xml:space="preserve"> </w:t>
+      </w:r>
+      <w:r>
+        <w:t>Se invita al aprendiz a profundizar en capacidad y trazabilidad logística, a través del artículo:</w:t>
       </w:r>
       <w:r>
         <w:t xml:space="preserve"> </w:t>
@@ -7997,7 +8409,7 @@
           <w:u w:val="single"/>
         </w:rPr>
       </w:pPr>
-      <w:bookmarkStart w:id="35" w:name="_Toc239781344"/>
+      <w:bookmarkStart w:id="35" w:name="_Toc240129037"/>
       <w:r>
         <w:lastRenderedPageBreak/>
         <w:t>Síntesis</w:t>
@@ -8019,7 +8431,21 @@
           <w:noProof/>
           <w:lang w:eastAsia="es-CO"/>
         </w:rPr>
-        <w:t>El componente formativo Parametrización de redes y flujos logísticos aborda la gestión integral de las operaciones logísticas, iniciando con las políticas que orientan las compras, inventarios, recibo, despacho, preparación, manipulación y conservación de productos. Integra herramientas de planeación y control para evaluar proveedores, clientes, manufactura y transporte, junto con métodos para determinar requerimientos de producción, materiales e inventarios. Asimismo, desarrolla el diseño de redes de transporte y distribución mediante técnicas de programación y análisis de rutas. Finalmente, incorpora la gestión de capacidades operativas y de almacenamiento, así como mecanismos de trazabilidad interna y externa y sistemas de codificación, favoreciendo el seguimiento, control y eficiencia de los flujos logísticos a lo largo de la cadena de suministro.</w:t>
+        <w:t xml:space="preserve">El componente formativo Parametrización de redes y </w:t>
+      </w:r>
+      <w:r>
+        <w:rPr>
+          <w:noProof/>
+          <w:lang w:eastAsia="es-CO"/>
+        </w:rPr>
+        <w:t>control</w:t>
+      </w:r>
+      <w:r>
+        <w:rPr>
+          <w:noProof/>
+          <w:lang w:eastAsia="es-CO"/>
+        </w:rPr>
+        <w:t xml:space="preserve"> logísticos aborda la gestión integral de las operaciones logísticas, iniciando con las políticas que orientan las compras, inventarios, recibo, despacho, preparación, manipulación y conservación de productos. Integra herramientas de planeación y control para evaluar proveedores, clientes, manufactura y transporte, junto con métodos para determinar requerimientos de producción, materiales e inventarios. Asimismo, desarrolla el diseño de redes de transporte y distribución mediante técnicas de programación y análisis de rutas. Finalmente, incorpora la gestión de capacidades operativas y de almacenamiento, así como mecanismos de trazabilidad interna y externa y sistemas de codificación, favoreciendo el seguimiento, control y eficiencia de los flujos logísticos a lo largo de la cadena de suministro.</w:t>
       </w:r>
     </w:p>
     <w:p>
@@ -8094,7 +8520,7 @@
       <w:pPr>
         <w:pStyle w:val="Titulosgenerales"/>
       </w:pPr>
-      <w:bookmarkStart w:id="36" w:name="_Toc239781345"/>
+      <w:bookmarkStart w:id="36" w:name="_Toc240129038"/>
       <w:r>
         <w:lastRenderedPageBreak/>
         <w:t>Glosario</w:t>
@@ -8366,6 +8792,18 @@
           <w:b/>
           <w:bCs/>
         </w:rPr>
+        <w:t>Transporte</w:t>
+      </w:r>
+      <w:r>
+        <w:t>: actividad destinada al desplazamiento de mercancías entre diferentes ubicaciones.</w:t>
+      </w:r>
+    </w:p>
+    <w:p>
+      <w:r>
+        <w:rPr>
+          <w:b/>
+          <w:bCs/>
+        </w:rPr>
         <w:t>Trazabilidad</w:t>
       </w:r>
       <w:r>
@@ -8376,25 +8814,10 @@
       </w:r>
     </w:p>
     <w:p>
-      <w:r>
-        <w:rPr>
-          <w:b/>
-          <w:bCs/>
-        </w:rPr>
-        <w:t>Transporte</w:t>
-      </w:r>
-      <w:r>
-        <w:t>: a</w:t>
-      </w:r>
-      <w:r>
-        <w:t>ctividad destinada al desplazamiento de mercancías entre diferentes ubicaciones.</w:t>
-      </w:r>
-    </w:p>
-    <w:p>
       <w:pPr>
         <w:pStyle w:val="Titulosgenerales"/>
       </w:pPr>
-      <w:bookmarkStart w:id="37" w:name="_Toc239781346"/>
+      <w:bookmarkStart w:id="37" w:name="_Toc240129039"/>
       <w:r>
         <w:lastRenderedPageBreak/>
         <w:t>Referencias bibliográficas</w:t>
@@ -8429,18 +8852,11 @@
     </w:p>
     <w:p>
       <w:r>
-        <w:t xml:space="preserve">Mariscal, E., Flores-Roux, E., Guerrero, R., &amp; </w:t>
-      </w:r>
-      <w:proofErr w:type="spellStart"/>
-      <w:r>
-        <w:t>Elbittar</w:t>
-      </w:r>
-      <w:proofErr w:type="spellEnd"/>
-      <w:r>
-        <w:t xml:space="preserve">, A. (2021). Eliminación de barreras al comercio digital: Desafíos de logística. Banco Interamericano de Desarrollo </w:t>
-      </w:r>
-    </w:p>
-    <w:p>
+        <w:t>Mariscal, E., Flores-Roux, E., Guerrero, R., &amp; Elbittar, A. (2021). Eliminación de barreras al comercio digital: Desafíos de logística. Banco Interamericano de Desarrollo</w:t>
+      </w:r>
+      <w:r>
+        <w:t xml:space="preserve">. </w:t>
+      </w:r>
       <w:hyperlink r:id="rId26" w:history="1">
         <w:r>
           <w:rPr>
@@ -8464,30 +8880,28 @@
       </w:hyperlink>
     </w:p>
     <w:p>
-      <w:r>
-        <w:t xml:space="preserve">Mora García, L. A. (2023). Gestión logística integral: Las mejores prácticas en la cadena de abastecimiento (3.ª ed.). </w:t>
-      </w:r>
-      <w:proofErr w:type="spellStart"/>
-      <w:r>
-        <w:t>Ecoe</w:t>
-      </w:r>
-      <w:proofErr w:type="spellEnd"/>
-      <w:r>
-        <w:t xml:space="preserve"> Ediciones. </w:t>
+      <w:pPr>
+        <w:spacing w:before="0" w:after="160" w:line="259" w:lineRule="auto"/>
+        <w:ind w:firstLine="0"/>
+      </w:pPr>
+      <w:r>
+        <w:br w:type="page"/>
+      </w:r>
+    </w:p>
+    <w:p>
+      <w:r>
+        <w:lastRenderedPageBreak/>
+        <w:t>Mora García, L. A. (2023). Gestión logística integral: Las mejores prácticas en la cadena de abastecimiento (3.ª ed.). Ecoe Ediciones.</w:t>
+      </w:r>
+      <w:r>
+        <w:t xml:space="preserve"> </w:t>
       </w:r>
       <w:hyperlink r:id="rId28" w:history="1">
         <w:r>
           <w:rPr>
             <w:rStyle w:val="Hipervnculo"/>
           </w:rPr>
-          <w:t>https://www.ecoeediciones.com/wp-content/uploads/2023/01/9789585035676-</w:t>
-        </w:r>
-        <w:r>
-          <w:rPr>
-            <w:rStyle w:val="Hipervnculo"/>
-          </w:rPr>
-          <w:lastRenderedPageBreak/>
-          <w:t>9789585035683-Gestion-logistica-integral.-Las-mejores-practicas-en-la-cadena-de-abastecimiento-3ra-edicion-contenido.pdf</w:t>
+          <w:t>https://www.ecoeediciones.com/wp-content/uploads/2023/01/9789585035676-9789585035683-Gestion-logistica-integral.-Las-mejores-practicas-en-la-cadena-de-abastecimiento-3ra-edicion-contenido.pdf</w:t>
         </w:r>
       </w:hyperlink>
     </w:p>
@@ -8495,7 +8909,7 @@
       <w:pPr>
         <w:pStyle w:val="Titulosgenerales"/>
       </w:pPr>
-      <w:bookmarkStart w:id="38" w:name="_Toc239781347"/>
+      <w:bookmarkStart w:id="38" w:name="_Toc240129040"/>
       <w:r>
         <w:lastRenderedPageBreak/>
         <w:t>Créditos</w:t>
@@ -8713,10 +9127,13 @@
               </w:rPr>
             </w:pPr>
             <w:r>
-              <w:t xml:space="preserve">Experto Temático </w:t>
-            </w:r>
-            <w:r>
-              <w:t>Logística</w:t>
+              <w:t xml:space="preserve">Experto </w:t>
+            </w:r>
+            <w:r>
+              <w:t>t</w:t>
+            </w:r>
+            <w:r>
+              <w:t>emático</w:t>
             </w:r>
           </w:p>
         </w:tc>
@@ -8756,13 +9173,8 @@
               </w:rPr>
             </w:pPr>
             <w:r>
-              <w:t xml:space="preserve">Jair Coll </w:t>
-            </w:r>
-            <w:proofErr w:type="spellStart"/>
-            <w:r>
-              <w:t>Gallardo</w:t>
-            </w:r>
-            <w:proofErr w:type="spellEnd"/>
+              <w:t>Jair Coll Gallardo</w:t>
+            </w:r>
           </w:p>
         </w:tc>
         <w:tc>
@@ -8845,7 +9257,7 @@
               <w:t>a</w:t>
             </w:r>
             <w:r>
-              <w:t xml:space="preserve"> de contenidos digitales</w:t>
+              <w:t xml:space="preserve"> de contenidos</w:t>
             </w:r>
           </w:p>
         </w:tc>
@@ -9238,14 +9650,9 @@
                 <w:lang w:val="es-CO"/>
               </w:rPr>
             </w:pPr>
-            <w:proofErr w:type="spellStart"/>
             <w:r>
               <w:lastRenderedPageBreak/>
-              <w:t>Karine</w:t>
-            </w:r>
-            <w:proofErr w:type="spellEnd"/>
-            <w:r>
-              <w:t xml:space="preserve"> Isabel Ospino Fritz</w:t>
+              <w:t>Karine Isabel Ospino Fritz</w:t>
             </w:r>
           </w:p>
         </w:tc>
@@ -9760,6 +10167,119 @@
     </w:lvl>
   </w:abstractNum>
   <w:abstractNum w:abstractNumId="3" w15:restartNumberingAfterBreak="0">
+    <w:nsid w:val="0C5016DE"/>
+    <w:multiLevelType w:val="hybridMultilevel"/>
+    <w:tmpl w:val="00422DE8"/>
+    <w:lvl w:ilvl="0" w:tplc="240A0001">
+      <w:start w:val="1"/>
+      <w:numFmt w:val="bullet"/>
+      <w:lvlText w:val=""/>
+      <w:lvlJc w:val="left"/>
+      <w:pPr>
+        <w:ind w:left="1429" w:hanging="360"/>
+      </w:pPr>
+      <w:rPr>
+        <w:rFonts w:ascii="Symbol" w:hAnsi="Symbol" w:hint="default"/>
+      </w:rPr>
+    </w:lvl>
+    <w:lvl w:ilvl="1" w:tplc="240A0003" w:tentative="1">
+      <w:start w:val="1"/>
+      <w:numFmt w:val="bullet"/>
+      <w:lvlText w:val="o"/>
+      <w:lvlJc w:val="left"/>
+      <w:pPr>
+        <w:ind w:left="2149" w:hanging="360"/>
+      </w:pPr>
+      <w:rPr>
+        <w:rFonts w:ascii="Courier New" w:hAnsi="Courier New" w:cs="Courier New" w:hint="default"/>
+      </w:rPr>
+    </w:lvl>
+    <w:lvl w:ilvl="2" w:tplc="240A0005" w:tentative="1">
+      <w:start w:val="1"/>
+      <w:numFmt w:val="bullet"/>
+      <w:lvlText w:val=""/>
+      <w:lvlJc w:val="left"/>
+      <w:pPr>
+        <w:ind w:left="2869" w:hanging="360"/>
+      </w:pPr>
+      <w:rPr>
+        <w:rFonts w:ascii="Wingdings" w:hAnsi="Wingdings" w:hint="default"/>
+      </w:rPr>
+    </w:lvl>
+    <w:lvl w:ilvl="3" w:tplc="240A0001" w:tentative="1">
+      <w:start w:val="1"/>
+      <w:numFmt w:val="bullet"/>
+      <w:lvlText w:val=""/>
+      <w:lvlJc w:val="left"/>
+      <w:pPr>
+        <w:ind w:left="3589" w:hanging="360"/>
+      </w:pPr>
+      <w:rPr>
+        <w:rFonts w:ascii="Symbol" w:hAnsi="Symbol" w:hint="default"/>
+      </w:rPr>
+    </w:lvl>
+    <w:lvl w:ilvl="4" w:tplc="240A0003" w:tentative="1">
+      <w:start w:val="1"/>
+      <w:numFmt w:val="bullet"/>
+      <w:lvlText w:val="o"/>
+      <w:lvlJc w:val="left"/>
+      <w:pPr>
+        <w:ind w:left="4309" w:hanging="360"/>
+      </w:pPr>
+      <w:rPr>
+        <w:rFonts w:ascii="Courier New" w:hAnsi="Courier New" w:cs="Courier New" w:hint="default"/>
+      </w:rPr>
+    </w:lvl>
+    <w:lvl w:ilvl="5" w:tplc="240A0005" w:tentative="1">
+      <w:start w:val="1"/>
+      <w:numFmt w:val="bullet"/>
+      <w:lvlText w:val=""/>
+      <w:lvlJc w:val="left"/>
+      <w:pPr>
+        <w:ind w:left="5029" w:hanging="360"/>
+      </w:pPr>
+      <w:rPr>
+        <w:rFonts w:ascii="Wingdings" w:hAnsi="Wingdings" w:hint="default"/>
+      </w:rPr>
+    </w:lvl>
+    <w:lvl w:ilvl="6" w:tplc="240A0001" w:tentative="1">
+      <w:start w:val="1"/>
+      <w:numFmt w:val="bullet"/>
+      <w:lvlText w:val=""/>
+      <w:lvlJc w:val="left"/>
+      <w:pPr>
+        <w:ind w:left="5749" w:hanging="360"/>
+      </w:pPr>
+      <w:rPr>
+        <w:rFonts w:ascii="Symbol" w:hAnsi="Symbol" w:hint="default"/>
+      </w:rPr>
+    </w:lvl>
+    <w:lvl w:ilvl="7" w:tplc="240A0003" w:tentative="1">
+      <w:start w:val="1"/>
+      <w:numFmt w:val="bullet"/>
+      <w:lvlText w:val="o"/>
+      <w:lvlJc w:val="left"/>
+      <w:pPr>
+        <w:ind w:left="6469" w:hanging="360"/>
+      </w:pPr>
+      <w:rPr>
+        <w:rFonts w:ascii="Courier New" w:hAnsi="Courier New" w:cs="Courier New" w:hint="default"/>
+      </w:rPr>
+    </w:lvl>
+    <w:lvl w:ilvl="8" w:tplc="240A0005" w:tentative="1">
+      <w:start w:val="1"/>
+      <w:numFmt w:val="bullet"/>
+      <w:lvlText w:val=""/>
+      <w:lvlJc w:val="left"/>
+      <w:pPr>
+        <w:ind w:left="7189" w:hanging="360"/>
+      </w:pPr>
+      <w:rPr>
+        <w:rFonts w:ascii="Wingdings" w:hAnsi="Wingdings" w:hint="default"/>
+      </w:rPr>
+    </w:lvl>
+  </w:abstractNum>
+  <w:abstractNum w:abstractNumId="4" w15:restartNumberingAfterBreak="0">
     <w:nsid w:val="0F317017"/>
     <w:multiLevelType w:val="hybridMultilevel"/>
     <w:tmpl w:val="1ACA1D66"/>
@@ -9872,7 +10392,7 @@
       </w:rPr>
     </w:lvl>
   </w:abstractNum>
-  <w:abstractNum w:abstractNumId="4" w15:restartNumberingAfterBreak="0">
+  <w:abstractNum w:abstractNumId="5" w15:restartNumberingAfterBreak="0">
     <w:nsid w:val="142A3C9F"/>
     <w:multiLevelType w:val="hybridMultilevel"/>
     <w:tmpl w:val="517091A2"/>
@@ -9985,7 +10505,7 @@
       </w:rPr>
     </w:lvl>
   </w:abstractNum>
-  <w:abstractNum w:abstractNumId="5" w15:restartNumberingAfterBreak="0">
+  <w:abstractNum w:abstractNumId="6" w15:restartNumberingAfterBreak="0">
     <w:nsid w:val="20B338EB"/>
     <w:multiLevelType w:val="hybridMultilevel"/>
     <w:tmpl w:val="14926308"/>
@@ -10098,7 +10618,7 @@
       </w:rPr>
     </w:lvl>
   </w:abstractNum>
-  <w:abstractNum w:abstractNumId="6" w15:restartNumberingAfterBreak="0">
+  <w:abstractNum w:abstractNumId="7" w15:restartNumberingAfterBreak="0">
     <w:nsid w:val="24AF12E3"/>
     <w:multiLevelType w:val="hybridMultilevel"/>
     <w:tmpl w:val="8E26EE76"/>
@@ -10211,7 +10731,7 @@
       </w:rPr>
     </w:lvl>
   </w:abstractNum>
-  <w:abstractNum w:abstractNumId="7" w15:restartNumberingAfterBreak="0">
+  <w:abstractNum w:abstractNumId="8" w15:restartNumberingAfterBreak="0">
     <w:nsid w:val="27412B07"/>
     <w:multiLevelType w:val="hybridMultilevel"/>
     <w:tmpl w:val="9FDADF5E"/>
@@ -10302,7 +10822,7 @@
       </w:pPr>
     </w:lvl>
   </w:abstractNum>
-  <w:abstractNum w:abstractNumId="8" w15:restartNumberingAfterBreak="0">
+  <w:abstractNum w:abstractNumId="9" w15:restartNumberingAfterBreak="0">
     <w:nsid w:val="287D0DF0"/>
     <w:multiLevelType w:val="hybridMultilevel"/>
     <w:tmpl w:val="5EB47CE2"/>
@@ -10415,7 +10935,7 @@
       </w:rPr>
     </w:lvl>
   </w:abstractNum>
-  <w:abstractNum w:abstractNumId="9" w15:restartNumberingAfterBreak="0">
+  <w:abstractNum w:abstractNumId="10" w15:restartNumberingAfterBreak="0">
     <w:nsid w:val="35CF77E1"/>
     <w:multiLevelType w:val="hybridMultilevel"/>
     <w:tmpl w:val="161EFD18"/>
@@ -10528,7 +11048,7 @@
       </w:rPr>
     </w:lvl>
   </w:abstractNum>
-  <w:abstractNum w:abstractNumId="10" w15:restartNumberingAfterBreak="0">
+  <w:abstractNum w:abstractNumId="11" w15:restartNumberingAfterBreak="0">
     <w:nsid w:val="368E176E"/>
     <w:multiLevelType w:val="hybridMultilevel"/>
     <w:tmpl w:val="BDF054FE"/>
@@ -10622,7 +11142,7 @@
       </w:pPr>
     </w:lvl>
   </w:abstractNum>
-  <w:abstractNum w:abstractNumId="11" w15:restartNumberingAfterBreak="0">
+  <w:abstractNum w:abstractNumId="12" w15:restartNumberingAfterBreak="0">
     <w:nsid w:val="3B2D723A"/>
     <w:multiLevelType w:val="hybridMultilevel"/>
     <w:tmpl w:val="63C63736"/>
@@ -10735,7 +11255,7 @@
       </w:rPr>
     </w:lvl>
   </w:abstractNum>
-  <w:abstractNum w:abstractNumId="12" w15:restartNumberingAfterBreak="0">
+  <w:abstractNum w:abstractNumId="13" w15:restartNumberingAfterBreak="0">
     <w:nsid w:val="3C762DEE"/>
     <w:multiLevelType w:val="hybridMultilevel"/>
     <w:tmpl w:val="86E8F5AC"/>
@@ -10848,7 +11368,7 @@
       </w:rPr>
     </w:lvl>
   </w:abstractNum>
-  <w:abstractNum w:abstractNumId="13" w15:restartNumberingAfterBreak="0">
+  <w:abstractNum w:abstractNumId="14" w15:restartNumberingAfterBreak="0">
     <w:nsid w:val="3DDF6562"/>
     <w:multiLevelType w:val="multilevel"/>
     <w:tmpl w:val="6C7AF928"/>
@@ -10969,7 +11489,7 @@
       </w:rPr>
     </w:lvl>
   </w:abstractNum>
-  <w:abstractNum w:abstractNumId="14" w15:restartNumberingAfterBreak="0">
+  <w:abstractNum w:abstractNumId="15" w15:restartNumberingAfterBreak="0">
     <w:nsid w:val="426A316B"/>
     <w:multiLevelType w:val="hybridMultilevel"/>
     <w:tmpl w:val="3AAAEBD4"/>
@@ -11082,7 +11602,7 @@
       </w:rPr>
     </w:lvl>
   </w:abstractNum>
-  <w:abstractNum w:abstractNumId="15" w15:restartNumberingAfterBreak="0">
+  <w:abstractNum w:abstractNumId="16" w15:restartNumberingAfterBreak="0">
     <w:nsid w:val="4A1F4083"/>
     <w:multiLevelType w:val="hybridMultilevel"/>
     <w:tmpl w:val="43487FCA"/>
@@ -11195,7 +11715,7 @@
       </w:rPr>
     </w:lvl>
   </w:abstractNum>
-  <w:abstractNum w:abstractNumId="16" w15:restartNumberingAfterBreak="0">
+  <w:abstractNum w:abstractNumId="17" w15:restartNumberingAfterBreak="0">
     <w:nsid w:val="4EBE1EF6"/>
     <w:multiLevelType w:val="hybridMultilevel"/>
     <w:tmpl w:val="AF3C2E24"/>
@@ -11286,7 +11806,7 @@
       </w:pPr>
     </w:lvl>
   </w:abstractNum>
-  <w:abstractNum w:abstractNumId="17" w15:restartNumberingAfterBreak="0">
+  <w:abstractNum w:abstractNumId="18" w15:restartNumberingAfterBreak="0">
     <w:nsid w:val="5A123E41"/>
     <w:multiLevelType w:val="hybridMultilevel"/>
     <w:tmpl w:val="55DE82E2"/>
@@ -11399,7 +11919,7 @@
       </w:rPr>
     </w:lvl>
   </w:abstractNum>
-  <w:abstractNum w:abstractNumId="18" w15:restartNumberingAfterBreak="0">
+  <w:abstractNum w:abstractNumId="19" w15:restartNumberingAfterBreak="0">
     <w:nsid w:val="5FFE6400"/>
     <w:multiLevelType w:val="hybridMultilevel"/>
     <w:tmpl w:val="39CC9BC6"/>
@@ -11512,7 +12032,7 @@
       </w:rPr>
     </w:lvl>
   </w:abstractNum>
-  <w:abstractNum w:abstractNumId="19" w15:restartNumberingAfterBreak="0">
+  <w:abstractNum w:abstractNumId="20" w15:restartNumberingAfterBreak="0">
     <w:nsid w:val="60C11EF1"/>
     <w:multiLevelType w:val="hybridMultilevel"/>
     <w:tmpl w:val="3370C1AC"/>
@@ -11625,7 +12145,7 @@
       </w:rPr>
     </w:lvl>
   </w:abstractNum>
-  <w:abstractNum w:abstractNumId="20" w15:restartNumberingAfterBreak="0">
+  <w:abstractNum w:abstractNumId="21" w15:restartNumberingAfterBreak="0">
     <w:nsid w:val="6BF308D6"/>
     <w:multiLevelType w:val="hybridMultilevel"/>
     <w:tmpl w:val="39302E96"/>
@@ -11738,7 +12258,7 @@
       </w:rPr>
     </w:lvl>
   </w:abstractNum>
-  <w:abstractNum w:abstractNumId="21" w15:restartNumberingAfterBreak="0">
+  <w:abstractNum w:abstractNumId="22" w15:restartNumberingAfterBreak="0">
     <w:nsid w:val="74C27BDB"/>
     <w:multiLevelType w:val="hybridMultilevel"/>
     <w:tmpl w:val="7C7C19C0"/>
@@ -11851,7 +12371,7 @@
       </w:rPr>
     </w:lvl>
   </w:abstractNum>
-  <w:abstractNum w:abstractNumId="22" w15:restartNumberingAfterBreak="0">
+  <w:abstractNum w:abstractNumId="23" w15:restartNumberingAfterBreak="0">
     <w:nsid w:val="77490B41"/>
     <w:multiLevelType w:val="hybridMultilevel"/>
     <w:tmpl w:val="FE907FA8"/>
@@ -11968,70 +12488,73 @@
     <w:abstractNumId w:val="0"/>
   </w:num>
   <w:num w:numId="2">
+    <w:abstractNumId w:val="8"/>
+  </w:num>
+  <w:num w:numId="3">
+    <w:abstractNumId w:val="17"/>
+  </w:num>
+  <w:num w:numId="4">
+    <w:abstractNumId w:val="11"/>
+  </w:num>
+  <w:num w:numId="5">
+    <w:abstractNumId w:val="14"/>
+  </w:num>
+  <w:num w:numId="6">
+    <w:abstractNumId w:val="6"/>
+  </w:num>
+  <w:num w:numId="7">
+    <w:abstractNumId w:val="20"/>
+  </w:num>
+  <w:num w:numId="8">
+    <w:abstractNumId w:val="18"/>
+  </w:num>
+  <w:num w:numId="9">
     <w:abstractNumId w:val="7"/>
   </w:num>
-  <w:num w:numId="3">
-    <w:abstractNumId w:val="16"/>
-  </w:num>
-  <w:num w:numId="4">
-    <w:abstractNumId w:val="10"/>
-  </w:num>
-  <w:num w:numId="5">
-    <w:abstractNumId w:val="13"/>
-  </w:num>
-  <w:num w:numId="6">
-    <w:abstractNumId w:val="5"/>
-  </w:num>
-  <w:num w:numId="7">
-    <w:abstractNumId w:val="19"/>
-  </w:num>
-  <w:num w:numId="8">
-    <w:abstractNumId w:val="17"/>
-  </w:num>
-  <w:num w:numId="9">
-    <w:abstractNumId w:val="6"/>
-  </w:num>
   <w:num w:numId="10">
-    <w:abstractNumId w:val="11"/>
+    <w:abstractNumId w:val="12"/>
   </w:num>
   <w:num w:numId="11">
     <w:abstractNumId w:val="1"/>
   </w:num>
   <w:num w:numId="12">
-    <w:abstractNumId w:val="12"/>
+    <w:abstractNumId w:val="13"/>
   </w:num>
   <w:num w:numId="13">
-    <w:abstractNumId w:val="22"/>
+    <w:abstractNumId w:val="23"/>
   </w:num>
   <w:num w:numId="14">
-    <w:abstractNumId w:val="20"/>
+    <w:abstractNumId w:val="21"/>
   </w:num>
   <w:num w:numId="15">
-    <w:abstractNumId w:val="14"/>
+    <w:abstractNumId w:val="15"/>
   </w:num>
   <w:num w:numId="16">
-    <w:abstractNumId w:val="18"/>
+    <w:abstractNumId w:val="19"/>
   </w:num>
   <w:num w:numId="17">
-    <w:abstractNumId w:val="15"/>
+    <w:abstractNumId w:val="16"/>
   </w:num>
   <w:num w:numId="18">
-    <w:abstractNumId w:val="8"/>
+    <w:abstractNumId w:val="9"/>
   </w:num>
   <w:num w:numId="19">
-    <w:abstractNumId w:val="3"/>
+    <w:abstractNumId w:val="4"/>
   </w:num>
   <w:num w:numId="20">
-    <w:abstractNumId w:val="21"/>
+    <w:abstractNumId w:val="22"/>
   </w:num>
   <w:num w:numId="21">
     <w:abstractNumId w:val="2"/>
   </w:num>
   <w:num w:numId="22">
-    <w:abstractNumId w:val="4"/>
+    <w:abstractNumId w:val="5"/>
   </w:num>
   <w:num w:numId="23">
-    <w:abstractNumId w:val="9"/>
+    <w:abstractNumId w:val="10"/>
+  </w:num>
+  <w:num w:numId="24">
+    <w:abstractNumId w:val="3"/>
   </w:num>
   <w:numIdMacAtCleanup w:val="23"/>
 </w:numbering>
@@ -13818,6 +14341,15 @@
 </file>
 
 <file path=customXml/item2.xml><?xml version="1.0" encoding="utf-8"?>
+<?mso-contentType ?>
+<FormTemplates xmlns="http://schemas.microsoft.com/sharepoint/v3/contenttype/forms">
+  <Display>DocumentLibraryForm</Display>
+  <Edit>DocumentLibraryForm</Edit>
+  <New>DocumentLibraryForm</New>
+</FormTemplates>
+</file>
+
+<file path=customXml/item3.xml><?xml version="1.0" encoding="utf-8"?>
 <ct:contentTypeSchema xmlns:ct="http://schemas.microsoft.com/office/2006/metadata/contentType" xmlns:ma="http://schemas.microsoft.com/office/2006/metadata/properties/metaAttributes" ct:_="" ma:_="" ma:contentTypeName="Documento" ma:contentTypeID="0x01010005252A1EF3BD024F856B47B579AB5244" ma:contentTypeVersion="12" ma:contentTypeDescription="Crear nuevo documento." ma:contentTypeScope="" ma:versionID="32d0e18b85ac20c34eab62df21c0cf58">
   <xsd:schema xmlns:xsd="http://www.w3.org/2001/XMLSchema" xmlns:xs="http://www.w3.org/2001/XMLSchema" xmlns:p="http://schemas.microsoft.com/office/2006/metadata/properties" xmlns:ns2="42760c81-fd8e-4d59-8953-7cdb9f38b14f" xmlns:ns3="67a0edcd-0de5-43ed-8c27-e32f38a00c91" targetNamespace="http://schemas.microsoft.com/office/2006/metadata/properties" ma:root="true" ma:fieldsID="cc2c149e99f10870fd5bc3964e5386d3" ns2:_="" ns3:_="">
     <xsd:import namespace="42760c81-fd8e-4d59-8953-7cdb9f38b14f"/>
@@ -14018,7 +14550,7 @@
 </ct:contentTypeSchema>
 </file>
 
-<file path=customXml/item3.xml><?xml version="1.0" encoding="utf-8"?>
+<file path=customXml/item4.xml><?xml version="1.0" encoding="utf-8"?>
 <p:properties xmlns:p="http://schemas.microsoft.com/office/2006/metadata/properties" xmlns:xsi="http://www.w3.org/2001/XMLSchema-instance" xmlns:pc="http://schemas.microsoft.com/office/infopath/2007/PartnerControls">
   <documentManagement>
     <TaxCatchAll xmlns="67a0edcd-0de5-43ed-8c27-e32f38a00c91" xsi:nil="true"/>
@@ -14027,15 +14559,6 @@
     </lcf76f155ced4ddcb4097134ff3c332f>
   </documentManagement>
 </p:properties>
-</file>
-
-<file path=customXml/item4.xml><?xml version="1.0" encoding="utf-8"?>
-<?mso-contentType ?>
-<FormTemplates xmlns="http://schemas.microsoft.com/sharepoint/v3/contenttype/forms">
-  <Display>DocumentLibraryForm</Display>
-  <Edit>DocumentLibraryForm</Edit>
-  <New>DocumentLibraryForm</New>
-</FormTemplates>
 </file>
 
 <file path=customXml/itemProps1.xml><?xml version="1.0" encoding="utf-8"?>
@@ -14047,6 +14570,14 @@
 </file>
 
 <file path=customXml/itemProps2.xml><?xml version="1.0" encoding="utf-8"?>
+<ds:datastoreItem xmlns:ds="http://schemas.openxmlformats.org/officeDocument/2006/customXml" ds:itemID="{10663269-2064-4804-8290-36D4A57F5557}">
+  <ds:schemaRefs>
+    <ds:schemaRef ds:uri="http://schemas.microsoft.com/sharepoint/v3/contenttype/forms"/>
+  </ds:schemaRefs>
+</ds:datastoreItem>
+</file>
+
+<file path=customXml/itemProps3.xml><?xml version="1.0" encoding="utf-8"?>
 <ds:datastoreItem xmlns:ds="http://schemas.openxmlformats.org/officeDocument/2006/customXml" ds:itemID="{BC42CB26-8AF5-49E3-8EBA-3F2C10B769A1}">
   <ds:schemaRefs>
     <ds:schemaRef ds:uri="http://schemas.microsoft.com/office/2006/metadata/contentType"/>
@@ -14065,7 +14596,7 @@
 </ds:datastoreItem>
 </file>
 
-<file path=customXml/itemProps3.xml><?xml version="1.0" encoding="utf-8"?>
+<file path=customXml/itemProps4.xml><?xml version="1.0" encoding="utf-8"?>
 <ds:datastoreItem xmlns:ds="http://schemas.openxmlformats.org/officeDocument/2006/customXml" ds:itemID="{1279454D-02BE-4A9C-A117-DCD1573E2608}">
   <ds:schemaRefs>
     <ds:schemaRef ds:uri="http://schemas.microsoft.com/office/2006/metadata/properties"/>
@@ -14074,12 +14605,4 @@
     <ds:schemaRef ds:uri="42760c81-fd8e-4d59-8953-7cdb9f38b14f"/>
   </ds:schemaRefs>
 </ds:datastoreItem>
-</file>
-
-<file path=customXml/itemProps4.xml><?xml version="1.0" encoding="utf-8"?>
-<ds:datastoreItem xmlns:ds="http://schemas.openxmlformats.org/officeDocument/2006/customXml" ds:itemID="{10663269-2064-4804-8290-36D4A57F5557}">
-  <ds:schemaRefs>
-    <ds:schemaRef ds:uri="http://schemas.microsoft.com/sharepoint/v3/contenttype/forms"/>
-  </ds:schemaRefs>
-</ds:datastoreItem>
 </file>
--- a/fuentes/08140000_CF02_CFA.docx
+++ b/fuentes/08140000_CF02_CFA.docx
@@ -1,6 +1,6 @@
 
 <file path=word/document.xml><?xml version="1.0" encoding="utf-8"?>
-<w:document xmlns:wpc="http://schemas.microsoft.com/office/word/2010/wordprocessingCanvas" xmlns:cx="http://schemas.microsoft.com/office/drawing/2014/chartex" xmlns:cx1="http://schemas.microsoft.com/office/drawing/2015/9/8/chartex" xmlns:cx2="http://schemas.microsoft.com/office/drawing/2015/10/21/chartex" xmlns:cx3="http://schemas.microsoft.com/office/drawing/2016/5/9/chartex" xmlns:cx4="http://schemas.microsoft.com/office/drawing/2016/5/10/chartex" xmlns:cx5="http://schemas.microsoft.com/office/drawing/2016/5/11/chartex" xmlns:cx6="http://schemas.microsoft.com/office/drawing/2016/5/12/chartex" xmlns:cx7="http://schemas.microsoft.com/office/drawing/2016/5/13/chartex" xmlns:cx8="http://schemas.microsoft.com/office/drawing/2016/5/14/chartex" xmlns:mc="http://schemas.openxmlformats.org/markup-compatibility/2006" xmlns:aink="http://schemas.microsoft.com/office/drawing/2016/ink" xmlns:am3d="http://schemas.microsoft.com/office/drawing/2017/model3d" xmlns:o="urn:schemas-microsoft-com:office:office" xmlns:r="http://schemas.openxmlformats.org/officeDocument/2006/relationships" xmlns:m="http://schemas.openxmlformats.org/officeDocument/2006/math" xmlns:v="urn:schemas-microsoft-com:vml" xmlns:wp14="http://schemas.microsoft.com/office/word/2010/wordprocessingDrawing" xmlns:wp="http://schemas.openxmlformats.org/drawingml/2006/wordprocessingDrawing" xmlns:w10="urn:schemas-microsoft-com:office:word" xmlns:w="http://schemas.openxmlformats.org/wordprocessingml/2006/main" xmlns:w14="http://schemas.microsoft.com/office/word/2010/wordml" xmlns:w15="http://schemas.microsoft.com/office/word/2012/wordml" xmlns:w16cex="http://schemas.microsoft.com/office/word/2018/wordml/cex" xmlns:w16cid="http://schemas.microsoft.com/office/word/2016/wordml/cid" xmlns:w16="http://schemas.microsoft.com/office/word/2018/wordml" xmlns:w16sdtdh="http://schemas.microsoft.com/office/word/2020/wordml/sdtdatahash" xmlns:w16se="http://schemas.microsoft.com/office/word/2015/wordml/symex" xmlns:wpg="http://schemas.microsoft.com/office/word/2010/wordprocessingGroup" xmlns:wpi="http://schemas.microsoft.com/office/word/2010/wordprocessingInk" xmlns:wne="http://schemas.microsoft.com/office/word/2006/wordml" xmlns:wps="http://schemas.microsoft.com/office/word/2010/wordprocessingShape" mc:Ignorable="w14 w15 w16se w16cid w16 w16cex w16sdtdh wp14">
+<w:document xmlns:wpc="http://schemas.microsoft.com/office/word/2010/wordprocessingCanvas" xmlns:cx="http://schemas.microsoft.com/office/drawing/2014/chartex" xmlns:cx1="http://schemas.microsoft.com/office/drawing/2015/9/8/chartex" xmlns:cx2="http://schemas.microsoft.com/office/drawing/2015/10/21/chartex" xmlns:cx3="http://schemas.microsoft.com/office/drawing/2016/5/9/chartex" xmlns:cx4="http://schemas.microsoft.com/office/drawing/2016/5/10/chartex" xmlns:cx5="http://schemas.microsoft.com/office/drawing/2016/5/11/chartex" xmlns:cx6="http://schemas.microsoft.com/office/drawing/2016/5/12/chartex" xmlns:cx7="http://schemas.microsoft.com/office/drawing/2016/5/13/chartex" xmlns:cx8="http://schemas.microsoft.com/office/drawing/2016/5/14/chartex" xmlns:mc="http://schemas.openxmlformats.org/markup-compatibility/2006" xmlns:aink="http://schemas.microsoft.com/office/drawing/2016/ink" xmlns:am3d="http://schemas.microsoft.com/office/drawing/2017/model3d" xmlns:o="urn:schemas-microsoft-com:office:office" xmlns:oel="http://schemas.microsoft.com/office/2019/extlst" xmlns:r="http://schemas.openxmlformats.org/officeDocument/2006/relationships" xmlns:m="http://schemas.openxmlformats.org/officeDocument/2006/math" xmlns:v="urn:schemas-microsoft-com:vml" xmlns:wp14="http://schemas.microsoft.com/office/word/2010/wordprocessingDrawing" xmlns:wp="http://schemas.openxmlformats.org/drawingml/2006/wordprocessingDrawing" xmlns:w10="urn:schemas-microsoft-com:office:word" xmlns:w="http://schemas.openxmlformats.org/wordprocessingml/2006/main" xmlns:w14="http://schemas.microsoft.com/office/word/2010/wordml" xmlns:w15="http://schemas.microsoft.com/office/word/2012/wordml" xmlns:w16cex="http://schemas.microsoft.com/office/word/2018/wordml/cex" xmlns:w16cid="http://schemas.microsoft.com/office/word/2016/wordml/cid" xmlns:w16="http://schemas.microsoft.com/office/word/2018/wordml" xmlns:w16du="http://schemas.microsoft.com/office/word/2023/wordml/word16du" xmlns:w16sdtdh="http://schemas.microsoft.com/office/word/2020/wordml/sdtdatahash" xmlns:w16sdtfl="http://schemas.microsoft.com/office/word/2024/wordml/sdtformatlock" xmlns:w16se="http://schemas.microsoft.com/office/word/2015/wordml/symex" xmlns:wpg="http://schemas.microsoft.com/office/word/2010/wordprocessingGroup" xmlns:wpi="http://schemas.microsoft.com/office/word/2010/wordprocessingInk" xmlns:wne="http://schemas.microsoft.com/office/word/2006/wordml" xmlns:wps="http://schemas.microsoft.com/office/word/2010/wordprocessingShape" mc:Ignorable="w14 w15 w16se w16cid w16 w16cex w16sdtdh w16sdtfl w16du wp14">
   <w:body>
     <w:p>
       <w:pPr>
@@ -205,7 +205,7 @@
               </wp:anchor>
             </w:drawing>
           </mc:Choice>
-          <mc:Fallback xmlns:oel="http://schemas.microsoft.com/office/2019/extlst" xmlns:w16du="http://schemas.microsoft.com/office/word/2023/wordml/word16du" xmlns:w16sdtfl="http://schemas.microsoft.com/office/word/2024/wordml/sdtformatlock">
+          <mc:Fallback>
             <w:pict>
               <v:rect w14:anchorId="52C61105" id="Rectángulo 3" o:spid="_x0000_s1026" alt="&quot;&quot;" style="position:absolute;margin-left:-55.95pt;margin-top:26.4pt;width:613.85pt;height:164.25pt;z-index:-251655168;visibility:visible;mso-wrap-style:square;mso-height-percent:0;mso-wrap-distance-left:9pt;mso-wrap-distance-top:0;mso-wrap-distance-right:9pt;mso-wrap-distance-bottom:0;mso-position-horizontal:absolute;mso-position-horizontal-relative:text;mso-position-vertical:absolute;mso-position-vertical-relative:text;mso-height-percent:0;mso-height-relative:margin;v-text-anchor:middle" o:gfxdata="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" fillcolor="#00314d" stroked="f" strokeweight="1pt"/>
             </w:pict>
@@ -318,7 +318,7 @@
                 <v:stroke joinstyle="miter"/>
                 <v:path gradientshapeok="t" o:connecttype="rect"/>
               </v:shapetype>
-              <v:shape id="Cuadro de texto 2" o:spid="_x0000_s1026" type="#_x0000_t202" alt="&quot;&quot;" style="position:absolute;left:0;text-align:left;margin-left:-25.2pt;margin-top:35.55pt;width:549pt;height:102.95pt;z-index:251663360;visibility:visible;mso-wrap-style:square;mso-width-percent:0;mso-height-percent:0;mso-wrap-distance-left:9pt;mso-wrap-distance-top:3.6pt;mso-wrap-distance-right:9pt;mso-wrap-distance-bottom:3.6pt;mso-position-horizontal:absolute;mso-position-horizontal-relative:margin;mso-position-vertical:absolute;mso-position-vertical-relative:text;mso-width-percent:0;mso-height-percent:0;mso-width-relative:margin;mso-height-relative:margin;v-text-anchor:top" o:gfxdata="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" filled="f" stroked="f">
+              <v:shape id="Cuadro de texto 2" o:spid="_x0000_s1026" type="#_x0000_t202" alt="&quot;&quot;" style="position:absolute;left:0;text-align:left;margin-left:-25.2pt;margin-top:35.55pt;width:549pt;height:102.95pt;z-index:251663360;visibility:visible;mso-wrap-style:square;mso-width-percent:0;mso-height-percent:0;mso-wrap-distance-left:9pt;mso-wrap-distance-top:3.6pt;mso-wrap-distance-right:9pt;mso-wrap-distance-bottom:3.6pt;mso-position-horizontal:absolute;mso-position-horizontal-relative:margin;mso-position-vertical:absolute;mso-position-vertical-relative:text;mso-width-percent:0;mso-height-percent:0;mso-width-relative:margin;mso-height-relative:margin;v-text-anchor:top" o:gfxdata="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" filled="f" stroked="f">
                 <v:textbox>
                   <w:txbxContent>
                     <w:p>
@@ -426,19 +426,7 @@
         <w:rPr>
           <w:rStyle w:val="TablaCar"/>
         </w:rPr>
-        <w:t xml:space="preserve">El componente formativo aborda la </w:t>
-      </w:r>
-      <w:r>
-        <w:rPr>
-          <w:rStyle w:val="TablaCar"/>
-        </w:rPr>
-        <w:t>P</w:t>
-      </w:r>
-      <w:r>
-        <w:rPr>
-          <w:rStyle w:val="TablaCar"/>
-        </w:rPr>
-        <w:t>arametrización de redes y control logístico mediante la aplicación de políticas organizacionales, herramientas de planeación, modelos de programación y control de operaciones, con el propósito de optimizar la integración de la cadena de suministro. Analiza aspectos relacionados con políticas logísticas, cuadros de control, planeación agregada, MPS, MRP, redes de transporte y distribución, capacidad operativa, trazabilidad y diagramación de procesos, fortaleciendo la toma de decisiones y la eficiencia en las operaciones logísticas de las organizaciones.</w:t>
+        <w:t>El componente formativo aborda la parametrización de redes y control logístico mediante la aplicación de políticas organizacionales, herramientas de planeación, modelos de programación y control de operaciones, con el propósito de optimizar la integración de la cadena de suministro. Analiza aspectos relacionados con políticas logísticas, cuadros de control, planeación agregada, MPS, MRP, redes de transporte y distribución, capacidad operativa, trazabilidad y diagramación de procesos, fortaleciendo la toma de decisiones y la eficiencia en las operaciones logísticas de las organizaciones.</w:t>
       </w:r>
     </w:p>
     <w:p>
@@ -525,7 +513,6 @@
           <w:docPartUnique/>
         </w:docPartObj>
       </w:sdtPr>
-      <w:sdtEndPr/>
       <w:sdtContent>
         <w:p>
           <w:pPr>
@@ -561,7 +548,7 @@
           <w:r>
             <w:fldChar w:fldCharType="separate"/>
           </w:r>
-          <w:hyperlink w:anchor="_Toc240129002" w:history="1">
+          <w:hyperlink w:anchor="_Toc241674275" w:history="1">
             <w:r>
               <w:rPr>
                 <w:rStyle w:val="Hipervnculo"/>
@@ -588,7 +575,7 @@
                 <w:noProof/>
                 <w:webHidden/>
               </w:rPr>
-              <w:instrText xml:space="preserve"> PAGEREF _Toc240129002 \h </w:instrText>
+              <w:instrText xml:space="preserve"> PAGEREF _Toc241674275 \h </w:instrText>
             </w:r>
             <w:r>
               <w:rPr>
@@ -633,7 +620,7 @@
               <w:lang w:eastAsia="es-CO"/>
             </w:rPr>
           </w:pPr>
-          <w:hyperlink w:anchor="_Toc240129003" w:history="1">
+          <w:hyperlink w:anchor="_Toc241674276" w:history="1">
             <w:r>
               <w:rPr>
                 <w:rStyle w:val="Hipervnculo"/>
@@ -660,7 +647,7 @@
                 <w:noProof/>
                 <w:webHidden/>
               </w:rPr>
-              <w:instrText xml:space="preserve"> PAGEREF _Toc240129003 \h </w:instrText>
+              <w:instrText xml:space="preserve"> PAGEREF _Toc241674276 \h </w:instrText>
             </w:r>
             <w:r>
               <w:rPr>
@@ -705,7 +692,7 @@
               <w:lang w:eastAsia="es-CO"/>
             </w:rPr>
           </w:pPr>
-          <w:hyperlink w:anchor="_Toc240129004" w:history="1">
+          <w:hyperlink w:anchor="_Toc241674277" w:history="1">
             <w:r>
               <w:rPr>
                 <w:rStyle w:val="Hipervnculo"/>
@@ -732,7 +719,7 @@
                 <w:noProof/>
                 <w:webHidden/>
               </w:rPr>
-              <w:instrText xml:space="preserve"> PAGEREF _Toc240129004 \h </w:instrText>
+              <w:instrText xml:space="preserve"> PAGEREF _Toc241674277 \h </w:instrText>
             </w:r>
             <w:r>
               <w:rPr>
@@ -777,7 +764,7 @@
               <w:lang w:eastAsia="es-CO"/>
             </w:rPr>
           </w:pPr>
-          <w:hyperlink w:anchor="_Toc240129005" w:history="1">
+          <w:hyperlink w:anchor="_Toc241674278" w:history="1">
             <w:r>
               <w:rPr>
                 <w:rStyle w:val="Hipervnculo"/>
@@ -804,7 +791,7 @@
                 <w:noProof/>
                 <w:webHidden/>
               </w:rPr>
-              <w:instrText xml:space="preserve"> PAGEREF _Toc240129005 \h </w:instrText>
+              <w:instrText xml:space="preserve"> PAGEREF _Toc241674278 \h </w:instrText>
             </w:r>
             <w:r>
               <w:rPr>
@@ -849,7 +836,7 @@
               <w:lang w:eastAsia="es-CO"/>
             </w:rPr>
           </w:pPr>
-          <w:hyperlink w:anchor="_Toc240129006" w:history="1">
+          <w:hyperlink w:anchor="_Toc241674279" w:history="1">
             <w:r>
               <w:rPr>
                 <w:rStyle w:val="Hipervnculo"/>
@@ -876,7 +863,7 @@
                 <w:noProof/>
                 <w:webHidden/>
               </w:rPr>
-              <w:instrText xml:space="preserve"> PAGEREF _Toc240129006 \h </w:instrText>
+              <w:instrText xml:space="preserve"> PAGEREF _Toc241674279 \h </w:instrText>
             </w:r>
             <w:r>
               <w:rPr>
@@ -921,7 +908,7 @@
               <w:lang w:eastAsia="es-CO"/>
             </w:rPr>
           </w:pPr>
-          <w:hyperlink w:anchor="_Toc240129007" w:history="1">
+          <w:hyperlink w:anchor="_Toc241674280" w:history="1">
             <w:r>
               <w:rPr>
                 <w:rStyle w:val="Hipervnculo"/>
@@ -948,7 +935,7 @@
                 <w:noProof/>
                 <w:webHidden/>
               </w:rPr>
-              <w:instrText xml:space="preserve"> PAGEREF _Toc240129007 \h </w:instrText>
+              <w:instrText xml:space="preserve"> PAGEREF _Toc241674280 \h </w:instrText>
             </w:r>
             <w:r>
               <w:rPr>
@@ -993,7 +980,7 @@
               <w:lang w:eastAsia="es-CO"/>
             </w:rPr>
           </w:pPr>
-          <w:hyperlink w:anchor="_Toc240129008" w:history="1">
+          <w:hyperlink w:anchor="_Toc241674281" w:history="1">
             <w:r>
               <w:rPr>
                 <w:rStyle w:val="Hipervnculo"/>
@@ -1020,7 +1007,7 @@
                 <w:noProof/>
                 <w:webHidden/>
               </w:rPr>
-              <w:instrText xml:space="preserve"> PAGEREF _Toc240129008 \h </w:instrText>
+              <w:instrText xml:space="preserve"> PAGEREF _Toc241674281 \h </w:instrText>
             </w:r>
             <w:r>
               <w:rPr>
@@ -1065,7 +1052,7 @@
               <w:lang w:eastAsia="es-CO"/>
             </w:rPr>
           </w:pPr>
-          <w:hyperlink w:anchor="_Toc240129009" w:history="1">
+          <w:hyperlink w:anchor="_Toc241674282" w:history="1">
             <w:r>
               <w:rPr>
                 <w:rStyle w:val="Hipervnculo"/>
@@ -1092,7 +1079,7 @@
                 <w:noProof/>
                 <w:webHidden/>
               </w:rPr>
-              <w:instrText xml:space="preserve"> PAGEREF _Toc240129009 \h </w:instrText>
+              <w:instrText xml:space="preserve"> PAGEREF _Toc241674282 \h </w:instrText>
             </w:r>
             <w:r>
               <w:rPr>
@@ -1137,7 +1124,7 @@
               <w:lang w:eastAsia="es-CO"/>
             </w:rPr>
           </w:pPr>
-          <w:hyperlink w:anchor="_Toc240129010" w:history="1">
+          <w:hyperlink w:anchor="_Toc241674283" w:history="1">
             <w:r>
               <w:rPr>
                 <w:rStyle w:val="Hipervnculo"/>
@@ -1164,7 +1151,7 @@
                 <w:noProof/>
                 <w:webHidden/>
               </w:rPr>
-              <w:instrText xml:space="preserve"> PAGEREF _Toc240129010 \h </w:instrText>
+              <w:instrText xml:space="preserve"> PAGEREF _Toc241674283 \h </w:instrText>
             </w:r>
             <w:r>
               <w:rPr>
@@ -1209,7 +1196,7 @@
               <w:lang w:eastAsia="es-CO"/>
             </w:rPr>
           </w:pPr>
-          <w:hyperlink w:anchor="_Toc240129011" w:history="1">
+          <w:hyperlink w:anchor="_Toc241674284" w:history="1">
             <w:r>
               <w:rPr>
                 <w:rStyle w:val="Hipervnculo"/>
@@ -1236,7 +1223,7 @@
                 <w:noProof/>
                 <w:webHidden/>
               </w:rPr>
-              <w:instrText xml:space="preserve"> PAGEREF _Toc240129011 \h </w:instrText>
+              <w:instrText xml:space="preserve"> PAGEREF _Toc241674284 \h </w:instrText>
             </w:r>
             <w:r>
               <w:rPr>
@@ -1256,7 +1243,7 @@
                 <w:noProof/>
                 <w:webHidden/>
               </w:rPr>
-              <w:t>20</w:t>
+              <w:t>22</w:t>
             </w:r>
             <w:r>
               <w:rPr>
@@ -1281,7 +1268,7 @@
               <w:lang w:eastAsia="es-CO"/>
             </w:rPr>
           </w:pPr>
-          <w:hyperlink w:anchor="_Toc240129012" w:history="1">
+          <w:hyperlink w:anchor="_Toc241674285" w:history="1">
             <w:r>
               <w:rPr>
                 <w:rStyle w:val="Hipervnculo"/>
@@ -1308,7 +1295,7 @@
                 <w:noProof/>
                 <w:webHidden/>
               </w:rPr>
-              <w:instrText xml:space="preserve"> PAGEREF _Toc240129012 \h </w:instrText>
+              <w:instrText xml:space="preserve"> PAGEREF _Toc241674285 \h </w:instrText>
             </w:r>
             <w:r>
               <w:rPr>
@@ -1328,7 +1315,7 @@
                 <w:noProof/>
                 <w:webHidden/>
               </w:rPr>
-              <w:t>20</w:t>
+              <w:t>22</w:t>
             </w:r>
             <w:r>
               <w:rPr>
@@ -1353,7 +1340,7 @@
               <w:lang w:eastAsia="es-CO"/>
             </w:rPr>
           </w:pPr>
-          <w:hyperlink w:anchor="_Toc240129013" w:history="1">
+          <w:hyperlink w:anchor="_Toc241674286" w:history="1">
             <w:r>
               <w:rPr>
                 <w:rStyle w:val="Hipervnculo"/>
@@ -1380,7 +1367,7 @@
                 <w:noProof/>
                 <w:webHidden/>
               </w:rPr>
-              <w:instrText xml:space="preserve"> PAGEREF _Toc240129013 \h </w:instrText>
+              <w:instrText xml:space="preserve"> PAGEREF _Toc241674286 \h </w:instrText>
             </w:r>
             <w:r>
               <w:rPr>
@@ -1400,7 +1387,7 @@
                 <w:noProof/>
                 <w:webHidden/>
               </w:rPr>
-              <w:t>22</w:t>
+              <w:t>24</w:t>
             </w:r>
             <w:r>
               <w:rPr>
@@ -1425,7 +1412,7 @@
               <w:lang w:eastAsia="es-CO"/>
             </w:rPr>
           </w:pPr>
-          <w:hyperlink w:anchor="_Toc240129014" w:history="1">
+          <w:hyperlink w:anchor="_Toc241674287" w:history="1">
             <w:r>
               <w:rPr>
                 <w:rStyle w:val="Hipervnculo"/>
@@ -1452,7 +1439,7 @@
                 <w:noProof/>
                 <w:webHidden/>
               </w:rPr>
-              <w:instrText xml:space="preserve"> PAGEREF _Toc240129014 \h </w:instrText>
+              <w:instrText xml:space="preserve"> PAGEREF _Toc241674287 \h </w:instrText>
             </w:r>
             <w:r>
               <w:rPr>
@@ -1472,7 +1459,7 @@
                 <w:noProof/>
                 <w:webHidden/>
               </w:rPr>
-              <w:t>22</w:t>
+              <w:t>24</w:t>
             </w:r>
             <w:r>
               <w:rPr>
@@ -1497,7 +1484,7 @@
               <w:lang w:eastAsia="es-CO"/>
             </w:rPr>
           </w:pPr>
-          <w:hyperlink w:anchor="_Toc240129015" w:history="1">
+          <w:hyperlink w:anchor="_Toc241674288" w:history="1">
             <w:r>
               <w:rPr>
                 <w:rStyle w:val="Hipervnculo"/>
@@ -1524,7 +1511,7 @@
                 <w:noProof/>
                 <w:webHidden/>
               </w:rPr>
-              <w:instrText xml:space="preserve"> PAGEREF _Toc240129015 \h </w:instrText>
+              <w:instrText xml:space="preserve"> PAGEREF _Toc241674288 \h </w:instrText>
             </w:r>
             <w:r>
               <w:rPr>
@@ -1544,7 +1531,7 @@
                 <w:noProof/>
                 <w:webHidden/>
               </w:rPr>
-              <w:t>23</w:t>
+              <w:t>25</w:t>
             </w:r>
             <w:r>
               <w:rPr>
@@ -1569,7 +1556,7 @@
               <w:lang w:eastAsia="es-CO"/>
             </w:rPr>
           </w:pPr>
-          <w:hyperlink w:anchor="_Toc240129016" w:history="1">
+          <w:hyperlink w:anchor="_Toc241674289" w:history="1">
             <w:r>
               <w:rPr>
                 <w:rStyle w:val="Hipervnculo"/>
@@ -1596,7 +1583,7 @@
                 <w:noProof/>
                 <w:webHidden/>
               </w:rPr>
-              <w:instrText xml:space="preserve"> PAGEREF _Toc240129016 \h </w:instrText>
+              <w:instrText xml:space="preserve"> PAGEREF _Toc241674289 \h </w:instrText>
             </w:r>
             <w:r>
               <w:rPr>
@@ -1616,7 +1603,7 @@
                 <w:noProof/>
                 <w:webHidden/>
               </w:rPr>
-              <w:t>25</w:t>
+              <w:t>27</w:t>
             </w:r>
             <w:r>
               <w:rPr>
@@ -1641,7 +1628,7 @@
               <w:lang w:eastAsia="es-CO"/>
             </w:rPr>
           </w:pPr>
-          <w:hyperlink w:anchor="_Toc240129017" w:history="1">
+          <w:hyperlink w:anchor="_Toc241674290" w:history="1">
             <w:r>
               <w:rPr>
                 <w:rStyle w:val="Hipervnculo"/>
@@ -1668,7 +1655,7 @@
                 <w:noProof/>
                 <w:webHidden/>
               </w:rPr>
-              <w:instrText xml:space="preserve"> PAGEREF _Toc240129017 \h </w:instrText>
+              <w:instrText xml:space="preserve"> PAGEREF _Toc241674290 \h </w:instrText>
             </w:r>
             <w:r>
               <w:rPr>
@@ -1688,7 +1675,7 @@
                 <w:noProof/>
                 <w:webHidden/>
               </w:rPr>
-              <w:t>27</w:t>
+              <w:t>29</w:t>
             </w:r>
             <w:r>
               <w:rPr>
@@ -1713,7 +1700,7 @@
               <w:lang w:eastAsia="es-CO"/>
             </w:rPr>
           </w:pPr>
-          <w:hyperlink w:anchor="_Toc240129018" w:history="1">
+          <w:hyperlink w:anchor="_Toc241674291" w:history="1">
             <w:r>
               <w:rPr>
                 <w:rStyle w:val="Hipervnculo"/>
@@ -1740,7 +1727,7 @@
                 <w:noProof/>
                 <w:webHidden/>
               </w:rPr>
-              <w:instrText xml:space="preserve"> PAGEREF _Toc240129018 \h </w:instrText>
+              <w:instrText xml:space="preserve"> PAGEREF _Toc241674291 \h </w:instrText>
             </w:r>
             <w:r>
               <w:rPr>
@@ -1760,7 +1747,7 @@
                 <w:noProof/>
                 <w:webHidden/>
               </w:rPr>
-              <w:t>27</w:t>
+              <w:t>29</w:t>
             </w:r>
             <w:r>
               <w:rPr>
@@ -1785,7 +1772,7 @@
               <w:lang w:eastAsia="es-CO"/>
             </w:rPr>
           </w:pPr>
-          <w:hyperlink w:anchor="_Toc240129019" w:history="1">
+          <w:hyperlink w:anchor="_Toc241674292" w:history="1">
             <w:r>
               <w:rPr>
                 <w:rStyle w:val="Hipervnculo"/>
@@ -1812,7 +1799,7 @@
                 <w:noProof/>
                 <w:webHidden/>
               </w:rPr>
-              <w:instrText xml:space="preserve"> PAGEREF _Toc240129019 \h </w:instrText>
+              <w:instrText xml:space="preserve"> PAGEREF _Toc241674292 \h </w:instrText>
             </w:r>
             <w:r>
               <w:rPr>
@@ -1832,7 +1819,7 @@
                 <w:noProof/>
                 <w:webHidden/>
               </w:rPr>
-              <w:t>28</w:t>
+              <w:t>30</w:t>
             </w:r>
             <w:r>
               <w:rPr>
@@ -1857,7 +1844,7 @@
               <w:lang w:eastAsia="es-CO"/>
             </w:rPr>
           </w:pPr>
-          <w:hyperlink w:anchor="_Toc240129020" w:history="1">
+          <w:hyperlink w:anchor="_Toc241674293" w:history="1">
             <w:r>
               <w:rPr>
                 <w:rStyle w:val="Hipervnculo"/>
@@ -1884,7 +1871,7 @@
                 <w:noProof/>
                 <w:webHidden/>
               </w:rPr>
-              <w:instrText xml:space="preserve"> PAGEREF _Toc240129020 \h </w:instrText>
+              <w:instrText xml:space="preserve"> PAGEREF _Toc241674293 \h </w:instrText>
             </w:r>
             <w:r>
               <w:rPr>
@@ -1904,7 +1891,7 @@
                 <w:noProof/>
                 <w:webHidden/>
               </w:rPr>
-              <w:t>29</w:t>
+              <w:t>31</w:t>
             </w:r>
             <w:r>
               <w:rPr>
@@ -1929,7 +1916,7 @@
               <w:lang w:eastAsia="es-CO"/>
             </w:rPr>
           </w:pPr>
-          <w:hyperlink w:anchor="_Toc240129021" w:history="1">
+          <w:hyperlink w:anchor="_Toc241674294" w:history="1">
             <w:r>
               <w:rPr>
                 <w:rStyle w:val="Hipervnculo"/>
@@ -1956,7 +1943,7 @@
                 <w:noProof/>
                 <w:webHidden/>
               </w:rPr>
-              <w:instrText xml:space="preserve"> PAGEREF _Toc240129021 \h </w:instrText>
+              <w:instrText xml:space="preserve"> PAGEREF _Toc241674294 \h </w:instrText>
             </w:r>
             <w:r>
               <w:rPr>
@@ -1976,7 +1963,7 @@
                 <w:noProof/>
                 <w:webHidden/>
               </w:rPr>
-              <w:t>30</w:t>
+              <w:t>32</w:t>
             </w:r>
             <w:r>
               <w:rPr>
@@ -2001,7 +1988,7 @@
               <w:lang w:eastAsia="es-CO"/>
             </w:rPr>
           </w:pPr>
-          <w:hyperlink w:anchor="_Toc240129022" w:history="1">
+          <w:hyperlink w:anchor="_Toc241674295" w:history="1">
             <w:r>
               <w:rPr>
                 <w:rStyle w:val="Hipervnculo"/>
@@ -2028,7 +2015,7 @@
                 <w:noProof/>
                 <w:webHidden/>
               </w:rPr>
-              <w:instrText xml:space="preserve"> PAGEREF _Toc240129022 \h </w:instrText>
+              <w:instrText xml:space="preserve"> PAGEREF _Toc241674295 \h </w:instrText>
             </w:r>
             <w:r>
               <w:rPr>
@@ -2048,7 +2035,7 @@
                 <w:noProof/>
                 <w:webHidden/>
               </w:rPr>
-              <w:t>31</w:t>
+              <w:t>33</w:t>
             </w:r>
             <w:r>
               <w:rPr>
@@ -2073,7 +2060,7 @@
               <w:lang w:eastAsia="es-CO"/>
             </w:rPr>
           </w:pPr>
-          <w:hyperlink w:anchor="_Toc240129023" w:history="1">
+          <w:hyperlink w:anchor="_Toc241674296" w:history="1">
             <w:r>
               <w:rPr>
                 <w:rStyle w:val="Hipervnculo"/>
@@ -2100,7 +2087,7 @@
                 <w:noProof/>
                 <w:webHidden/>
               </w:rPr>
-              <w:instrText xml:space="preserve"> PAGEREF _Toc240129023 \h </w:instrText>
+              <w:instrText xml:space="preserve"> PAGEREF _Toc241674296 \h </w:instrText>
             </w:r>
             <w:r>
               <w:rPr>
@@ -2120,7 +2107,7 @@
                 <w:noProof/>
                 <w:webHidden/>
               </w:rPr>
-              <w:t>32</w:t>
+              <w:t>34</w:t>
             </w:r>
             <w:r>
               <w:rPr>
@@ -2145,7 +2132,7 @@
               <w:lang w:eastAsia="es-CO"/>
             </w:rPr>
           </w:pPr>
-          <w:hyperlink w:anchor="_Toc240129024" w:history="1">
+          <w:hyperlink w:anchor="_Toc241674297" w:history="1">
             <w:r>
               <w:rPr>
                 <w:rStyle w:val="Hipervnculo"/>
@@ -2172,7 +2159,7 @@
                 <w:noProof/>
                 <w:webHidden/>
               </w:rPr>
-              <w:instrText xml:space="preserve"> PAGEREF _Toc240129024 \h </w:instrText>
+              <w:instrText xml:space="preserve"> PAGEREF _Toc241674297 \h </w:instrText>
             </w:r>
             <w:r>
               <w:rPr>
@@ -2192,7 +2179,7 @@
                 <w:noProof/>
                 <w:webHidden/>
               </w:rPr>
-              <w:t>35</w:t>
+              <w:t>37</w:t>
             </w:r>
             <w:r>
               <w:rPr>
@@ -2217,7 +2204,7 @@
               <w:lang w:eastAsia="es-CO"/>
             </w:rPr>
           </w:pPr>
-          <w:hyperlink w:anchor="_Toc240129025" w:history="1">
+          <w:hyperlink w:anchor="_Toc241674298" w:history="1">
             <w:r>
               <w:rPr>
                 <w:rStyle w:val="Hipervnculo"/>
@@ -2244,7 +2231,7 @@
                 <w:noProof/>
                 <w:webHidden/>
               </w:rPr>
-              <w:instrText xml:space="preserve"> PAGEREF _Toc240129025 \h </w:instrText>
+              <w:instrText xml:space="preserve"> PAGEREF _Toc241674298 \h </w:instrText>
             </w:r>
             <w:r>
               <w:rPr>
@@ -2264,7 +2251,7 @@
                 <w:noProof/>
                 <w:webHidden/>
               </w:rPr>
-              <w:t>35</w:t>
+              <w:t>37</w:t>
             </w:r>
             <w:r>
               <w:rPr>
@@ -2289,7 +2276,7 @@
               <w:lang w:eastAsia="es-CO"/>
             </w:rPr>
           </w:pPr>
-          <w:hyperlink w:anchor="_Toc240129026" w:history="1">
+          <w:hyperlink w:anchor="_Toc241674299" w:history="1">
             <w:r>
               <w:rPr>
                 <w:rStyle w:val="Hipervnculo"/>
@@ -2316,7 +2303,7 @@
                 <w:noProof/>
                 <w:webHidden/>
               </w:rPr>
-              <w:instrText xml:space="preserve"> PAGEREF _Toc240129026 \h </w:instrText>
+              <w:instrText xml:space="preserve"> PAGEREF _Toc241674299 \h </w:instrText>
             </w:r>
             <w:r>
               <w:rPr>
@@ -2336,7 +2323,7 @@
                 <w:noProof/>
                 <w:webHidden/>
               </w:rPr>
-              <w:t>37</w:t>
+              <w:t>39</w:t>
             </w:r>
             <w:r>
               <w:rPr>
@@ -2361,7 +2348,7 @@
               <w:lang w:eastAsia="es-CO"/>
             </w:rPr>
           </w:pPr>
-          <w:hyperlink w:anchor="_Toc240129027" w:history="1">
+          <w:hyperlink w:anchor="_Toc241674300" w:history="1">
             <w:r>
               <w:rPr>
                 <w:rStyle w:val="Hipervnculo"/>
@@ -2388,7 +2375,7 @@
                 <w:noProof/>
                 <w:webHidden/>
               </w:rPr>
-              <w:instrText xml:space="preserve"> PAGEREF _Toc240129027 \h </w:instrText>
+              <w:instrText xml:space="preserve"> PAGEREF _Toc241674300 \h </w:instrText>
             </w:r>
             <w:r>
               <w:rPr>
@@ -2408,7 +2395,7 @@
                 <w:noProof/>
                 <w:webHidden/>
               </w:rPr>
-              <w:t>38</w:t>
+              <w:t>40</w:t>
             </w:r>
             <w:r>
               <w:rPr>
@@ -2433,7 +2420,7 @@
               <w:lang w:eastAsia="es-CO"/>
             </w:rPr>
           </w:pPr>
-          <w:hyperlink w:anchor="_Toc240129028" w:history="1">
+          <w:hyperlink w:anchor="_Toc241674301" w:history="1">
             <w:r>
               <w:rPr>
                 <w:rStyle w:val="Hipervnculo"/>
@@ -2460,7 +2447,7 @@
                 <w:noProof/>
                 <w:webHidden/>
               </w:rPr>
-              <w:instrText xml:space="preserve"> PAGEREF _Toc240129028 \h </w:instrText>
+              <w:instrText xml:space="preserve"> PAGEREF _Toc241674301 \h </w:instrText>
             </w:r>
             <w:r>
               <w:rPr>
@@ -2480,7 +2467,7 @@
                 <w:noProof/>
                 <w:webHidden/>
               </w:rPr>
-              <w:t>39</w:t>
+              <w:t>41</w:t>
             </w:r>
             <w:r>
               <w:rPr>
@@ -2505,7 +2492,7 @@
               <w:lang w:eastAsia="es-CO"/>
             </w:rPr>
           </w:pPr>
-          <w:hyperlink w:anchor="_Toc240129029" w:history="1">
+          <w:hyperlink w:anchor="_Toc241674302" w:history="1">
             <w:r>
               <w:rPr>
                 <w:rStyle w:val="Hipervnculo"/>
@@ -2532,7 +2519,7 @@
                 <w:noProof/>
                 <w:webHidden/>
               </w:rPr>
-              <w:instrText xml:space="preserve"> PAGEREF _Toc240129029 \h </w:instrText>
+              <w:instrText xml:space="preserve"> PAGEREF _Toc241674302 \h </w:instrText>
             </w:r>
             <w:r>
               <w:rPr>
@@ -2552,7 +2539,7 @@
                 <w:noProof/>
                 <w:webHidden/>
               </w:rPr>
-              <w:t>41</w:t>
+              <w:t>43</w:t>
             </w:r>
             <w:r>
               <w:rPr>
@@ -2577,7 +2564,7 @@
               <w:lang w:eastAsia="es-CO"/>
             </w:rPr>
           </w:pPr>
-          <w:hyperlink w:anchor="_Toc240129030" w:history="1">
+          <w:hyperlink w:anchor="_Toc241674303" w:history="1">
             <w:r>
               <w:rPr>
                 <w:rStyle w:val="Hipervnculo"/>
@@ -2604,7 +2591,7 @@
                 <w:noProof/>
                 <w:webHidden/>
               </w:rPr>
-              <w:instrText xml:space="preserve"> PAGEREF _Toc240129030 \h </w:instrText>
+              <w:instrText xml:space="preserve"> PAGEREF _Toc241674303 \h </w:instrText>
             </w:r>
             <w:r>
               <w:rPr>
@@ -2624,7 +2611,7 @@
                 <w:noProof/>
                 <w:webHidden/>
               </w:rPr>
-              <w:t>44</w:t>
+              <w:t>47</w:t>
             </w:r>
             <w:r>
               <w:rPr>
@@ -2649,7 +2636,7 @@
               <w:lang w:eastAsia="es-CO"/>
             </w:rPr>
           </w:pPr>
-          <w:hyperlink w:anchor="_Toc240129031" w:history="1">
+          <w:hyperlink w:anchor="_Toc241674304" w:history="1">
             <w:r>
               <w:rPr>
                 <w:rStyle w:val="Hipervnculo"/>
@@ -2676,7 +2663,7 @@
                 <w:noProof/>
                 <w:webHidden/>
               </w:rPr>
-              <w:instrText xml:space="preserve"> PAGEREF _Toc240129031 \h </w:instrText>
+              <w:instrText xml:space="preserve"> PAGEREF _Toc241674304 \h </w:instrText>
             </w:r>
             <w:r>
               <w:rPr>
@@ -2696,7 +2683,7 @@
                 <w:noProof/>
                 <w:webHidden/>
               </w:rPr>
-              <w:t>44</w:t>
+              <w:t>47</w:t>
             </w:r>
             <w:r>
               <w:rPr>
@@ -2721,7 +2708,7 @@
               <w:lang w:eastAsia="es-CO"/>
             </w:rPr>
           </w:pPr>
-          <w:hyperlink w:anchor="_Toc240129032" w:history="1">
+          <w:hyperlink w:anchor="_Toc241674305" w:history="1">
             <w:r>
               <w:rPr>
                 <w:rStyle w:val="Hipervnculo"/>
@@ -2748,7 +2735,7 @@
                 <w:noProof/>
                 <w:webHidden/>
               </w:rPr>
-              <w:instrText xml:space="preserve"> PAGEREF _Toc240129032 \h </w:instrText>
+              <w:instrText xml:space="preserve"> PAGEREF _Toc241674305 \h </w:instrText>
             </w:r>
             <w:r>
               <w:rPr>
@@ -2768,7 +2755,7 @@
                 <w:noProof/>
                 <w:webHidden/>
               </w:rPr>
-              <w:t>45</w:t>
+              <w:t>48</w:t>
             </w:r>
             <w:r>
               <w:rPr>
@@ -2793,7 +2780,7 @@
               <w:lang w:eastAsia="es-CO"/>
             </w:rPr>
           </w:pPr>
-          <w:hyperlink w:anchor="_Toc240129033" w:history="1">
+          <w:hyperlink w:anchor="_Toc241674306" w:history="1">
             <w:r>
               <w:rPr>
                 <w:rStyle w:val="Hipervnculo"/>
@@ -2820,7 +2807,7 @@
                 <w:noProof/>
                 <w:webHidden/>
               </w:rPr>
-              <w:instrText xml:space="preserve"> PAGEREF _Toc240129033 \h </w:instrText>
+              <w:instrText xml:space="preserve"> PAGEREF _Toc241674306 \h </w:instrText>
             </w:r>
             <w:r>
               <w:rPr>
@@ -2840,7 +2827,7 @@
                 <w:noProof/>
                 <w:webHidden/>
               </w:rPr>
-              <w:t>46</w:t>
+              <w:t>49</w:t>
             </w:r>
             <w:r>
               <w:rPr>
@@ -2865,7 +2852,7 @@
               <w:lang w:eastAsia="es-CO"/>
             </w:rPr>
           </w:pPr>
-          <w:hyperlink w:anchor="_Toc240129034" w:history="1">
+          <w:hyperlink w:anchor="_Toc241674307" w:history="1">
             <w:r>
               <w:rPr>
                 <w:rStyle w:val="Hipervnculo"/>
@@ -2892,7 +2879,7 @@
                 <w:noProof/>
                 <w:webHidden/>
               </w:rPr>
-              <w:instrText xml:space="preserve"> PAGEREF _Toc240129034 \h </w:instrText>
+              <w:instrText xml:space="preserve"> PAGEREF _Toc241674307 \h </w:instrText>
             </w:r>
             <w:r>
               <w:rPr>
@@ -2912,7 +2899,7 @@
                 <w:noProof/>
                 <w:webHidden/>
               </w:rPr>
-              <w:t>48</w:t>
+              <w:t>51</w:t>
             </w:r>
             <w:r>
               <w:rPr>
@@ -2937,7 +2924,7 @@
               <w:lang w:eastAsia="es-CO"/>
             </w:rPr>
           </w:pPr>
-          <w:hyperlink w:anchor="_Toc240129035" w:history="1">
+          <w:hyperlink w:anchor="_Toc241674308" w:history="1">
             <w:r>
               <w:rPr>
                 <w:rStyle w:val="Hipervnculo"/>
@@ -2964,7 +2951,7 @@
                 <w:noProof/>
                 <w:webHidden/>
               </w:rPr>
-              <w:instrText xml:space="preserve"> PAGEREF _Toc240129035 \h </w:instrText>
+              <w:instrText xml:space="preserve"> PAGEREF _Toc241674308 \h </w:instrText>
             </w:r>
             <w:r>
               <w:rPr>
@@ -2984,7 +2971,7 @@
                 <w:noProof/>
                 <w:webHidden/>
               </w:rPr>
-              <w:t>48</w:t>
+              <w:t>51</w:t>
             </w:r>
             <w:r>
               <w:rPr>
@@ -3009,7 +2996,7 @@
               <w:lang w:eastAsia="es-CO"/>
             </w:rPr>
           </w:pPr>
-          <w:hyperlink w:anchor="_Toc240129036" w:history="1">
+          <w:hyperlink w:anchor="_Toc241674309" w:history="1">
             <w:r>
               <w:rPr>
                 <w:rStyle w:val="Hipervnculo"/>
@@ -3036,7 +3023,7 @@
                 <w:noProof/>
                 <w:webHidden/>
               </w:rPr>
-              <w:instrText xml:space="preserve"> PAGEREF _Toc240129036 \h </w:instrText>
+              <w:instrText xml:space="preserve"> PAGEREF _Toc241674309 \h </w:instrText>
             </w:r>
             <w:r>
               <w:rPr>
@@ -3056,7 +3043,7 @@
                 <w:noProof/>
                 <w:webHidden/>
               </w:rPr>
-              <w:t>49</w:t>
+              <w:t>52</w:t>
             </w:r>
             <w:r>
               <w:rPr>
@@ -3081,7 +3068,7 @@
               <w:lang w:eastAsia="es-CO"/>
             </w:rPr>
           </w:pPr>
-          <w:hyperlink w:anchor="_Toc240129037" w:history="1">
+          <w:hyperlink w:anchor="_Toc241674310" w:history="1">
             <w:r>
               <w:rPr>
                 <w:rStyle w:val="Hipervnculo"/>
@@ -3108,7 +3095,7 @@
                 <w:noProof/>
                 <w:webHidden/>
               </w:rPr>
-              <w:instrText xml:space="preserve"> PAGEREF _Toc240129037 \h </w:instrText>
+              <w:instrText xml:space="preserve"> PAGEREF _Toc241674310 \h </w:instrText>
             </w:r>
             <w:r>
               <w:rPr>
@@ -3128,7 +3115,7 @@
                 <w:noProof/>
                 <w:webHidden/>
               </w:rPr>
-              <w:t>51</w:t>
+              <w:t>54</w:t>
             </w:r>
             <w:r>
               <w:rPr>
@@ -3153,7 +3140,7 @@
               <w:lang w:eastAsia="es-CO"/>
             </w:rPr>
           </w:pPr>
-          <w:hyperlink w:anchor="_Toc240129038" w:history="1">
+          <w:hyperlink w:anchor="_Toc241674311" w:history="1">
             <w:r>
               <w:rPr>
                 <w:rStyle w:val="Hipervnculo"/>
@@ -3180,7 +3167,7 @@
                 <w:noProof/>
                 <w:webHidden/>
               </w:rPr>
-              <w:instrText xml:space="preserve"> PAGEREF _Toc240129038 \h </w:instrText>
+              <w:instrText xml:space="preserve"> PAGEREF _Toc241674311 \h </w:instrText>
             </w:r>
             <w:r>
               <w:rPr>
@@ -3200,7 +3187,7 @@
                 <w:noProof/>
                 <w:webHidden/>
               </w:rPr>
-              <w:t>52</w:t>
+              <w:t>55</w:t>
             </w:r>
             <w:r>
               <w:rPr>
@@ -3225,7 +3212,7 @@
               <w:lang w:eastAsia="es-CO"/>
             </w:rPr>
           </w:pPr>
-          <w:hyperlink w:anchor="_Toc240129039" w:history="1">
+          <w:hyperlink w:anchor="_Toc241674312" w:history="1">
             <w:r>
               <w:rPr>
                 <w:rStyle w:val="Hipervnculo"/>
@@ -3252,7 +3239,7 @@
                 <w:noProof/>
                 <w:webHidden/>
               </w:rPr>
-              <w:instrText xml:space="preserve"> PAGEREF _Toc240129039 \h </w:instrText>
+              <w:instrText xml:space="preserve"> PAGEREF _Toc241674312 \h </w:instrText>
             </w:r>
             <w:r>
               <w:rPr>
@@ -3272,7 +3259,7 @@
                 <w:noProof/>
                 <w:webHidden/>
               </w:rPr>
-              <w:t>54</w:t>
+              <w:t>57</w:t>
             </w:r>
             <w:r>
               <w:rPr>
@@ -3297,7 +3284,7 @@
               <w:lang w:eastAsia="es-CO"/>
             </w:rPr>
           </w:pPr>
-          <w:hyperlink w:anchor="_Toc240129040" w:history="1">
+          <w:hyperlink w:anchor="_Toc241674313" w:history="1">
             <w:r>
               <w:rPr>
                 <w:rStyle w:val="Hipervnculo"/>
@@ -3324,7 +3311,7 @@
                 <w:noProof/>
                 <w:webHidden/>
               </w:rPr>
-              <w:instrText xml:space="preserve"> PAGEREF _Toc240129040 \h </w:instrText>
+              <w:instrText xml:space="preserve"> PAGEREF _Toc241674313 \h </w:instrText>
             </w:r>
             <w:r>
               <w:rPr>
@@ -3344,7 +3331,7 @@
                 <w:noProof/>
                 <w:webHidden/>
               </w:rPr>
-              <w:t>56</w:t>
+              <w:t>59</w:t>
             </w:r>
             <w:r>
               <w:rPr>
@@ -3372,7 +3359,7 @@
       <w:pPr>
         <w:pStyle w:val="Titulosgenerales"/>
       </w:pPr>
-      <w:bookmarkStart w:id="0" w:name="_Toc240129002"/>
+      <w:bookmarkStart w:id="0" w:name="_Toc241674275"/>
       <w:r>
         <w:lastRenderedPageBreak/>
         <w:t>Introducción</w:t>
@@ -3402,7 +3389,7 @@
       <w:pPr>
         <w:pStyle w:val="Ttulo1"/>
       </w:pPr>
-      <w:bookmarkStart w:id="1" w:name="_Toc240129003"/>
+      <w:bookmarkStart w:id="1" w:name="_Toc241674276"/>
       <w:r>
         <w:lastRenderedPageBreak/>
         <w:t>Políticas logísticas</w:t>
@@ -3418,7 +3405,7 @@
       <w:pPr>
         <w:pStyle w:val="Ttulo2"/>
       </w:pPr>
-      <w:bookmarkStart w:id="2" w:name="_Toc240129004"/>
+      <w:bookmarkStart w:id="2" w:name="_Toc241674277"/>
       <w:r>
         <w:t>Concepto</w:t>
       </w:r>
@@ -3454,7 +3441,7 @@
       <w:pPr>
         <w:pStyle w:val="Ttulo2"/>
       </w:pPr>
-      <w:bookmarkStart w:id="3" w:name="_Toc240129005"/>
+      <w:bookmarkStart w:id="3" w:name="_Toc241674278"/>
       <w:r>
         <w:t>Tipos</w:t>
       </w:r>
@@ -3587,10 +3574,14 @@
           <w:b/>
           <w:bCs/>
         </w:rPr>
-        <w:t>De distribución</w:t>
-      </w:r>
-      <w:r>
-        <w:t>. Orienta la forma de entregar productos desde los puntos de almacenamiento hasta los clientes. Ejemplo: una empresa de consumo masivo organiza entregas por zonas geográficas para consolidar pedidos y aprovechar la capacidad vehicular.</w:t>
+        <w:t>Logística inversa</w:t>
+      </w:r>
+      <w:r>
+        <w:t>. Establece procedimientos para devoluciones, recuperación, reutilización o disposición de productos y materiales. Ejemplo: una empresa de comercio electrónico recibe productos devueltos, verifica su condición y determina su reincorporación al inventario o disposición final.</w:t>
+      </w:r>
+      <w:r>
+        <w:tab/>
+        <w:t xml:space="preserve">  </w:t>
       </w:r>
     </w:p>
     <w:p>
@@ -3625,14 +3616,17 @@
           <w:b/>
           <w:bCs/>
         </w:rPr>
-        <w:t>Logística inversa</w:t>
-      </w:r>
-      <w:r>
-        <w:t>. Establece procedimientos para devoluciones, recuperación, reutilización o disposición de productos y materiales. Ejemplo: una empresa de comercio electrónico recibe productos devueltos, verifica su condición y determina su reincorporación al inventario o disposición final.</w:t>
+        <w:t>De distribución</w:t>
+      </w:r>
+      <w:r>
+        <w:t xml:space="preserve">. </w:t>
+      </w:r>
+      <w:r>
+        <w:t>Orienta la forma de entregar productos desde los puntos de almacenamiento hasta los clientes. Ejemplo: una empresa de consumo masivo organiza entregas por zonas geográficas para consolidar pedidos y aprovechar la capacidad vehicular.</w:t>
       </w:r>
       <w:r>
         <w:tab/>
-        <w:t xml:space="preserve">  </w:t>
+        <w:t xml:space="preserve">   </w:t>
       </w:r>
     </w:p>
     <w:p>
@@ -3683,7 +3677,7 @@
       <w:pPr>
         <w:pStyle w:val="Ttulo2"/>
       </w:pPr>
-      <w:bookmarkStart w:id="4" w:name="_Toc240129006"/>
+      <w:bookmarkStart w:id="4" w:name="_Toc241674279"/>
       <w:r>
         <w:t>Políticas de compras</w:t>
       </w:r>
@@ -3874,7 +3868,7 @@
       <w:pPr>
         <w:pStyle w:val="Ttulo2"/>
       </w:pPr>
-      <w:bookmarkStart w:id="5" w:name="_Toc240129007"/>
+      <w:bookmarkStart w:id="5" w:name="_Toc241674280"/>
       <w:r>
         <w:t>Políticas de inventarios</w:t>
       </w:r>
@@ -4157,7 +4151,7 @@
       <w:pPr>
         <w:pStyle w:val="Ttulo2"/>
       </w:pPr>
-      <w:bookmarkStart w:id="6" w:name="_Toc240129008"/>
+      <w:bookmarkStart w:id="6" w:name="_Toc241674281"/>
       <w:r>
         <w:t>Políticas de recibo y despacho</w:t>
       </w:r>
@@ -4331,7 +4325,7 @@
       <w:pPr>
         <w:pStyle w:val="Ttulo2"/>
       </w:pPr>
-      <w:bookmarkStart w:id="7" w:name="_Toc240129009"/>
+      <w:bookmarkStart w:id="7" w:name="_Toc241674282"/>
       <w:r>
         <w:lastRenderedPageBreak/>
         <w:t>Políticas de preparación de pedidos</w:t>
@@ -4553,7 +4547,7 @@
       <w:pPr>
         <w:pStyle w:val="Ttulo2"/>
       </w:pPr>
-      <w:bookmarkStart w:id="8" w:name="_Toc240129010"/>
+      <w:bookmarkStart w:id="8" w:name="_Toc241674283"/>
       <w:r>
         <w:t>Políticas de manipulación, entrega y conservación de productos</w:t>
       </w:r>
@@ -4770,7 +4764,13 @@
     </w:p>
     <w:p>
       <w:r>
-        <w:t>A continuación, se invita a ir al siguiente p</w:t>
+        <w:t xml:space="preserve">A continuación, se invita a </w:t>
+      </w:r>
+      <w:r>
+        <w:t>consultar e</w:t>
+      </w:r>
+      <w:r>
+        <w:t>l siguiente p</w:t>
       </w:r>
       <w:r>
         <w:t>ó</w:t>
@@ -4823,6 +4823,13 @@
               </w:rPr>
               <w:t>Políticas logísticas como ventaja competitiva en las organizaciones modernas</w:t>
             </w:r>
+            <w:r>
+              <w:rPr>
+                <w:b/>
+                <w:bCs/>
+              </w:rPr>
+              <w:t>.</w:t>
+            </w:r>
           </w:p>
         </w:tc>
       </w:tr>
@@ -4831,34 +4838,303 @@
           <w:tcPr>
             <w:tcW w:w="9962" w:type="dxa"/>
           </w:tcPr>
-          <w:p/>
-          <w:p/>
-          <w:p/>
-          <w:p/>
-          <w:p/>
-          <w:p/>
-          <w:p/>
-          <w:p/>
-          <w:p/>
-          <w:p/>
-          <w:p/>
-          <w:p/>
-          <w:p/>
-          <w:p/>
-          <w:p/>
-          <w:p/>
-          <w:p/>
-          <w:p/>
-          <w:p/>
+          <w:p>
+            <w:r>
+              <w:rPr>
+                <w:b/>
+                <w:bCs/>
+              </w:rPr>
+              <w:t>Persona 1 (Asusena):</w:t>
+            </w:r>
+            <w:r>
+              <w:t xml:space="preserve"> Si el pedido figura despachado, el camión sigue estacionado y la mercancía no aparece. Eso sí, el correo dice «proceso exitoso». Tenemos una operación “maravillosa”, lástima que ocurra exclusivamente dentro del computador.</w:t>
+            </w:r>
+          </w:p>
+          <w:p>
+            <w:r>
+              <w:rPr>
+                <w:b/>
+                <w:bCs/>
+              </w:rPr>
+              <w:lastRenderedPageBreak/>
+              <w:t>Persona 2 (Don Campos):</w:t>
+            </w:r>
+            <w:r>
+              <w:rPr>
+                <w:b/>
+                <w:bCs/>
+              </w:rPr>
+              <w:t xml:space="preserve"> </w:t>
+            </w:r>
+            <w:r>
+              <w:t>Para que nuestros productos lleguen al cliente y no se queden viviendo en un informe, necesitamos políticas logísticas: lineamientos que orientan las compras, los inventarios, el almacenamiento y la distribución.</w:t>
+            </w:r>
+          </w:p>
+          <w:p>
+            <w:r>
+              <w:rPr>
+                <w:b/>
+                <w:bCs/>
+              </w:rPr>
+              <w:t>Persona 1 (Asusena):</w:t>
+            </w:r>
+            <w:r>
+              <w:rPr>
+                <w:b/>
+                <w:bCs/>
+              </w:rPr>
+              <w:t xml:space="preserve"> </w:t>
+            </w:r>
+            <w:r>
+              <w:t>Su valor está en coordinar decisiones entre áreas, proveedores y transportadores; de nada sirve que cada oficina celebre sus resultados mientras el pedido continúa desaparecido.</w:t>
+            </w:r>
+          </w:p>
+          <w:p>
+            <w:r>
+              <w:rPr>
+                <w:b/>
+                <w:bCs/>
+              </w:rPr>
+              <w:t>Persona 2 (Don Campos):</w:t>
+            </w:r>
+            <w:r>
+              <w:rPr>
+                <w:b/>
+                <w:bCs/>
+              </w:rPr>
+              <w:t xml:space="preserve"> </w:t>
+            </w:r>
+            <w:r>
+              <w:t>De entrada, acordamos criterios para seleccionar proveedores, recibir mercancías, controlar existencias y preparar pedidos. Así reducimos errores y tiempos de respuesta.</w:t>
+            </w:r>
+          </w:p>
+          <w:p>
+            <w:r>
+              <w:rPr>
+                <w:b/>
+                <w:bCs/>
+              </w:rPr>
+              <w:t>Persona 1 (Asusena):</w:t>
+            </w:r>
+            <w:r>
+              <w:rPr>
+                <w:b/>
+                <w:bCs/>
+              </w:rPr>
+              <w:t xml:space="preserve"> </w:t>
+            </w:r>
+            <w:r>
+              <w:t>Si compras registra una cantidad y bodega recibe otra, necesitamos un procedimiento que permita detectar y resolver la diferencia; convocar una reunión para declarar que «falta comunicación» deja el inventario exactamente igual, aunque bastante más acompañado.</w:t>
+            </w:r>
+          </w:p>
+          <w:p>
+            <w:r>
+              <w:rPr>
+                <w:b/>
+                <w:bCs/>
+              </w:rPr>
+              <w:t>Persona 2 (Don Campos):</w:t>
+            </w:r>
+            <w:r>
+              <w:rPr>
+                <w:b/>
+                <w:bCs/>
+              </w:rPr>
+              <w:t xml:space="preserve"> </w:t>
+            </w:r>
+            <w:r>
+              <w:t>Esa organización ayuda a enfrentar retrasos de abastecimiento, cambios en la demanda o interrupciones del transporte. Las políticas no eliminan los imprevistos, pero nos permiten responder con criterios establecidos y reducir su impacto.</w:t>
+            </w:r>
+          </w:p>
+          <w:p>
+            <w:r>
+              <w:rPr>
+                <w:b/>
+                <w:bCs/>
+              </w:rPr>
+              <w:t>Persona 1 (Asusena):</w:t>
+            </w:r>
+            <w:r>
+              <w:rPr>
+                <w:b/>
+                <w:bCs/>
+              </w:rPr>
+              <w:t xml:space="preserve"> </w:t>
+            </w:r>
+            <w:r>
+              <w:t>Ahí ganamos capacidad de reacción, en lugar de estrenar una crisis administrativa con cada entrega.</w:t>
+            </w:r>
+          </w:p>
+          <w:p>
+            <w:r>
+              <w:rPr>
+                <w:b/>
+                <w:bCs/>
+              </w:rPr>
+              <w:lastRenderedPageBreak/>
+              <w:t>Persona 2 (Don Campos):</w:t>
+            </w:r>
+            <w:r>
+              <w:rPr>
+                <w:b/>
+                <w:bCs/>
+              </w:rPr>
+              <w:t xml:space="preserve"> </w:t>
+            </w:r>
+            <w:r>
+              <w:t>Ahora viene el detalle tecnológico. Un ERP integra información y recursos de la empresa; un WMS apoya la gestión del almacén, y un TMS, la del transporte.</w:t>
+            </w:r>
+          </w:p>
+          <w:p>
+            <w:r>
+              <w:rPr>
+                <w:b/>
+                <w:bCs/>
+              </w:rPr>
+              <w:t>Persona 1 (Asusena):</w:t>
+            </w:r>
+            <w:r>
+              <w:rPr>
+                <w:b/>
+                <w:bCs/>
+              </w:rPr>
+              <w:t xml:space="preserve"> </w:t>
+            </w:r>
+            <w:r>
+              <w:t>Los códigos de barras y el análisis de datos facilitan el control, siempre que registremos correctamente la información y podamos seguir el recorrido de los productos.</w:t>
+            </w:r>
+          </w:p>
+          <w:p>
+            <w:r>
+              <w:rPr>
+                <w:b/>
+                <w:bCs/>
+              </w:rPr>
+              <w:t>Persona 2 (Don Campos):</w:t>
+            </w:r>
+            <w:r>
+              <w:rPr>
+                <w:b/>
+                <w:bCs/>
+              </w:rPr>
+              <w:t xml:space="preserve"> </w:t>
+            </w:r>
+            <w:r>
+              <w:t>Comprar tecnología sin ordenar los procesos nos permite conseguir algo carísimo: desorden con contraseña. Aunque esa pueda ser una muy buena contraseña, ja</w:t>
+            </w:r>
+            <w:r>
+              <w:t xml:space="preserve">, ja, </w:t>
+            </w:r>
+            <w:r>
+              <w:t>ja.</w:t>
+            </w:r>
+          </w:p>
+          <w:p>
+            <w:r>
+              <w:rPr>
+                <w:b/>
+                <w:bCs/>
+              </w:rPr>
+              <w:t>Persona 1 (Asusena):</w:t>
+            </w:r>
+            <w:r>
+              <w:rPr>
+                <w:b/>
+                <w:bCs/>
+              </w:rPr>
+              <w:t xml:space="preserve"> </w:t>
+            </w:r>
+            <w:r>
+              <w:t>Esos criterios deben conocerlos quienes realizan el trabajo. Capacitar al personal, verificar el cumplimiento y revisar las políticas</w:t>
+            </w:r>
+            <w:r>
+              <w:t>,</w:t>
+            </w:r>
+            <w:r>
+              <w:t xml:space="preserve"> facilita corregir fallas y evitar reprocesos.</w:t>
+            </w:r>
+          </w:p>
+          <w:p>
+            <w:r>
+              <w:rPr>
+                <w:b/>
+                <w:bCs/>
+              </w:rPr>
+              <w:t>Persona 2 (Don Campos):</w:t>
+            </w:r>
+            <w:r>
+              <w:rPr>
+                <w:b/>
+                <w:bCs/>
+              </w:rPr>
+              <w:t xml:space="preserve"> </w:t>
+            </w:r>
+            <w:r>
+              <w:t>De paso, podemos incorporar criterios ambientales y sociales, optimizar rutas y reducir el consumo de recursos. La eficiencia tiene efectos sobre los costos, el servicio y el impacto ambiental.</w:t>
+            </w:r>
+          </w:p>
+          <w:p>
+            <w:r>
+              <w:rPr>
+                <w:b/>
+                <w:bCs/>
+              </w:rPr>
+              <w:t>Persona 1 (Asusena):</w:t>
+            </w:r>
+            <w:r>
+              <w:rPr>
+                <w:b/>
+                <w:bCs/>
+              </w:rPr>
+              <w:t xml:space="preserve"> </w:t>
+            </w:r>
+            <w:r>
+              <w:t>Nuestra ventaja competitiva aparece cuando coordinamos personas, procesos y tecnología para responder mejor al cliente. Revisemos, entonces, si nuestras políticas orientan el trabajo diario o permanecen archivadas.</w:t>
+            </w:r>
+          </w:p>
+          <w:p>
+            <w:r>
+              <w:rPr>
+                <w:b/>
+                <w:bCs/>
+              </w:rPr>
+              <w:lastRenderedPageBreak/>
+              <w:t>Persona 2 (Don Campos):</w:t>
+            </w:r>
+            <w:r>
+              <w:t xml:space="preserve"> Nos encontramos en el próximo pódcast; ojalá, para entonces, el pedido del comienzo ya tenga algo más que un correo de felicitación, o peor, de “dirección no encontrada”, ja</w:t>
+            </w:r>
+            <w:r>
+              <w:t xml:space="preserve">, </w:t>
+            </w:r>
+            <w:r>
+              <w:t>ja,</w:t>
+            </w:r>
+            <w:r>
+              <w:t xml:space="preserve"> ja;</w:t>
+            </w:r>
+            <w:r>
+              <w:t xml:space="preserve"> adiós.</w:t>
+            </w:r>
+          </w:p>
         </w:tc>
       </w:tr>
     </w:tbl>
     <w:p/>
     <w:p>
       <w:pPr>
+        <w:spacing w:before="0" w:after="160" w:line="259" w:lineRule="auto"/>
+        <w:ind w:firstLine="0"/>
+      </w:pPr>
+      <w:r>
+        <w:br w:type="page"/>
+      </w:r>
+    </w:p>
+    <w:p>
+      <w:pPr>
         <w:pStyle w:val="Ttulo1"/>
       </w:pPr>
-      <w:bookmarkStart w:id="9" w:name="_Toc240129011"/>
+      <w:bookmarkStart w:id="9" w:name="_Toc241674284"/>
       <w:r>
         <w:lastRenderedPageBreak/>
         <w:t>Planeación y control de operaciones logísticas</w:t>
@@ -4874,7 +5150,7 @@
       <w:pPr>
         <w:pStyle w:val="Ttulo2"/>
       </w:pPr>
-      <w:bookmarkStart w:id="10" w:name="_Toc240129012"/>
+      <w:bookmarkStart w:id="10" w:name="_Toc241674285"/>
       <w:r>
         <w:t>Cuadros de control</w:t>
       </w:r>
@@ -5326,7 +5602,7 @@
       <w:pPr>
         <w:pStyle w:val="Ttulo2"/>
       </w:pPr>
-      <w:bookmarkStart w:id="11" w:name="_Toc240129013"/>
+      <w:bookmarkStart w:id="11" w:name="_Toc241674286"/>
       <w:r>
         <w:lastRenderedPageBreak/>
         <w:t>Matriz de proveedores (SRM)</w:t>
@@ -5405,7 +5681,7 @@
       <w:pPr>
         <w:pStyle w:val="Ttulo2"/>
       </w:pPr>
-      <w:bookmarkStart w:id="12" w:name="_Toc240129014"/>
+      <w:bookmarkStart w:id="12" w:name="_Toc241674287"/>
       <w:r>
         <w:t>Matriz de clientes (CRM)</w:t>
       </w:r>
@@ -5488,7 +5764,7 @@
       <w:pPr>
         <w:pStyle w:val="Ttulo2"/>
       </w:pPr>
-      <w:bookmarkStart w:id="13" w:name="_Toc240129015"/>
+      <w:bookmarkStart w:id="13" w:name="_Toc241674288"/>
       <w:r>
         <w:t>Control de manufactura</w:t>
       </w:r>
@@ -5665,7 +5941,7 @@
       <w:pPr>
         <w:pStyle w:val="Ttulo2"/>
       </w:pPr>
-      <w:bookmarkStart w:id="14" w:name="_Toc240129016"/>
+      <w:bookmarkStart w:id="14" w:name="_Toc241674289"/>
       <w:r>
         <w:t>Matriz de transporte</w:t>
       </w:r>
@@ -5766,7 +6042,7 @@
       <w:pPr>
         <w:pStyle w:val="Ttulo1"/>
       </w:pPr>
-      <w:bookmarkStart w:id="15" w:name="_Toc240129017"/>
+      <w:bookmarkStart w:id="15" w:name="_Toc241674290"/>
       <w:r>
         <w:lastRenderedPageBreak/>
         <w:t>Planeación de requerimientos logísticos</w:t>
@@ -5787,7 +6063,7 @@
       <w:pPr>
         <w:pStyle w:val="Ttulo2"/>
       </w:pPr>
-      <w:bookmarkStart w:id="16" w:name="_Toc240129018"/>
+      <w:bookmarkStart w:id="16" w:name="_Toc241674291"/>
       <w:r>
         <w:t>Análisis agregado</w:t>
       </w:r>
@@ -5899,7 +6175,7 @@
       <w:pPr>
         <w:pStyle w:val="Ttulo2"/>
       </w:pPr>
-      <w:bookmarkStart w:id="17" w:name="_Toc240129019"/>
+      <w:bookmarkStart w:id="17" w:name="_Toc241674292"/>
       <w:r>
         <w:t>Plan agregado</w:t>
       </w:r>
@@ -5942,7 +6218,7 @@
       <w:pPr>
         <w:pStyle w:val="Ttulo2"/>
       </w:pPr>
-      <w:bookmarkStart w:id="18" w:name="_Toc240129020"/>
+      <w:bookmarkStart w:id="18" w:name="_Toc241674293"/>
       <w:r>
         <w:t>Programa Maestro de Producción (MPS)</w:t>
       </w:r>
@@ -6077,7 +6353,7 @@
       <w:pPr>
         <w:pStyle w:val="Ttulo2"/>
       </w:pPr>
-      <w:bookmarkStart w:id="19" w:name="_Toc240129021"/>
+      <w:bookmarkStart w:id="19" w:name="_Toc241674294"/>
       <w:r>
         <w:t>Planificación de Requerimientos de Materiales (MRP)</w:t>
       </w:r>
@@ -6121,7 +6397,7 @@
       <w:pPr>
         <w:pStyle w:val="Ttulo2"/>
       </w:pPr>
-      <w:bookmarkStart w:id="20" w:name="_Toc240129022"/>
+      <w:bookmarkStart w:id="20" w:name="_Toc241674295"/>
       <w:r>
         <w:lastRenderedPageBreak/>
         <w:t>Lista de materiales (BOM)</w:t>
@@ -6517,7 +6793,7 @@
       <w:pPr>
         <w:pStyle w:val="Ttulo2"/>
       </w:pPr>
-      <w:bookmarkStart w:id="21" w:name="_Toc240129023"/>
+      <w:bookmarkStart w:id="21" w:name="_Toc241674296"/>
       <w:r>
         <w:t>Cantidad económica de pedido (EOQ)</w:t>
       </w:r>
@@ -6795,7 +7071,7 @@
       <w:pPr>
         <w:pStyle w:val="Ttulo1"/>
       </w:pPr>
-      <w:bookmarkStart w:id="22" w:name="_Toc240129024"/>
+      <w:bookmarkStart w:id="22" w:name="_Toc241674297"/>
       <w:r>
         <w:lastRenderedPageBreak/>
         <w:t>Diseño de redes logísticas</w:t>
@@ -6811,7 +7087,7 @@
       <w:pPr>
         <w:pStyle w:val="Ttulo2"/>
       </w:pPr>
-      <w:bookmarkStart w:id="23" w:name="_Toc240129025"/>
+      <w:bookmarkStart w:id="23" w:name="_Toc241674298"/>
       <w:r>
         <w:t>Redes de transporte</w:t>
       </w:r>
@@ -7012,7 +7288,7 @@
       <w:pPr>
         <w:pStyle w:val="Ttulo2"/>
       </w:pPr>
-      <w:bookmarkStart w:id="24" w:name="_Toc240129026"/>
+      <w:bookmarkStart w:id="24" w:name="_Toc241674299"/>
       <w:r>
         <w:t>Redes de distribución</w:t>
       </w:r>
@@ -7207,7 +7483,7 @@
       <w:pPr>
         <w:pStyle w:val="Ttulo2"/>
       </w:pPr>
-      <w:bookmarkStart w:id="25" w:name="_Toc240129027"/>
+      <w:bookmarkStart w:id="25" w:name="_Toc241674300"/>
       <w:r>
         <w:t>Rutas críticas</w:t>
       </w:r>
@@ -7246,7 +7522,7 @@
       <w:pPr>
         <w:pStyle w:val="Ttulo2"/>
       </w:pPr>
-      <w:bookmarkStart w:id="26" w:name="_Toc240129028"/>
+      <w:bookmarkStart w:id="26" w:name="_Toc241674301"/>
       <w:r>
         <w:t>Método PERT</w:t>
       </w:r>
@@ -7476,7 +7752,15 @@
         <w:t>.</w:t>
       </w:r>
       <w:r>
-        <w:t xml:space="preserve"> DHL Supply Chain puede utilizar el método PERT para planificar la puesta en marcha de un nuevo centro de distribución, estimando los </w:t>
+        <w:t xml:space="preserve"> DHL </w:t>
+      </w:r>
+      <w:proofErr w:type="spellStart"/>
+      <w:r>
+        <w:t>Supply</w:t>
+      </w:r>
+      <w:proofErr w:type="spellEnd"/>
+      <w:r>
+        <w:t xml:space="preserve"> Chain puede utilizar el método PERT para planificar la puesta en marcha de un nuevo centro de distribución, estimando los </w:t>
       </w:r>
       <w:r>
         <w:lastRenderedPageBreak/>
@@ -7487,7 +7771,7 @@
       <w:pPr>
         <w:pStyle w:val="Ttulo2"/>
       </w:pPr>
-      <w:bookmarkStart w:id="27" w:name="_Toc240129029"/>
+      <w:bookmarkStart w:id="27" w:name="_Toc241674302"/>
       <w:r>
         <w:t>Método CPM</w:t>
       </w:r>
@@ -7587,7 +7871,19 @@
     </w:p>
     <w:p>
       <w:r>
-        <w:t>A continuación, se invita a ir al siguiente p</w:t>
+        <w:t xml:space="preserve">A continuación, se invita a </w:t>
+      </w:r>
+      <w:r>
+        <w:t>consultar</w:t>
+      </w:r>
+      <w:r>
+        <w:t xml:space="preserve"> </w:t>
+      </w:r>
+      <w:r>
+        <w:t>el</w:t>
+      </w:r>
+      <w:r>
+        <w:t xml:space="preserve"> siguiente p</w:t>
       </w:r>
       <w:r>
         <w:t>ó</w:t>
@@ -7638,7 +7934,7 @@
                 <w:b/>
                 <w:bCs/>
               </w:rPr>
-              <w:t>Diseño de redes logísticas: conectando el transporte con la distribución eficiente</w:t>
+              <w:t>Diseño de redes logísticas</w:t>
             </w:r>
           </w:p>
         </w:tc>
@@ -7648,26 +7944,529 @@
           <w:tcPr>
             <w:tcW w:w="9962" w:type="dxa"/>
           </w:tcPr>
-          <w:p/>
-          <w:p/>
-          <w:p/>
-          <w:p/>
-          <w:p/>
-          <w:p/>
-          <w:p/>
-          <w:p/>
-          <w:p/>
-          <w:p/>
-          <w:p/>
-          <w:p/>
-          <w:p/>
-          <w:p/>
-          <w:p/>
-          <w:p/>
-          <w:p/>
-          <w:p/>
-          <w:p/>
-          <w:p/>
+          <w:p>
+            <w:r>
+              <w:rPr>
+                <w:b/>
+                <w:bCs/>
+              </w:rPr>
+              <w:t>Persona 1 (Asusena):</w:t>
+            </w:r>
+            <w:r>
+              <w:t xml:space="preserve"> Conseguimos una bodega baratísima. Tan barata que queda lejísimos de los clientes, el acceso es complicado y cada despacho nos recuerda cuánto ahorramos en arriendo. Una ganga con cuotas diarias de arrepentimiento.</w:t>
+            </w:r>
+          </w:p>
+          <w:p>
+            <w:r>
+              <w:rPr>
+                <w:b/>
+                <w:bCs/>
+              </w:rPr>
+              <w:t xml:space="preserve">Persona </w:t>
+            </w:r>
+            <w:r>
+              <w:rPr>
+                <w:b/>
+                <w:bCs/>
+              </w:rPr>
+              <w:t>2</w:t>
+            </w:r>
+            <w:r>
+              <w:rPr>
+                <w:b/>
+                <w:bCs/>
+              </w:rPr>
+              <w:t xml:space="preserve"> (</w:t>
+            </w:r>
+            <w:r>
+              <w:rPr>
+                <w:b/>
+                <w:bCs/>
+              </w:rPr>
+              <w:t>Don Campos</w:t>
+            </w:r>
+            <w:r>
+              <w:rPr>
+                <w:b/>
+                <w:bCs/>
+              </w:rPr>
+              <w:t>):</w:t>
+            </w:r>
+            <w:r>
+              <w:rPr>
+                <w:b/>
+                <w:bCs/>
+              </w:rPr>
+              <w:t xml:space="preserve"> </w:t>
+            </w:r>
+            <w:r>
+              <w:t>Esa decisión nos sirve para entrar al tema de hoy: el diseño de redes logísticas, que conecta instalaciones, transporte y distribución para atender bien sin desangrar la operación.</w:t>
+            </w:r>
+          </w:p>
+          <w:p>
+            <w:r>
+              <w:rPr>
+                <w:b/>
+                <w:bCs/>
+              </w:rPr>
+              <w:t>Persona 1 (Asusena):</w:t>
+            </w:r>
+            <w:r>
+              <w:rPr>
+                <w:b/>
+                <w:bCs/>
+              </w:rPr>
+              <w:t xml:space="preserve"> </w:t>
+            </w:r>
+            <w:r>
+              <w:t>Resulta que diseñar esa red exige decidir dónde ubicamos los centros de distribución, cuánta mercancía podemos almacenar, qué vehículos necesitamos y de qué manera coordinamos proveedores, transportadores y puntos de entrega.</w:t>
+            </w:r>
+          </w:p>
+          <w:p>
+            <w:r>
+              <w:rPr>
+                <w:b/>
+                <w:bCs/>
+              </w:rPr>
+              <w:t xml:space="preserve">Persona </w:t>
+            </w:r>
+            <w:r>
+              <w:rPr>
+                <w:b/>
+                <w:bCs/>
+              </w:rPr>
+              <w:t>2</w:t>
+            </w:r>
+            <w:r>
+              <w:rPr>
+                <w:b/>
+                <w:bCs/>
+              </w:rPr>
+              <w:t xml:space="preserve"> (</w:t>
+            </w:r>
+            <w:r>
+              <w:rPr>
+                <w:b/>
+                <w:bCs/>
+              </w:rPr>
+              <w:t>Don Campos</w:t>
+            </w:r>
+            <w:r>
+              <w:rPr>
+                <w:b/>
+                <w:bCs/>
+              </w:rPr>
+              <w:t>):</w:t>
+            </w:r>
+            <w:r>
+              <w:rPr>
+                <w:b/>
+                <w:bCs/>
+              </w:rPr>
+              <w:t xml:space="preserve"> </w:t>
+            </w:r>
+            <w:r>
+              <w:t>Una ubicación conveniente depende de su relación con el resto de la operación; el precio del local no alcanza para decidir.</w:t>
+            </w:r>
+          </w:p>
+          <w:p>
+            <w:r>
+              <w:rPr>
+                <w:b/>
+                <w:bCs/>
+              </w:rPr>
+              <w:lastRenderedPageBreak/>
+              <w:t>Persona 1 (Asusena):</w:t>
+            </w:r>
+            <w:r>
+              <w:rPr>
+                <w:b/>
+                <w:bCs/>
+              </w:rPr>
+              <w:t xml:space="preserve"> </w:t>
+            </w:r>
+            <w:r>
+              <w:t>Pensemos en dos rutas. Una tiene menos kilómetros, pero atraviesa vías deterioradas y congestión; la otra es más larga y puede ofrecer mejores condiciones de recorrido.</w:t>
+            </w:r>
+          </w:p>
+          <w:p>
+            <w:r>
+              <w:rPr>
+                <w:b/>
+                <w:bCs/>
+              </w:rPr>
+              <w:t xml:space="preserve">Persona </w:t>
+            </w:r>
+            <w:r>
+              <w:rPr>
+                <w:b/>
+                <w:bCs/>
+              </w:rPr>
+              <w:t>2</w:t>
+            </w:r>
+            <w:r>
+              <w:rPr>
+                <w:b/>
+                <w:bCs/>
+              </w:rPr>
+              <w:t xml:space="preserve"> (</w:t>
+            </w:r>
+            <w:r>
+              <w:rPr>
+                <w:b/>
+                <w:bCs/>
+              </w:rPr>
+              <w:t>Don Campos</w:t>
+            </w:r>
+            <w:r>
+              <w:rPr>
+                <w:b/>
+                <w:bCs/>
+              </w:rPr>
+              <w:t>):</w:t>
+            </w:r>
+            <w:r>
+              <w:rPr>
+                <w:b/>
+                <w:bCs/>
+              </w:rPr>
+              <w:t xml:space="preserve"> </w:t>
+            </w:r>
+            <w:r>
+              <w:t>Antes de escoger, evaluamos tiempos, peajes, seguridad y capacidad de los vehículos. La línea más corta del mapa no siempre representa la mejor alternativa; al mapa no le toca responder por la entrega.</w:t>
+            </w:r>
+          </w:p>
+          <w:p>
+            <w:r>
+              <w:rPr>
+                <w:b/>
+                <w:bCs/>
+              </w:rPr>
+              <w:t>Persona 1 (Asusena):</w:t>
+            </w:r>
+            <w:r>
+              <w:rPr>
+                <w:b/>
+                <w:bCs/>
+              </w:rPr>
+              <w:t xml:space="preserve"> </w:t>
+            </w:r>
+            <w:r>
+              <w:t>Además, necesitamos programar las actividades. Los métodos PERT y CPM ayudan a organizar tiempos, reconocer tareas críticas y anticipar retrasos.</w:t>
+            </w:r>
+          </w:p>
+          <w:p>
+            <w:r>
+              <w:rPr>
+                <w:b/>
+                <w:bCs/>
+              </w:rPr>
+              <w:t xml:space="preserve">Persona </w:t>
+            </w:r>
+            <w:r>
+              <w:rPr>
+                <w:b/>
+                <w:bCs/>
+              </w:rPr>
+              <w:t>2</w:t>
+            </w:r>
+            <w:r>
+              <w:rPr>
+                <w:b/>
+                <w:bCs/>
+              </w:rPr>
+              <w:t xml:space="preserve"> (</w:t>
+            </w:r>
+            <w:r>
+              <w:rPr>
+                <w:b/>
+                <w:bCs/>
+              </w:rPr>
+              <w:t>Don Campos</w:t>
+            </w:r>
+            <w:r>
+              <w:rPr>
+                <w:b/>
+                <w:bCs/>
+              </w:rPr>
+              <w:t>):</w:t>
+            </w:r>
+            <w:r>
+              <w:rPr>
+                <w:b/>
+                <w:bCs/>
+              </w:rPr>
+              <w:t xml:space="preserve"> </w:t>
+            </w:r>
+            <w:r>
+              <w:t>Si una actividad crítica se demora, puede afectar el plazo del conjunto.</w:t>
+            </w:r>
+          </w:p>
+          <w:p>
+            <w:r>
+              <w:rPr>
+                <w:b/>
+                <w:bCs/>
+              </w:rPr>
+              <w:t>Persona 1 (Asusena):</w:t>
+            </w:r>
+            <w:r>
+              <w:rPr>
+                <w:b/>
+                <w:bCs/>
+              </w:rPr>
+              <w:t xml:space="preserve"> </w:t>
+            </w:r>
+            <w:r>
+              <w:t>Identificarla permite concentrar atención donde una falla compromete el cumplimiento, en lugar de convocar una reunión cuando el incumplimiento ya va montado en otra ruta.</w:t>
+            </w:r>
+          </w:p>
+          <w:p>
+            <w:r>
+              <w:rPr>
+                <w:b/>
+                <w:bCs/>
+              </w:rPr>
+              <w:t xml:space="preserve">Persona </w:t>
+            </w:r>
+            <w:r>
+              <w:rPr>
+                <w:b/>
+                <w:bCs/>
+              </w:rPr>
+              <w:t>2</w:t>
+            </w:r>
+            <w:r>
+              <w:rPr>
+                <w:b/>
+                <w:bCs/>
+              </w:rPr>
+              <w:t xml:space="preserve"> (</w:t>
+            </w:r>
+            <w:r>
+              <w:rPr>
+                <w:b/>
+                <w:bCs/>
+              </w:rPr>
+              <w:t>Don Campos</w:t>
+            </w:r>
+            <w:r>
+              <w:rPr>
+                <w:b/>
+                <w:bCs/>
+              </w:rPr>
+              <w:t>):</w:t>
+            </w:r>
+            <w:r>
+              <w:rPr>
+                <w:b/>
+                <w:bCs/>
+              </w:rPr>
+              <w:t xml:space="preserve"> </w:t>
+            </w:r>
+            <w:r>
+              <w:t>La tecnología aporta información para decidir. El GPS permite conocer ubicaciones; los sistemas de gestión del transporte, llamados TMS, apoyan la planeación y el control de los recorridos.</w:t>
+            </w:r>
+          </w:p>
+          <w:p>
+            <w:r>
+              <w:rPr>
+                <w:b/>
+                <w:bCs/>
+              </w:rPr>
+              <w:t>Persona 1 (Asusena):</w:t>
+            </w:r>
+            <w:r>
+              <w:rPr>
+                <w:b/>
+                <w:bCs/>
+              </w:rPr>
+              <w:t xml:space="preserve"> </w:t>
+            </w:r>
+            <w:r>
+              <w:t>La analítica de datos y la inteligencia artificial ayudan a examinar información y mejorar decisiones.</w:t>
+            </w:r>
+          </w:p>
+          <w:p>
+            <w:r>
+              <w:rPr>
+                <w:b/>
+                <w:bCs/>
+              </w:rPr>
+              <w:lastRenderedPageBreak/>
+              <w:t xml:space="preserve">Persona </w:t>
+            </w:r>
+            <w:r>
+              <w:rPr>
+                <w:b/>
+                <w:bCs/>
+              </w:rPr>
+              <w:t>2</w:t>
+            </w:r>
+            <w:r>
+              <w:rPr>
+                <w:b/>
+                <w:bCs/>
+              </w:rPr>
+              <w:t xml:space="preserve"> (</w:t>
+            </w:r>
+            <w:r>
+              <w:rPr>
+                <w:b/>
+                <w:bCs/>
+              </w:rPr>
+              <w:t>Don Campos</w:t>
+            </w:r>
+            <w:r>
+              <w:rPr>
+                <w:b/>
+                <w:bCs/>
+              </w:rPr>
+              <w:t>):</w:t>
+            </w:r>
+            <w:r>
+              <w:rPr>
+                <w:b/>
+                <w:bCs/>
+              </w:rPr>
+              <w:t xml:space="preserve"> </w:t>
+            </w:r>
+            <w:r>
+              <w:t>Con esa información podemos ajustar la operación; mirar un camión detenido en pantalla durante una hora no equivale a gestionar el retraso, aunque la pantalla sea enorme.</w:t>
+            </w:r>
+          </w:p>
+          <w:p>
+            <w:r>
+              <w:rPr>
+                <w:b/>
+                <w:bCs/>
+              </w:rPr>
+              <w:t>Persona 1 (Asusena):</w:t>
+            </w:r>
+            <w:r>
+              <w:rPr>
+                <w:b/>
+                <w:bCs/>
+              </w:rPr>
+              <w:t xml:space="preserve"> </w:t>
+            </w:r>
+            <w:r>
+              <w:t>El comercio electrónico aumenta la presión: esperamos disponibilidad, entregas rápidas y seguimiento del pedido.</w:t>
+            </w:r>
+          </w:p>
+          <w:p>
+            <w:r>
+              <w:rPr>
+                <w:b/>
+                <w:bCs/>
+              </w:rPr>
+              <w:t xml:space="preserve">Persona </w:t>
+            </w:r>
+            <w:r>
+              <w:rPr>
+                <w:b/>
+                <w:bCs/>
+              </w:rPr>
+              <w:t>2</w:t>
+            </w:r>
+            <w:r>
+              <w:rPr>
+                <w:b/>
+                <w:bCs/>
+              </w:rPr>
+              <w:t xml:space="preserve"> (</w:t>
+            </w:r>
+            <w:r>
+              <w:rPr>
+                <w:b/>
+                <w:bCs/>
+              </w:rPr>
+              <w:t>Don Campos</w:t>
+            </w:r>
+            <w:r>
+              <w:rPr>
+                <w:b/>
+                <w:bCs/>
+              </w:rPr>
+              <w:t>):</w:t>
+            </w:r>
+            <w:r>
+              <w:rPr>
+                <w:b/>
+                <w:bCs/>
+              </w:rPr>
+              <w:t xml:space="preserve"> </w:t>
+            </w:r>
+            <w:r>
+              <w:t>Responder exige coordinar infraestructura, personas y procesos, además de evaluar automatización y alternativas de transporte más sostenibles según las necesidades de la red.</w:t>
+            </w:r>
+          </w:p>
+          <w:p>
+            <w:r>
+              <w:rPr>
+                <w:b/>
+                <w:bCs/>
+              </w:rPr>
+              <w:t>Persona 1 (Asusena):</w:t>
+            </w:r>
+            <w:r>
+              <w:rPr>
+                <w:b/>
+                <w:bCs/>
+              </w:rPr>
+              <w:t xml:space="preserve"> </w:t>
+            </w:r>
+            <w:r>
+              <w:t>Diseñar bien nos permite equilibrar costos y servicio, con decisiones conectadas entre sí. Hasta nuestro próximo encuentro; y recuerden que antes de firmar por aquella bodega económica, revisemos accesos, capacidad y cercanía a los destinos.</w:t>
+            </w:r>
+          </w:p>
+          <w:p>
+            <w:r>
+              <w:rPr>
+                <w:b/>
+                <w:bCs/>
+              </w:rPr>
+              <w:t xml:space="preserve">Persona </w:t>
+            </w:r>
+            <w:r>
+              <w:rPr>
+                <w:b/>
+                <w:bCs/>
+              </w:rPr>
+              <w:t>2</w:t>
+            </w:r>
+            <w:r>
+              <w:rPr>
+                <w:b/>
+                <w:bCs/>
+              </w:rPr>
+              <w:t xml:space="preserve"> (</w:t>
+            </w:r>
+            <w:r>
+              <w:rPr>
+                <w:b/>
+                <w:bCs/>
+              </w:rPr>
+              <w:t>Don Campos</w:t>
+            </w:r>
+            <w:r>
+              <w:rPr>
+                <w:b/>
+                <w:bCs/>
+              </w:rPr>
+              <w:t>):</w:t>
+            </w:r>
+            <w:r>
+              <w:rPr>
+                <w:b/>
+                <w:bCs/>
+              </w:rPr>
+              <w:t xml:space="preserve"> </w:t>
+            </w:r>
+            <w:r>
+              <w:t>El ahorro merece celebrarse cuando hacemos las cuentas completas, no mientras la mercancía sigue tratando de llegar. Adiós.</w:t>
+            </w:r>
+          </w:p>
         </w:tc>
       </w:tr>
     </w:tbl>
@@ -7685,7 +8484,7 @@
       <w:pPr>
         <w:pStyle w:val="Ttulo1"/>
       </w:pPr>
-      <w:bookmarkStart w:id="28" w:name="_Toc240129030"/>
+      <w:bookmarkStart w:id="28" w:name="_Toc241674303"/>
       <w:r>
         <w:lastRenderedPageBreak/>
         <w:t>Capacidad y trazabilidad logística</w:t>
@@ -7701,7 +8500,7 @@
       <w:pPr>
         <w:pStyle w:val="Ttulo2"/>
       </w:pPr>
-      <w:bookmarkStart w:id="29" w:name="_Toc240129031"/>
+      <w:bookmarkStart w:id="29" w:name="_Toc241674304"/>
       <w:r>
         <w:t>Capacidad instalada</w:t>
       </w:r>
@@ -7736,7 +8535,7 @@
       <w:pPr>
         <w:pStyle w:val="Ttulo2"/>
       </w:pPr>
-      <w:bookmarkStart w:id="30" w:name="_Toc240129032"/>
+      <w:bookmarkStart w:id="30" w:name="_Toc241674305"/>
       <w:r>
         <w:lastRenderedPageBreak/>
         <w:t>Capacidad de almacenamiento</w:t>
@@ -8008,7 +8807,7 @@
       <w:pPr>
         <w:pStyle w:val="Ttulo2"/>
       </w:pPr>
-      <w:bookmarkStart w:id="31" w:name="_Toc240129033"/>
+      <w:bookmarkStart w:id="31" w:name="_Toc241674306"/>
       <w:r>
         <w:t>Capacidad de distribución</w:t>
       </w:r>
@@ -8210,7 +9009,7 @@
       <w:pPr>
         <w:pStyle w:val="Ttulo2"/>
       </w:pPr>
-      <w:bookmarkStart w:id="32" w:name="_Toc240129034"/>
+      <w:bookmarkStart w:id="32" w:name="_Toc241674307"/>
       <w:r>
         <w:t>Trazabilidad interna</w:t>
       </w:r>
@@ -8249,7 +9048,7 @@
       <w:pPr>
         <w:pStyle w:val="Ttulo2"/>
       </w:pPr>
-      <w:bookmarkStart w:id="33" w:name="_Toc240129035"/>
+      <w:bookmarkStart w:id="33" w:name="_Toc241674308"/>
       <w:r>
         <w:t>Trazabilidad externa</w:t>
       </w:r>
@@ -8294,7 +9093,7 @@
       <w:pPr>
         <w:pStyle w:val="Ttulo2"/>
       </w:pPr>
-      <w:bookmarkStart w:id="34" w:name="_Toc240129036"/>
+      <w:bookmarkStart w:id="34" w:name="_Toc241674309"/>
       <w:r>
         <w:t>Codificación GS1-128</w:t>
       </w:r>
@@ -8331,7 +9130,15 @@
         <w:t>.</w:t>
       </w:r>
       <w:r>
-        <w:t xml:space="preserve"> DHL Supply Chain utiliza estándares internacionales de identificación como GS1-128 para registrar y controlar unidades logísticas durante las </w:t>
+        <w:t xml:space="preserve"> DHL </w:t>
+      </w:r>
+      <w:proofErr w:type="spellStart"/>
+      <w:r>
+        <w:t>Supply</w:t>
+      </w:r>
+      <w:proofErr w:type="spellEnd"/>
+      <w:r>
+        <w:t xml:space="preserve"> Chain utiliza estándares internacionales de identificación como GS1-128 para registrar y controlar unidades logísticas durante las </w:t>
       </w:r>
       <w:r>
         <w:lastRenderedPageBreak/>
@@ -8409,7 +9216,7 @@
           <w:u w:val="single"/>
         </w:rPr>
       </w:pPr>
-      <w:bookmarkStart w:id="35" w:name="_Toc240129037"/>
+      <w:bookmarkStart w:id="35" w:name="_Toc241674310"/>
       <w:r>
         <w:lastRenderedPageBreak/>
         <w:t>Síntesis</w:t>
@@ -8431,21 +9238,7 @@
           <w:noProof/>
           <w:lang w:eastAsia="es-CO"/>
         </w:rPr>
-        <w:t xml:space="preserve">El componente formativo Parametrización de redes y </w:t>
-      </w:r>
-      <w:r>
-        <w:rPr>
-          <w:noProof/>
-          <w:lang w:eastAsia="es-CO"/>
-        </w:rPr>
-        <w:t>control</w:t>
-      </w:r>
-      <w:r>
-        <w:rPr>
-          <w:noProof/>
-          <w:lang w:eastAsia="es-CO"/>
-        </w:rPr>
-        <w:t xml:space="preserve"> logísticos aborda la gestión integral de las operaciones logísticas, iniciando con las políticas que orientan las compras, inventarios, recibo, despacho, preparación, manipulación y conservación de productos. Integra herramientas de planeación y control para evaluar proveedores, clientes, manufactura y transporte, junto con métodos para determinar requerimientos de producción, materiales e inventarios. Asimismo, desarrolla el diseño de redes de transporte y distribución mediante técnicas de programación y análisis de rutas. Finalmente, incorpora la gestión de capacidades operativas y de almacenamiento, así como mecanismos de trazabilidad interna y externa y sistemas de codificación, favoreciendo el seguimiento, control y eficiencia de los flujos logísticos a lo largo de la cadena de suministro.</w:t>
+        <w:t>El componente formativo Parametrización de redes y flujos logísticos aborda la gestión integral de las operaciones logísticas, iniciando con las políticas que orientan las compras, inventarios, recibo, despacho, preparación, manipulación y conservación de productos. Integra herramientas de planeación y control para evaluar proveedores, clientes, manufactura y transporte, junto con métodos para determinar requerimientos de producción, materiales e inventarios. Asimismo, desarrolla el diseño de redes de transporte y distribución mediante técnicas de programación y análisis de rutas. Finalmente, incorpora la gestión de capacidades operativas y de almacenamiento, así como mecanismos de trazabilidad interna y externa y sistemas de codificación, favoreciendo el seguimiento, control y eficiencia de los flujos logísticos a lo largo de la cadena de suministro.</w:t>
       </w:r>
     </w:p>
     <w:p>
@@ -8520,7 +9313,7 @@
       <w:pPr>
         <w:pStyle w:val="Titulosgenerales"/>
       </w:pPr>
-      <w:bookmarkStart w:id="36" w:name="_Toc240129038"/>
+      <w:bookmarkStart w:id="36" w:name="_Toc241674311"/>
       <w:r>
         <w:lastRenderedPageBreak/>
         <w:t>Glosario</w:t>
@@ -8817,7 +9610,7 @@
       <w:pPr>
         <w:pStyle w:val="Titulosgenerales"/>
       </w:pPr>
-      <w:bookmarkStart w:id="37" w:name="_Toc240129039"/>
+      <w:bookmarkStart w:id="37" w:name="_Toc241674312"/>
       <w:r>
         <w:lastRenderedPageBreak/>
         <w:t>Referencias bibliográficas</w:t>
@@ -8852,7 +9645,15 @@
     </w:p>
     <w:p>
       <w:r>
-        <w:t>Mariscal, E., Flores-Roux, E., Guerrero, R., &amp; Elbittar, A. (2021). Eliminación de barreras al comercio digital: Desafíos de logística. Banco Interamericano de Desarrollo</w:t>
+        <w:t xml:space="preserve">Mariscal, E., Flores-Roux, E., Guerrero, R., &amp; </w:t>
+      </w:r>
+      <w:proofErr w:type="spellStart"/>
+      <w:r>
+        <w:t>Elbittar</w:t>
+      </w:r>
+      <w:proofErr w:type="spellEnd"/>
+      <w:r>
+        <w:t>, A. (2021). Eliminación de barreras al comercio digital: Desafíos de logística. Banco Interamericano de Desarrollo</w:t>
       </w:r>
       <w:r>
         <w:t xml:space="preserve">. </w:t>
@@ -8891,7 +9692,15 @@
     <w:p>
       <w:r>
         <w:lastRenderedPageBreak/>
-        <w:t>Mora García, L. A. (2023). Gestión logística integral: Las mejores prácticas en la cadena de abastecimiento (3.ª ed.). Ecoe Ediciones.</w:t>
+        <w:t xml:space="preserve">Mora García, L. A. (2023). Gestión logística integral: Las mejores prácticas en la cadena de abastecimiento (3.ª ed.). </w:t>
+      </w:r>
+      <w:proofErr w:type="spellStart"/>
+      <w:r>
+        <w:t>Ecoe</w:t>
+      </w:r>
+      <w:proofErr w:type="spellEnd"/>
+      <w:r>
+        <w:t xml:space="preserve"> Ediciones.</w:t>
       </w:r>
       <w:r>
         <w:t xml:space="preserve"> </w:t>
@@ -8909,7 +9718,7 @@
       <w:pPr>
         <w:pStyle w:val="Titulosgenerales"/>
       </w:pPr>
-      <w:bookmarkStart w:id="38" w:name="_Toc240129040"/>
+      <w:bookmarkStart w:id="38" w:name="_Toc241674313"/>
       <w:r>
         <w:lastRenderedPageBreak/>
         <w:t>Créditos</w:t>
@@ -9052,7 +9861,13 @@
               </w:rPr>
             </w:pPr>
             <w:r>
-              <w:t xml:space="preserve">Miguel De Jesús Paredes Maestre </w:t>
+              <w:t xml:space="preserve">Miguel </w:t>
+            </w:r>
+            <w:r>
+              <w:t>d</w:t>
+            </w:r>
+            <w:r>
+              <w:t xml:space="preserve">e Jesús Paredes Maestre </w:t>
             </w:r>
           </w:p>
         </w:tc>
@@ -9730,7 +10545,7 @@
 </file>
 
 <file path=word/endnotes.xml><?xml version="1.0" encoding="utf-8"?>
-<w:endnotes xmlns:wpc="http://schemas.microsoft.com/office/word/2010/wordprocessingCanvas" xmlns:cx="http://schemas.microsoft.com/office/drawing/2014/chartex" xmlns:cx1="http://schemas.microsoft.com/office/drawing/2015/9/8/chartex" xmlns:cx2="http://schemas.microsoft.com/office/drawing/2015/10/21/chartex" xmlns:cx3="http://schemas.microsoft.com/office/drawing/2016/5/9/chartex" xmlns:cx4="http://schemas.microsoft.com/office/drawing/2016/5/10/chartex" xmlns:cx5="http://schemas.microsoft.com/office/drawing/2016/5/11/chartex" xmlns:cx6="http://schemas.microsoft.com/office/drawing/2016/5/12/chartex" xmlns:cx7="http://schemas.microsoft.com/office/drawing/2016/5/13/chartex" xmlns:cx8="http://schemas.microsoft.com/office/drawing/2016/5/14/chartex" xmlns:mc="http://schemas.openxmlformats.org/markup-compatibility/2006" xmlns:aink="http://schemas.microsoft.com/office/drawing/2016/ink" xmlns:am3d="http://schemas.microsoft.com/office/drawing/2017/model3d" xmlns:o="urn:schemas-microsoft-com:office:office" xmlns:r="http://schemas.openxmlformats.org/officeDocument/2006/relationships" xmlns:m="http://schemas.openxmlformats.org/officeDocument/2006/math" xmlns:v="urn:schemas-microsoft-com:vml" xmlns:wp14="http://schemas.microsoft.com/office/word/2010/wordprocessingDrawing" xmlns:wp="http://schemas.openxmlformats.org/drawingml/2006/wordprocessingDrawing" xmlns:w10="urn:schemas-microsoft-com:office:word" xmlns:w="http://schemas.openxmlformats.org/wordprocessingml/2006/main" xmlns:w14="http://schemas.microsoft.com/office/word/2010/wordml" xmlns:w15="http://schemas.microsoft.com/office/word/2012/wordml" xmlns:w16cex="http://schemas.microsoft.com/office/word/2018/wordml/cex" xmlns:w16cid="http://schemas.microsoft.com/office/word/2016/wordml/cid" xmlns:w16="http://schemas.microsoft.com/office/word/2018/wordml" xmlns:w16sdtdh="http://schemas.microsoft.com/office/word/2020/wordml/sdtdatahash" xmlns:w16se="http://schemas.microsoft.com/office/word/2015/wordml/symex" xmlns:wpg="http://schemas.microsoft.com/office/word/2010/wordprocessingGroup" xmlns:wpi="http://schemas.microsoft.com/office/word/2010/wordprocessingInk" xmlns:wne="http://schemas.microsoft.com/office/word/2006/wordml" xmlns:wps="http://schemas.microsoft.com/office/word/2010/wordprocessingShape" mc:Ignorable="w14 w15 w16se w16cid w16 w16cex w16sdtdh wp14">
+<w:endnotes xmlns:wpc="http://schemas.microsoft.com/office/word/2010/wordprocessingCanvas" xmlns:cx="http://schemas.microsoft.com/office/drawing/2014/chartex" xmlns:cx1="http://schemas.microsoft.com/office/drawing/2015/9/8/chartex" xmlns:cx2="http://schemas.microsoft.com/office/drawing/2015/10/21/chartex" xmlns:cx3="http://schemas.microsoft.com/office/drawing/2016/5/9/chartex" xmlns:cx4="http://schemas.microsoft.com/office/drawing/2016/5/10/chartex" xmlns:cx5="http://schemas.microsoft.com/office/drawing/2016/5/11/chartex" xmlns:cx6="http://schemas.microsoft.com/office/drawing/2016/5/12/chartex" xmlns:cx7="http://schemas.microsoft.com/office/drawing/2016/5/13/chartex" xmlns:cx8="http://schemas.microsoft.com/office/drawing/2016/5/14/chartex" xmlns:mc="http://schemas.openxmlformats.org/markup-compatibility/2006" xmlns:aink="http://schemas.microsoft.com/office/drawing/2016/ink" xmlns:am3d="http://schemas.microsoft.com/office/drawing/2017/model3d" xmlns:o="urn:schemas-microsoft-com:office:office" xmlns:oel="http://schemas.microsoft.com/office/2019/extlst" xmlns:r="http://schemas.openxmlformats.org/officeDocument/2006/relationships" xmlns:m="http://schemas.openxmlformats.org/officeDocument/2006/math" xmlns:v="urn:schemas-microsoft-com:vml" xmlns:wp14="http://schemas.microsoft.com/office/word/2010/wordprocessingDrawing" xmlns:wp="http://schemas.openxmlformats.org/drawingml/2006/wordprocessingDrawing" xmlns:w10="urn:schemas-microsoft-com:office:word" xmlns:w="http://schemas.openxmlformats.org/wordprocessingml/2006/main" xmlns:w14="http://schemas.microsoft.com/office/word/2010/wordml" xmlns:w15="http://schemas.microsoft.com/office/word/2012/wordml" xmlns:w16cex="http://schemas.microsoft.com/office/word/2018/wordml/cex" xmlns:w16cid="http://schemas.microsoft.com/office/word/2016/wordml/cid" xmlns:w16="http://schemas.microsoft.com/office/word/2018/wordml" xmlns:w16du="http://schemas.microsoft.com/office/word/2023/wordml/word16du" xmlns:w16sdtdh="http://schemas.microsoft.com/office/word/2020/wordml/sdtdatahash" xmlns:w16sdtfl="http://schemas.microsoft.com/office/word/2024/wordml/sdtformatlock" xmlns:w16se="http://schemas.microsoft.com/office/word/2015/wordml/symex" xmlns:wpg="http://schemas.microsoft.com/office/word/2010/wordprocessingGroup" xmlns:wpi="http://schemas.microsoft.com/office/word/2010/wordprocessingInk" xmlns:wne="http://schemas.microsoft.com/office/word/2006/wordml" xmlns:wps="http://schemas.microsoft.com/office/word/2010/wordprocessingShape" mc:Ignorable="w14 w15 w16se w16cid w16 w16cex w16sdtdh w16sdtfl w16du wp14">
   <w:endnote w:type="separator" w:id="-1">
     <w:p>
       <w:pPr>
@@ -9757,7 +10572,7 @@
 </file>
 
 <file path=word/footer1.xml><?xml version="1.0" encoding="utf-8"?>
-<w:ftr xmlns:wpc="http://schemas.microsoft.com/office/word/2010/wordprocessingCanvas" xmlns:cx="http://schemas.microsoft.com/office/drawing/2014/chartex" xmlns:cx1="http://schemas.microsoft.com/office/drawing/2015/9/8/chartex" xmlns:cx2="http://schemas.microsoft.com/office/drawing/2015/10/21/chartex" xmlns:cx3="http://schemas.microsoft.com/office/drawing/2016/5/9/chartex" xmlns:cx4="http://schemas.microsoft.com/office/drawing/2016/5/10/chartex" xmlns:cx5="http://schemas.microsoft.com/office/drawing/2016/5/11/chartex" xmlns:cx6="http://schemas.microsoft.com/office/drawing/2016/5/12/chartex" xmlns:cx7="http://schemas.microsoft.com/office/drawing/2016/5/13/chartex" xmlns:cx8="http://schemas.microsoft.com/office/drawing/2016/5/14/chartex" xmlns:mc="http://schemas.openxmlformats.org/markup-compatibility/2006" xmlns:aink="http://schemas.microsoft.com/office/drawing/2016/ink" xmlns:am3d="http://schemas.microsoft.com/office/drawing/2017/model3d" xmlns:o="urn:schemas-microsoft-com:office:office" xmlns:r="http://schemas.openxmlformats.org/officeDocument/2006/relationships" xmlns:m="http://schemas.openxmlformats.org/officeDocument/2006/math" xmlns:v="urn:schemas-microsoft-com:vml" xmlns:wp14="http://schemas.microsoft.com/office/word/2010/wordprocessingDrawing" xmlns:wp="http://schemas.openxmlformats.org/drawingml/2006/wordprocessingDrawing" xmlns:w10="urn:schemas-microsoft-com:office:word" xmlns:w="http://schemas.openxmlformats.org/wordprocessingml/2006/main" xmlns:w14="http://schemas.microsoft.com/office/word/2010/wordml" xmlns:w15="http://schemas.microsoft.com/office/word/2012/wordml" xmlns:w16cex="http://schemas.microsoft.com/office/word/2018/wordml/cex" xmlns:w16cid="http://schemas.microsoft.com/office/word/2016/wordml/cid" xmlns:w16="http://schemas.microsoft.com/office/word/2018/wordml" xmlns:w16sdtdh="http://schemas.microsoft.com/office/word/2020/wordml/sdtdatahash" xmlns:w16se="http://schemas.microsoft.com/office/word/2015/wordml/symex" xmlns:wpg="http://schemas.microsoft.com/office/word/2010/wordprocessingGroup" xmlns:wpi="http://schemas.microsoft.com/office/word/2010/wordprocessingInk" xmlns:wne="http://schemas.microsoft.com/office/word/2006/wordml" xmlns:wps="http://schemas.microsoft.com/office/word/2010/wordprocessingShape" mc:Ignorable="w14 w15 w16se w16cid w16 w16cex w16sdtdh wp14">
+<w:ftr xmlns:wpc="http://schemas.microsoft.com/office/word/2010/wordprocessingCanvas" xmlns:cx="http://schemas.microsoft.com/office/drawing/2014/chartex" xmlns:cx1="http://schemas.microsoft.com/office/drawing/2015/9/8/chartex" xmlns:cx2="http://schemas.microsoft.com/office/drawing/2015/10/21/chartex" xmlns:cx3="http://schemas.microsoft.com/office/drawing/2016/5/9/chartex" xmlns:cx4="http://schemas.microsoft.com/office/drawing/2016/5/10/chartex" xmlns:cx5="http://schemas.microsoft.com/office/drawing/2016/5/11/chartex" xmlns:cx6="http://schemas.microsoft.com/office/drawing/2016/5/12/chartex" xmlns:cx7="http://schemas.microsoft.com/office/drawing/2016/5/13/chartex" xmlns:cx8="http://schemas.microsoft.com/office/drawing/2016/5/14/chartex" xmlns:mc="http://schemas.openxmlformats.org/markup-compatibility/2006" xmlns:aink="http://schemas.microsoft.com/office/drawing/2016/ink" xmlns:am3d="http://schemas.microsoft.com/office/drawing/2017/model3d" xmlns:o="urn:schemas-microsoft-com:office:office" xmlns:oel="http://schemas.microsoft.com/office/2019/extlst" xmlns:r="http://schemas.openxmlformats.org/officeDocument/2006/relationships" xmlns:m="http://schemas.openxmlformats.org/officeDocument/2006/math" xmlns:v="urn:schemas-microsoft-com:vml" xmlns:wp14="http://schemas.microsoft.com/office/word/2010/wordprocessingDrawing" xmlns:wp="http://schemas.openxmlformats.org/drawingml/2006/wordprocessingDrawing" xmlns:w10="urn:schemas-microsoft-com:office:word" xmlns:w="http://schemas.openxmlformats.org/wordprocessingml/2006/main" xmlns:w14="http://schemas.microsoft.com/office/word/2010/wordml" xmlns:w15="http://schemas.microsoft.com/office/word/2012/wordml" xmlns:w16cex="http://schemas.microsoft.com/office/word/2018/wordml/cex" xmlns:w16cid="http://schemas.microsoft.com/office/word/2016/wordml/cid" xmlns:w16="http://schemas.microsoft.com/office/word/2018/wordml" xmlns:w16du="http://schemas.microsoft.com/office/word/2023/wordml/word16du" xmlns:w16sdtdh="http://schemas.microsoft.com/office/word/2020/wordml/sdtdatahash" xmlns:w16sdtfl="http://schemas.microsoft.com/office/word/2024/wordml/sdtformatlock" xmlns:w16se="http://schemas.microsoft.com/office/word/2015/wordml/symex" xmlns:wpg="http://schemas.microsoft.com/office/word/2010/wordprocessingGroup" xmlns:wpi="http://schemas.microsoft.com/office/word/2010/wordprocessingInk" xmlns:wne="http://schemas.microsoft.com/office/word/2006/wordml" xmlns:wps="http://schemas.microsoft.com/office/word/2010/wordprocessingShape" mc:Ignorable="w14 w15 w16se w16cid w16 w16cex w16sdtdh w16sdtfl w16du wp14">
   <w:sdt>
     <w:sdtPr>
       <w:id w:val="-1465197936"/>
@@ -9766,7 +10581,6 @@
         <w:docPartUnique/>
       </w:docPartObj>
     </w:sdtPr>
-    <w:sdtEndPr/>
     <w:sdtContent>
       <w:p>
         <w:pPr>
@@ -9804,7 +10618,7 @@
 </file>
 
 <file path=word/footnotes.xml><?xml version="1.0" encoding="utf-8"?>
-<w:footnotes xmlns:wpc="http://schemas.microsoft.com/office/word/2010/wordprocessingCanvas" xmlns:cx="http://schemas.microsoft.com/office/drawing/2014/chartex" xmlns:cx1="http://schemas.microsoft.com/office/drawing/2015/9/8/chartex" xmlns:cx2="http://schemas.microsoft.com/office/drawing/2015/10/21/chartex" xmlns:cx3="http://schemas.microsoft.com/office/drawing/2016/5/9/chartex" xmlns:cx4="http://schemas.microsoft.com/office/drawing/2016/5/10/chartex" xmlns:cx5="http://schemas.microsoft.com/office/drawing/2016/5/11/chartex" xmlns:cx6="http://schemas.microsoft.com/office/drawing/2016/5/12/chartex" xmlns:cx7="http://schemas.microsoft.com/office/drawing/2016/5/13/chartex" xmlns:cx8="http://schemas.microsoft.com/office/drawing/2016/5/14/chartex" xmlns:mc="http://schemas.openxmlformats.org/markup-compatibility/2006" xmlns:aink="http://schemas.microsoft.com/office/drawing/2016/ink" xmlns:am3d="http://schemas.microsoft.com/office/drawing/2017/model3d" xmlns:o="urn:schemas-microsoft-com:office:office" xmlns:r="http://schemas.openxmlformats.org/officeDocument/2006/relationships" xmlns:m="http://schemas.openxmlformats.org/officeDocument/2006/math" xmlns:v="urn:schemas-microsoft-com:vml" xmlns:wp14="http://schemas.microsoft.com/office/word/2010/wordprocessingDrawing" xmlns:wp="http://schemas.openxmlformats.org/drawingml/2006/wordprocessingDrawing" xmlns:w10="urn:schemas-microsoft-com:office:word" xmlns:w="http://schemas.openxmlformats.org/wordprocessingml/2006/main" xmlns:w14="http://schemas.microsoft.com/office/word/2010/wordml" xmlns:w15="http://schemas.microsoft.com/office/word/2012/wordml" xmlns:w16cex="http://schemas.microsoft.com/office/word/2018/wordml/cex" xmlns:w16cid="http://schemas.microsoft.com/office/word/2016/wordml/cid" xmlns:w16="http://schemas.microsoft.com/office/word/2018/wordml" xmlns:w16sdtdh="http://schemas.microsoft.com/office/word/2020/wordml/sdtdatahash" xmlns:w16se="http://schemas.microsoft.com/office/word/2015/wordml/symex" xmlns:wpg="http://schemas.microsoft.com/office/word/2010/wordprocessingGroup" xmlns:wpi="http://schemas.microsoft.com/office/word/2010/wordprocessingInk" xmlns:wne="http://schemas.microsoft.com/office/word/2006/wordml" xmlns:wps="http://schemas.microsoft.com/office/word/2010/wordprocessingShape" mc:Ignorable="w14 w15 w16se w16cid w16 w16cex w16sdtdh wp14">
+<w:footnotes xmlns:wpc="http://schemas.microsoft.com/office/word/2010/wordprocessingCanvas" xmlns:cx="http://schemas.microsoft.com/office/drawing/2014/chartex" xmlns:cx1="http://schemas.microsoft.com/office/drawing/2015/9/8/chartex" xmlns:cx2="http://schemas.microsoft.com/office/drawing/2015/10/21/chartex" xmlns:cx3="http://schemas.microsoft.com/office/drawing/2016/5/9/chartex" xmlns:cx4="http://schemas.microsoft.com/office/drawing/2016/5/10/chartex" xmlns:cx5="http://schemas.microsoft.com/office/drawing/2016/5/11/chartex" xmlns:cx6="http://schemas.microsoft.com/office/drawing/2016/5/12/chartex" xmlns:cx7="http://schemas.microsoft.com/office/drawing/2016/5/13/chartex" xmlns:cx8="http://schemas.microsoft.com/office/drawing/2016/5/14/chartex" xmlns:mc="http://schemas.openxmlformats.org/markup-compatibility/2006" xmlns:aink="http://schemas.microsoft.com/office/drawing/2016/ink" xmlns:am3d="http://schemas.microsoft.com/office/drawing/2017/model3d" xmlns:o="urn:schemas-microsoft-com:office:office" xmlns:oel="http://schemas.microsoft.com/office/2019/extlst" xmlns:r="http://schemas.openxmlformats.org/officeDocument/2006/relationships" xmlns:m="http://schemas.openxmlformats.org/officeDocument/2006/math" xmlns:v="urn:schemas-microsoft-com:vml" xmlns:wp14="http://schemas.microsoft.com/office/word/2010/wordprocessingDrawing" xmlns:wp="http://schemas.openxmlformats.org/drawingml/2006/wordprocessingDrawing" xmlns:w10="urn:schemas-microsoft-com:office:word" xmlns:w="http://schemas.openxmlformats.org/wordprocessingml/2006/main" xmlns:w14="http://schemas.microsoft.com/office/word/2010/wordml" xmlns:w15="http://schemas.microsoft.com/office/word/2012/wordml" xmlns:w16cex="http://schemas.microsoft.com/office/word/2018/wordml/cex" xmlns:w16cid="http://schemas.microsoft.com/office/word/2016/wordml/cid" xmlns:w16="http://schemas.microsoft.com/office/word/2018/wordml" xmlns:w16du="http://schemas.microsoft.com/office/word/2023/wordml/word16du" xmlns:w16sdtdh="http://schemas.microsoft.com/office/word/2020/wordml/sdtdatahash" xmlns:w16sdtfl="http://schemas.microsoft.com/office/word/2024/wordml/sdtformatlock" xmlns:w16se="http://schemas.microsoft.com/office/word/2015/wordml/symex" xmlns:wpg="http://schemas.microsoft.com/office/word/2010/wordprocessingGroup" xmlns:wpi="http://schemas.microsoft.com/office/word/2010/wordprocessingInk" xmlns:wne="http://schemas.microsoft.com/office/word/2006/wordml" xmlns:wps="http://schemas.microsoft.com/office/word/2010/wordprocessingShape" mc:Ignorable="w14 w15 w16se w16cid w16 w16cex w16sdtdh w16sdtfl w16du wp14">
   <w:footnote w:type="separator" w:id="-1">
     <w:p>
       <w:pPr>
@@ -9831,7 +10645,7 @@
 </file>
 
 <file path=word/header1.xml><?xml version="1.0" encoding="utf-8"?>
-<w:hdr xmlns:wpc="http://schemas.microsoft.com/office/word/2010/wordprocessingCanvas" xmlns:cx="http://schemas.microsoft.com/office/drawing/2014/chartex" xmlns:cx1="http://schemas.microsoft.com/office/drawing/2015/9/8/chartex" xmlns:cx2="http://schemas.microsoft.com/office/drawing/2015/10/21/chartex" xmlns:cx3="http://schemas.microsoft.com/office/drawing/2016/5/9/chartex" xmlns:cx4="http://schemas.microsoft.com/office/drawing/2016/5/10/chartex" xmlns:cx5="http://schemas.microsoft.com/office/drawing/2016/5/11/chartex" xmlns:cx6="http://schemas.microsoft.com/office/drawing/2016/5/12/chartex" xmlns:cx7="http://schemas.microsoft.com/office/drawing/2016/5/13/chartex" xmlns:cx8="http://schemas.microsoft.com/office/drawing/2016/5/14/chartex" xmlns:mc="http://schemas.openxmlformats.org/markup-compatibility/2006" xmlns:aink="http://schemas.microsoft.com/office/drawing/2016/ink" xmlns:am3d="http://schemas.microsoft.com/office/drawing/2017/model3d" xmlns:o="urn:schemas-microsoft-com:office:office" xmlns:r="http://schemas.openxmlformats.org/officeDocument/2006/relationships" xmlns:m="http://schemas.openxmlformats.org/officeDocument/2006/math" xmlns:v="urn:schemas-microsoft-com:vml" xmlns:wp14="http://schemas.microsoft.com/office/word/2010/wordprocessingDrawing" xmlns:wp="http://schemas.openxmlformats.org/drawingml/2006/wordprocessingDrawing" xmlns:w10="urn:schemas-microsoft-com:office:word" xmlns:w="http://schemas.openxmlformats.org/wordprocessingml/2006/main" xmlns:w14="http://schemas.microsoft.com/office/word/2010/wordml" xmlns:w15="http://schemas.microsoft.com/office/word/2012/wordml" xmlns:w16cex="http://schemas.microsoft.com/office/word/2018/wordml/cex" xmlns:w16cid="http://schemas.microsoft.com/office/word/2016/wordml/cid" xmlns:w16="http://schemas.microsoft.com/office/word/2018/wordml" xmlns:w16sdtdh="http://schemas.microsoft.com/office/word/2020/wordml/sdtdatahash" xmlns:w16se="http://schemas.microsoft.com/office/word/2015/wordml/symex" xmlns:wpg="http://schemas.microsoft.com/office/word/2010/wordprocessingGroup" xmlns:wpi="http://schemas.microsoft.com/office/word/2010/wordprocessingInk" xmlns:wne="http://schemas.microsoft.com/office/word/2006/wordml" xmlns:wps="http://schemas.microsoft.com/office/word/2010/wordprocessingShape" mc:Ignorable="w14 w15 w16se w16cid w16 w16cex w16sdtdh wp14">
+<w:hdr xmlns:wpc="http://schemas.microsoft.com/office/word/2010/wordprocessingCanvas" xmlns:cx="http://schemas.microsoft.com/office/drawing/2014/chartex" xmlns:cx1="http://schemas.microsoft.com/office/drawing/2015/9/8/chartex" xmlns:cx2="http://schemas.microsoft.com/office/drawing/2015/10/21/chartex" xmlns:cx3="http://schemas.microsoft.com/office/drawing/2016/5/9/chartex" xmlns:cx4="http://schemas.microsoft.com/office/drawing/2016/5/10/chartex" xmlns:cx5="http://schemas.microsoft.com/office/drawing/2016/5/11/chartex" xmlns:cx6="http://schemas.microsoft.com/office/drawing/2016/5/12/chartex" xmlns:cx7="http://schemas.microsoft.com/office/drawing/2016/5/13/chartex" xmlns:cx8="http://schemas.microsoft.com/office/drawing/2016/5/14/chartex" xmlns:mc="http://schemas.openxmlformats.org/markup-compatibility/2006" xmlns:aink="http://schemas.microsoft.com/office/drawing/2016/ink" xmlns:am3d="http://schemas.microsoft.com/office/drawing/2017/model3d" xmlns:o="urn:schemas-microsoft-com:office:office" xmlns:oel="http://schemas.microsoft.com/office/2019/extlst" xmlns:r="http://schemas.openxmlformats.org/officeDocument/2006/relationships" xmlns:m="http://schemas.openxmlformats.org/officeDocument/2006/math" xmlns:v="urn:schemas-microsoft-com:vml" xmlns:wp14="http://schemas.microsoft.com/office/word/2010/wordprocessingDrawing" xmlns:wp="http://schemas.openxmlformats.org/drawingml/2006/wordprocessingDrawing" xmlns:w10="urn:schemas-microsoft-com:office:word" xmlns:w="http://schemas.openxmlformats.org/wordprocessingml/2006/main" xmlns:w14="http://schemas.microsoft.com/office/word/2010/wordml" xmlns:w15="http://schemas.microsoft.com/office/word/2012/wordml" xmlns:w16cex="http://schemas.microsoft.com/office/word/2018/wordml/cex" xmlns:w16cid="http://schemas.microsoft.com/office/word/2016/wordml/cid" xmlns:w16="http://schemas.microsoft.com/office/word/2018/wordml" xmlns:w16du="http://schemas.microsoft.com/office/word/2023/wordml/word16du" xmlns:w16sdtdh="http://schemas.microsoft.com/office/word/2020/wordml/sdtdatahash" xmlns:w16sdtfl="http://schemas.microsoft.com/office/word/2024/wordml/sdtformatlock" xmlns:w16se="http://schemas.microsoft.com/office/word/2015/wordml/symex" xmlns:wpg="http://schemas.microsoft.com/office/word/2010/wordprocessingGroup" xmlns:wpi="http://schemas.microsoft.com/office/word/2010/wordprocessingInk" xmlns:wne="http://schemas.microsoft.com/office/word/2006/wordml" xmlns:wps="http://schemas.microsoft.com/office/word/2010/wordprocessingShape" mc:Ignorable="w14 w15 w16se w16cid w16 w16cex w16sdtdh w16sdtfl w16du wp14">
   <w:p>
     <w:pPr>
       <w:pStyle w:val="Encabezado"/>
@@ -9918,7 +10732,7 @@
 </file>
 
 <file path=word/numbering.xml><?xml version="1.0" encoding="utf-8"?>
-<w:numbering xmlns:wpc="http://schemas.microsoft.com/office/word/2010/wordprocessingCanvas" xmlns:cx="http://schemas.microsoft.com/office/drawing/2014/chartex" xmlns:cx1="http://schemas.microsoft.com/office/drawing/2015/9/8/chartex" xmlns:cx2="http://schemas.microsoft.com/office/drawing/2015/10/21/chartex" xmlns:cx3="http://schemas.microsoft.com/office/drawing/2016/5/9/chartex" xmlns:cx4="http://schemas.microsoft.com/office/drawing/2016/5/10/chartex" xmlns:cx5="http://schemas.microsoft.com/office/drawing/2016/5/11/chartex" xmlns:cx6="http://schemas.microsoft.com/office/drawing/2016/5/12/chartex" xmlns:cx7="http://schemas.microsoft.com/office/drawing/2016/5/13/chartex" xmlns:cx8="http://schemas.microsoft.com/office/drawing/2016/5/14/chartex" xmlns:mc="http://schemas.openxmlformats.org/markup-compatibility/2006" xmlns:aink="http://schemas.microsoft.com/office/drawing/2016/ink" xmlns:am3d="http://schemas.microsoft.com/office/drawing/2017/model3d" xmlns:o="urn:schemas-microsoft-com:office:office" xmlns:r="http://schemas.openxmlformats.org/officeDocument/2006/relationships" xmlns:m="http://schemas.openxmlformats.org/officeDocument/2006/math" xmlns:v="urn:schemas-microsoft-com:vml" xmlns:wp14="http://schemas.microsoft.com/office/word/2010/wordprocessingDrawing" xmlns:wp="http://schemas.openxmlformats.org/drawingml/2006/wordprocessingDrawing" xmlns:w10="urn:schemas-microsoft-com:office:word" xmlns:w="http://schemas.openxmlformats.org/wordprocessingml/2006/main" xmlns:w14="http://schemas.microsoft.com/office/word/2010/wordml" xmlns:w15="http://schemas.microsoft.com/office/word/2012/wordml" xmlns:w16cex="http://schemas.microsoft.com/office/word/2018/wordml/cex" xmlns:w16cid="http://schemas.microsoft.com/office/word/2016/wordml/cid" xmlns:w16="http://schemas.microsoft.com/office/word/2018/wordml" xmlns:w16sdtdh="http://schemas.microsoft.com/office/word/2020/wordml/sdtdatahash" xmlns:w16se="http://schemas.microsoft.com/office/word/2015/wordml/symex" xmlns:wpg="http://schemas.microsoft.com/office/word/2010/wordprocessingGroup" xmlns:wpi="http://schemas.microsoft.com/office/word/2010/wordprocessingInk" xmlns:wne="http://schemas.microsoft.com/office/word/2006/wordml" xmlns:wps="http://schemas.microsoft.com/office/word/2010/wordprocessingShape" mc:Ignorable="w14 w15 w16se w16cid w16 w16cex w16sdtdh wp14">
+<w:numbering xmlns:wpc="http://schemas.microsoft.com/office/word/2010/wordprocessingCanvas" xmlns:cx="http://schemas.microsoft.com/office/drawing/2014/chartex" xmlns:cx1="http://schemas.microsoft.com/office/drawing/2015/9/8/chartex" xmlns:cx2="http://schemas.microsoft.com/office/drawing/2015/10/21/chartex" xmlns:cx3="http://schemas.microsoft.com/office/drawing/2016/5/9/chartex" xmlns:cx4="http://schemas.microsoft.com/office/drawing/2016/5/10/chartex" xmlns:cx5="http://schemas.microsoft.com/office/drawing/2016/5/11/chartex" xmlns:cx6="http://schemas.microsoft.com/office/drawing/2016/5/12/chartex" xmlns:cx7="http://schemas.microsoft.com/office/drawing/2016/5/13/chartex" xmlns:cx8="http://schemas.microsoft.com/office/drawing/2016/5/14/chartex" xmlns:mc="http://schemas.openxmlformats.org/markup-compatibility/2006" xmlns:aink="http://schemas.microsoft.com/office/drawing/2016/ink" xmlns:am3d="http://schemas.microsoft.com/office/drawing/2017/model3d" xmlns:o="urn:schemas-microsoft-com:office:office" xmlns:oel="http://schemas.microsoft.com/office/2019/extlst" xmlns:r="http://schemas.openxmlformats.org/officeDocument/2006/relationships" xmlns:m="http://schemas.openxmlformats.org/officeDocument/2006/math" xmlns:v="urn:schemas-microsoft-com:vml" xmlns:wp14="http://schemas.microsoft.com/office/word/2010/wordprocessingDrawing" xmlns:wp="http://schemas.openxmlformats.org/drawingml/2006/wordprocessingDrawing" xmlns:w10="urn:schemas-microsoft-com:office:word" xmlns:w="http://schemas.openxmlformats.org/wordprocessingml/2006/main" xmlns:w14="http://schemas.microsoft.com/office/word/2010/wordml" xmlns:w15="http://schemas.microsoft.com/office/word/2012/wordml" xmlns:w16cex="http://schemas.microsoft.com/office/word/2018/wordml/cex" xmlns:w16cid="http://schemas.microsoft.com/office/word/2016/wordml/cid" xmlns:w16="http://schemas.microsoft.com/office/word/2018/wordml" xmlns:w16du="http://schemas.microsoft.com/office/word/2023/wordml/word16du" xmlns:w16sdtdh="http://schemas.microsoft.com/office/word/2020/wordml/sdtdatahash" xmlns:w16sdtfl="http://schemas.microsoft.com/office/word/2024/wordml/sdtformatlock" xmlns:w16se="http://schemas.microsoft.com/office/word/2015/wordml/symex" xmlns:wpg="http://schemas.microsoft.com/office/word/2010/wordprocessingGroup" xmlns:wpi="http://schemas.microsoft.com/office/word/2010/wordprocessingInk" xmlns:wne="http://schemas.microsoft.com/office/word/2006/wordml" xmlns:wps="http://schemas.microsoft.com/office/word/2010/wordprocessingShape" mc:Ignorable="w14 w15 w16se w16cid w16 w16cex w16sdtdh w16sdtfl w16du wp14">
   <w:abstractNum w:abstractNumId="0" w15:restartNumberingAfterBreak="0">
     <w:nsid w:val="FFFFFF89"/>
     <w:multiLevelType w:val="singleLevel"/>
@@ -12484,76 +13298,76 @@
       </w:rPr>
     </w:lvl>
   </w:abstractNum>
-  <w:num w:numId="1">
+  <w:num w:numId="1" w16cid:durableId="1381779578">
     <w:abstractNumId w:val="0"/>
   </w:num>
-  <w:num w:numId="2">
+  <w:num w:numId="2" w16cid:durableId="1729380271">
     <w:abstractNumId w:val="8"/>
   </w:num>
-  <w:num w:numId="3">
+  <w:num w:numId="3" w16cid:durableId="1545411899">
     <w:abstractNumId w:val="17"/>
   </w:num>
-  <w:num w:numId="4">
+  <w:num w:numId="4" w16cid:durableId="34935351">
     <w:abstractNumId w:val="11"/>
   </w:num>
-  <w:num w:numId="5">
+  <w:num w:numId="5" w16cid:durableId="90470216">
     <w:abstractNumId w:val="14"/>
   </w:num>
-  <w:num w:numId="6">
+  <w:num w:numId="6" w16cid:durableId="1678921591">
     <w:abstractNumId w:val="6"/>
   </w:num>
-  <w:num w:numId="7">
+  <w:num w:numId="7" w16cid:durableId="1024986991">
     <w:abstractNumId w:val="20"/>
   </w:num>
-  <w:num w:numId="8">
+  <w:num w:numId="8" w16cid:durableId="1202012141">
     <w:abstractNumId w:val="18"/>
   </w:num>
-  <w:num w:numId="9">
+  <w:num w:numId="9" w16cid:durableId="1132947155">
     <w:abstractNumId w:val="7"/>
   </w:num>
-  <w:num w:numId="10">
+  <w:num w:numId="10" w16cid:durableId="1565679407">
     <w:abstractNumId w:val="12"/>
   </w:num>
-  <w:num w:numId="11">
+  <w:num w:numId="11" w16cid:durableId="380832181">
     <w:abstractNumId w:val="1"/>
   </w:num>
-  <w:num w:numId="12">
+  <w:num w:numId="12" w16cid:durableId="244724119">
     <w:abstractNumId w:val="13"/>
   </w:num>
-  <w:num w:numId="13">
+  <w:num w:numId="13" w16cid:durableId="2038004335">
     <w:abstractNumId w:val="23"/>
   </w:num>
-  <w:num w:numId="14">
+  <w:num w:numId="14" w16cid:durableId="577399013">
     <w:abstractNumId w:val="21"/>
   </w:num>
-  <w:num w:numId="15">
+  <w:num w:numId="15" w16cid:durableId="131749971">
     <w:abstractNumId w:val="15"/>
   </w:num>
-  <w:num w:numId="16">
+  <w:num w:numId="16" w16cid:durableId="360128501">
     <w:abstractNumId w:val="19"/>
   </w:num>
-  <w:num w:numId="17">
+  <w:num w:numId="17" w16cid:durableId="725957122">
     <w:abstractNumId w:val="16"/>
   </w:num>
-  <w:num w:numId="18">
+  <w:num w:numId="18" w16cid:durableId="2110856471">
     <w:abstractNumId w:val="9"/>
   </w:num>
-  <w:num w:numId="19">
+  <w:num w:numId="19" w16cid:durableId="1612664221">
     <w:abstractNumId w:val="4"/>
   </w:num>
-  <w:num w:numId="20">
+  <w:num w:numId="20" w16cid:durableId="2103380044">
     <w:abstractNumId w:val="22"/>
   </w:num>
-  <w:num w:numId="21">
+  <w:num w:numId="21" w16cid:durableId="131488039">
     <w:abstractNumId w:val="2"/>
   </w:num>
-  <w:num w:numId="22">
+  <w:num w:numId="22" w16cid:durableId="656878798">
     <w:abstractNumId w:val="5"/>
   </w:num>
-  <w:num w:numId="23">
+  <w:num w:numId="23" w16cid:durableId="507670302">
     <w:abstractNumId w:val="10"/>
   </w:num>
-  <w:num w:numId="24">
+  <w:num w:numId="24" w16cid:durableId="1765417058">
     <w:abstractNumId w:val="3"/>
   </w:num>
   <w:numIdMacAtCleanup w:val="23"/>
@@ -12561,7 +13375,7 @@
 </file>
 
 <file path=word/styles.xml><?xml version="1.0" encoding="utf-8"?>
-<w:styles xmlns:mc="http://schemas.openxmlformats.org/markup-compatibility/2006" xmlns:r="http://schemas.openxmlformats.org/officeDocument/2006/relationships" xmlns:w="http://schemas.openxmlformats.org/wordprocessingml/2006/main" xmlns:w14="http://schemas.microsoft.com/office/word/2010/wordml" xmlns:w15="http://schemas.microsoft.com/office/word/2012/wordml" xmlns:w16cex="http://schemas.microsoft.com/office/word/2018/wordml/cex" xmlns:w16cid="http://schemas.microsoft.com/office/word/2016/wordml/cid" xmlns:w16="http://schemas.microsoft.com/office/word/2018/wordml" xmlns:w16sdtdh="http://schemas.microsoft.com/office/word/2020/wordml/sdtdatahash" xmlns:w16se="http://schemas.microsoft.com/office/word/2015/wordml/symex" mc:Ignorable="w14 w15 w16se w16cid w16 w16cex w16sdtdh">
+<w:styles xmlns:mc="http://schemas.openxmlformats.org/markup-compatibility/2006" xmlns:r="http://schemas.openxmlformats.org/officeDocument/2006/relationships" xmlns:w="http://schemas.openxmlformats.org/wordprocessingml/2006/main" xmlns:w14="http://schemas.microsoft.com/office/word/2010/wordml" xmlns:w15="http://schemas.microsoft.com/office/word/2012/wordml" xmlns:w16cex="http://schemas.microsoft.com/office/word/2018/wordml/cex" xmlns:w16cid="http://schemas.microsoft.com/office/word/2016/wordml/cid" xmlns:w16="http://schemas.microsoft.com/office/word/2018/wordml" xmlns:w16du="http://schemas.microsoft.com/office/word/2023/wordml/word16du" xmlns:w16sdtdh="http://schemas.microsoft.com/office/word/2020/wordml/sdtdatahash" xmlns:w16sdtfl="http://schemas.microsoft.com/office/word/2024/wordml/sdtformatlock" xmlns:w16se="http://schemas.microsoft.com/office/word/2015/wordml/symex" mc:Ignorable="w14 w15 w16se w16cid w16 w16cex w16sdtdh w16sdtfl w16du">
   <w:docDefaults>
     <w:rPrDefault>
       <w:rPr>
@@ -13909,7 +14723,7 @@
       </w:rPr>
     </w:tblStylePr>
   </w:style>
-  <w:style w:type="character" w:styleId="Textoennegrita">
+  <w:style w:type="character" w:styleId="Fuerte">
     <w:name w:val="Strong"/>
     <w:basedOn w:val="Fuentedeprrafopredeter"/>
     <w:uiPriority w:val="22"/>
@@ -14337,21 +15151,8 @@
 </file>
 
 <file path=customXml/item1.xml><?xml version="1.0" encoding="utf-8"?>
-<b:Sources xmlns:b="http://schemas.openxmlformats.org/officeDocument/2006/bibliography" xmlns="http://schemas.openxmlformats.org/officeDocument/2006/bibliography" SelectedStyle="\APASixthEditionOfficeOnline.xsl" StyleName="APA" Version="6"/>
-</file>
-
-<file path=customXml/item2.xml><?xml version="1.0" encoding="utf-8"?>
-<?mso-contentType ?>
-<FormTemplates xmlns="http://schemas.microsoft.com/sharepoint/v3/contenttype/forms">
-  <Display>DocumentLibraryForm</Display>
-  <Edit>DocumentLibraryForm</Edit>
-  <New>DocumentLibraryForm</New>
-</FormTemplates>
-</file>
-
-<file path=customXml/item3.xml><?xml version="1.0" encoding="utf-8"?>
-<ct:contentTypeSchema xmlns:ct="http://schemas.microsoft.com/office/2006/metadata/contentType" xmlns:ma="http://schemas.microsoft.com/office/2006/metadata/properties/metaAttributes" ct:_="" ma:_="" ma:contentTypeName="Documento" ma:contentTypeID="0x01010005252A1EF3BD024F856B47B579AB5244" ma:contentTypeVersion="12" ma:contentTypeDescription="Crear nuevo documento." ma:contentTypeScope="" ma:versionID="32d0e18b85ac20c34eab62df21c0cf58">
-  <xsd:schema xmlns:xsd="http://www.w3.org/2001/XMLSchema" xmlns:xs="http://www.w3.org/2001/XMLSchema" xmlns:p="http://schemas.microsoft.com/office/2006/metadata/properties" xmlns:ns2="42760c81-fd8e-4d59-8953-7cdb9f38b14f" xmlns:ns3="67a0edcd-0de5-43ed-8c27-e32f38a00c91" targetNamespace="http://schemas.microsoft.com/office/2006/metadata/properties" ma:root="true" ma:fieldsID="cc2c149e99f10870fd5bc3964e5386d3" ns2:_="" ns3:_="">
+<ct:contentTypeSchema xmlns:ct="http://schemas.microsoft.com/office/2006/metadata/contentType" xmlns:ma="http://schemas.microsoft.com/office/2006/metadata/properties/metaAttributes" ct:_="" ma:_="" ma:contentTypeName="Documento" ma:contentTypeID="0x01010005252A1EF3BD024F856B47B579AB5244" ma:contentTypeVersion="13" ma:contentTypeDescription="Crear nuevo documento." ma:contentTypeScope="" ma:versionID="ddfaac56a287547bce89452cd31c5884">
+  <xsd:schema xmlns:xsd="http://www.w3.org/2001/XMLSchema" xmlns:xs="http://www.w3.org/2001/XMLSchema" xmlns:p="http://schemas.microsoft.com/office/2006/metadata/properties" xmlns:ns2="42760c81-fd8e-4d59-8953-7cdb9f38b14f" xmlns:ns3="67a0edcd-0de5-43ed-8c27-e32f38a00c91" targetNamespace="http://schemas.microsoft.com/office/2006/metadata/properties" ma:root="true" ma:fieldsID="5ac878f7c8dbf4633d03f1982e859186" ns2:_="" ns3:_="">
     <xsd:import namespace="42760c81-fd8e-4d59-8953-7cdb9f38b14f"/>
     <xsd:import namespace="67a0edcd-0de5-43ed-8c27-e32f38a00c91"/>
     <xsd:element name="properties">
@@ -14371,6 +15172,7 @@
                 <xsd:element ref="ns3:TaxCatchAll" minOccurs="0"/>
                 <xsd:element ref="ns2:MediaServiceOCR" minOccurs="0"/>
                 <xsd:element ref="ns2:MediaServiceLocation" minOccurs="0"/>
+                <xsd:element ref="ns2:MediaServiceBillingMetadata" minOccurs="0"/>
               </xsd:all>
             </xsd:complexType>
           </xsd:element>
@@ -14433,6 +15235,11 @@
     <xsd:element name="MediaServiceLocation" ma:index="19" nillable="true" ma:displayName="Location" ma:description="" ma:indexed="true" ma:internalName="MediaServiceLocation" ma:readOnly="true">
       <xsd:simpleType>
         <xsd:restriction base="dms:Text"/>
+      </xsd:simpleType>
+    </xsd:element>
+    <xsd:element name="MediaServiceBillingMetadata" ma:index="20" nillable="true" ma:displayName="MediaServiceBillingMetadata" ma:hidden="true" ma:internalName="MediaServiceBillingMetadata" ma:readOnly="true">
+      <xsd:simpleType>
+        <xsd:restriction base="dms:Note"/>
       </xsd:simpleType>
     </xsd:element>
   </xsd:schema>
@@ -14550,7 +15357,7 @@
 </ct:contentTypeSchema>
 </file>
 
-<file path=customXml/item4.xml><?xml version="1.0" encoding="utf-8"?>
+<file path=customXml/item2.xml><?xml version="1.0" encoding="utf-8"?>
 <p:properties xmlns:p="http://schemas.microsoft.com/office/2006/metadata/properties" xmlns:xsi="http://www.w3.org/2001/XMLSchema-instance" xmlns:pc="http://schemas.microsoft.com/office/infopath/2007/PartnerControls">
   <documentManagement>
     <TaxCatchAll xmlns="67a0edcd-0de5-43ed-8c27-e32f38a00c91" xsi:nil="true"/>
@@ -14561,42 +15368,24 @@
 </p:properties>
 </file>
 
+<file path=customXml/item3.xml><?xml version="1.0" encoding="utf-8"?>
+<b:Sources xmlns:b="http://schemas.openxmlformats.org/officeDocument/2006/bibliography" xmlns="http://schemas.openxmlformats.org/officeDocument/2006/bibliography" SelectedStyle="\APASixthEditionOfficeOnline.xsl" StyleName="APA" Version="6"/>
+</file>
+
+<file path=customXml/item4.xml><?xml version="1.0" encoding="utf-8"?>
+<?mso-contentType ?>
+<FormTemplates xmlns="http://schemas.microsoft.com/sharepoint/v3/contenttype/forms">
+  <Display>DocumentLibraryForm</Display>
+  <Edit>DocumentLibraryForm</Edit>
+  <New>DocumentLibraryForm</New>
+</FormTemplates>
+</file>
+
 <file path=customXml/itemProps1.xml><?xml version="1.0" encoding="utf-8"?>
-<ds:datastoreItem xmlns:ds="http://schemas.openxmlformats.org/officeDocument/2006/customXml" ds:itemID="{EAE431FD-7059-4C09-804B-C9D69EB7B213}">
-  <ds:schemaRefs>
-    <ds:schemaRef ds:uri="http://schemas.openxmlformats.org/officeDocument/2006/bibliography"/>
-  </ds:schemaRefs>
-</ds:datastoreItem>
+<ds:datastoreItem xmlns:ds="http://schemas.openxmlformats.org/officeDocument/2006/customXml" ds:itemID="{1F3CEC97-4E21-4DE3-B939-3BEEEF585B6B}"/>
 </file>
 
 <file path=customXml/itemProps2.xml><?xml version="1.0" encoding="utf-8"?>
-<ds:datastoreItem xmlns:ds="http://schemas.openxmlformats.org/officeDocument/2006/customXml" ds:itemID="{10663269-2064-4804-8290-36D4A57F5557}">
-  <ds:schemaRefs>
-    <ds:schemaRef ds:uri="http://schemas.microsoft.com/sharepoint/v3/contenttype/forms"/>
-  </ds:schemaRefs>
-</ds:datastoreItem>
-</file>
-
-<file path=customXml/itemProps3.xml><?xml version="1.0" encoding="utf-8"?>
-<ds:datastoreItem xmlns:ds="http://schemas.openxmlformats.org/officeDocument/2006/customXml" ds:itemID="{BC42CB26-8AF5-49E3-8EBA-3F2C10B769A1}">
-  <ds:schemaRefs>
-    <ds:schemaRef ds:uri="http://schemas.microsoft.com/office/2006/metadata/contentType"/>
-    <ds:schemaRef ds:uri="http://schemas.microsoft.com/office/2006/metadata/properties/metaAttributes"/>
-    <ds:schemaRef ds:uri="http://www.w3.org/2001/XMLSchema"/>
-    <ds:schemaRef ds:uri="http://schemas.microsoft.com/office/2006/metadata/properties"/>
-    <ds:schemaRef ds:uri="42760c81-fd8e-4d59-8953-7cdb9f38b14f"/>
-    <ds:schemaRef ds:uri="67a0edcd-0de5-43ed-8c27-e32f38a00c91"/>
-    <ds:schemaRef ds:uri="http://schemas.microsoft.com/office/2006/documentManagement/types"/>
-    <ds:schemaRef ds:uri="http://schemas.microsoft.com/office/infopath/2007/PartnerControls"/>
-    <ds:schemaRef ds:uri="http://schemas.openxmlformats.org/package/2006/metadata/core-properties"/>
-    <ds:schemaRef ds:uri="http://purl.org/dc/elements/1.1/"/>
-    <ds:schemaRef ds:uri="http://purl.org/dc/terms/"/>
-    <ds:schemaRef ds:uri="http://schemas.microsoft.com/internal/obd"/>
-  </ds:schemaRefs>
-</ds:datastoreItem>
-</file>
-
-<file path=customXml/itemProps4.xml><?xml version="1.0" encoding="utf-8"?>
 <ds:datastoreItem xmlns:ds="http://schemas.openxmlformats.org/officeDocument/2006/customXml" ds:itemID="{1279454D-02BE-4A9C-A117-DCD1573E2608}">
   <ds:schemaRefs>
     <ds:schemaRef ds:uri="http://schemas.microsoft.com/office/2006/metadata/properties"/>
@@ -14605,4 +15394,20 @@
     <ds:schemaRef ds:uri="42760c81-fd8e-4d59-8953-7cdb9f38b14f"/>
   </ds:schemaRefs>
 </ds:datastoreItem>
+</file>
+
+<file path=customXml/itemProps3.xml><?xml version="1.0" encoding="utf-8"?>
+<ds:datastoreItem xmlns:ds="http://schemas.openxmlformats.org/officeDocument/2006/customXml" ds:itemID="{EAE431FD-7059-4C09-804B-C9D69EB7B213}">
+  <ds:schemaRefs>
+    <ds:schemaRef ds:uri="http://schemas.openxmlformats.org/officeDocument/2006/bibliography"/>
+  </ds:schemaRefs>
+</ds:datastoreItem>
+</file>
+
+<file path=customXml/itemProps4.xml><?xml version="1.0" encoding="utf-8"?>
+<ds:datastoreItem xmlns:ds="http://schemas.openxmlformats.org/officeDocument/2006/customXml" ds:itemID="{10663269-2064-4804-8290-36D4A57F5557}">
+  <ds:schemaRefs>
+    <ds:schemaRef ds:uri="http://schemas.microsoft.com/sharepoint/v3/contenttype/forms"/>
+  </ds:schemaRefs>
+</ds:datastoreItem>
 </file>
--- a/fuentes/08140000_CF02_CFA.docx
+++ b/fuentes/08140000_CF02_CFA.docx
@@ -1,6 +1,6 @@
 
 <file path=word/document.xml><?xml version="1.0" encoding="utf-8"?>
-<w:document xmlns:wpc="http://schemas.microsoft.com/office/word/2010/wordprocessingCanvas" xmlns:cx="http://schemas.microsoft.com/office/drawing/2014/chartex" xmlns:cx1="http://schemas.microsoft.com/office/drawing/2015/9/8/chartex" xmlns:cx2="http://schemas.microsoft.com/office/drawing/2015/10/21/chartex" xmlns:cx3="http://schemas.microsoft.com/office/drawing/2016/5/9/chartex" xmlns:cx4="http://schemas.microsoft.com/office/drawing/2016/5/10/chartex" xmlns:cx5="http://schemas.microsoft.com/office/drawing/2016/5/11/chartex" xmlns:cx6="http://schemas.microsoft.com/office/drawing/2016/5/12/chartex" xmlns:cx7="http://schemas.microsoft.com/office/drawing/2016/5/13/chartex" xmlns:cx8="http://schemas.microsoft.com/office/drawing/2016/5/14/chartex" xmlns:mc="http://schemas.openxmlformats.org/markup-compatibility/2006" xmlns:aink="http://schemas.microsoft.com/office/drawing/2016/ink" xmlns:am3d="http://schemas.microsoft.com/office/drawing/2017/model3d" xmlns:o="urn:schemas-microsoft-com:office:office" xmlns:oel="http://schemas.microsoft.com/office/2019/extlst" xmlns:r="http://schemas.openxmlformats.org/officeDocument/2006/relationships" xmlns:m="http://schemas.openxmlformats.org/officeDocument/2006/math" xmlns:v="urn:schemas-microsoft-com:vml" xmlns:wp14="http://schemas.microsoft.com/office/word/2010/wordprocessingDrawing" xmlns:wp="http://schemas.openxmlformats.org/drawingml/2006/wordprocessingDrawing" xmlns:w10="urn:schemas-microsoft-com:office:word" xmlns:w="http://schemas.openxmlformats.org/wordprocessingml/2006/main" xmlns:w14="http://schemas.microsoft.com/office/word/2010/wordml" xmlns:w15="http://schemas.microsoft.com/office/word/2012/wordml" xmlns:w16cex="http://schemas.microsoft.com/office/word/2018/wordml/cex" xmlns:w16cid="http://schemas.microsoft.com/office/word/2016/wordml/cid" xmlns:w16="http://schemas.microsoft.com/office/word/2018/wordml" xmlns:w16du="http://schemas.microsoft.com/office/word/2023/wordml/word16du" xmlns:w16sdtdh="http://schemas.microsoft.com/office/word/2020/wordml/sdtdatahash" xmlns:w16sdtfl="http://schemas.microsoft.com/office/word/2024/wordml/sdtformatlock" xmlns:w16se="http://schemas.microsoft.com/office/word/2015/wordml/symex" xmlns:wpg="http://schemas.microsoft.com/office/word/2010/wordprocessingGroup" xmlns:wpi="http://schemas.microsoft.com/office/word/2010/wordprocessingInk" xmlns:wne="http://schemas.microsoft.com/office/word/2006/wordml" xmlns:wps="http://schemas.microsoft.com/office/word/2010/wordprocessingShape" mc:Ignorable="w14 w15 w16se w16cid w16 w16cex w16sdtdh w16sdtfl w16du wp14">
+<w:document xmlns:wpc="http://schemas.microsoft.com/office/word/2010/wordprocessingCanvas" xmlns:cx="http://schemas.microsoft.com/office/drawing/2014/chartex" xmlns:cx1="http://schemas.microsoft.com/office/drawing/2015/9/8/chartex" xmlns:cx2="http://schemas.microsoft.com/office/drawing/2015/10/21/chartex" xmlns:cx3="http://schemas.microsoft.com/office/drawing/2016/5/9/chartex" xmlns:cx4="http://schemas.microsoft.com/office/drawing/2016/5/10/chartex" xmlns:cx5="http://schemas.microsoft.com/office/drawing/2016/5/11/chartex" xmlns:cx6="http://schemas.microsoft.com/office/drawing/2016/5/12/chartex" xmlns:cx7="http://schemas.microsoft.com/office/drawing/2016/5/13/chartex" xmlns:cx8="http://schemas.microsoft.com/office/drawing/2016/5/14/chartex" xmlns:mc="http://schemas.openxmlformats.org/markup-compatibility/2006" xmlns:m="http://schemas.openxmlformats.org/officeDocument/2006/math" xmlns:aink="http://schemas.microsoft.com/office/drawing/2016/ink" xmlns:am3d="http://schemas.microsoft.com/office/drawing/2017/model3d" xmlns:oel="http://schemas.microsoft.com/office/2019/extlst" xmlns:r="http://schemas.openxmlformats.org/officeDocument/2006/relationships" xmlns:wp14="http://schemas.microsoft.com/office/word/2010/wordprocessingDrawing" xmlns:wp="http://schemas.openxmlformats.org/drawingml/2006/wordprocessingDrawing" xmlns:wpg="http://schemas.microsoft.com/office/word/2010/wordprocessingGroup" xmlns:wpi="http://schemas.microsoft.com/office/word/2010/wordprocessingInk" xmlns:wps="http://schemas.microsoft.com/office/word/2010/wordprocessingShape" xmlns:o="urn:schemas-microsoft-com:office:office" xmlns:v="urn:schemas-microsoft-com:vml" xmlns:w10="urn:schemas-microsoft-com:office:word" xmlns:w="http://schemas.openxmlformats.org/wordprocessingml/2006/main" xmlns:w14="http://schemas.microsoft.com/office/word/2010/wordml" xmlns:w15="http://schemas.microsoft.com/office/word/2012/wordml" xmlns:w16cex="http://schemas.microsoft.com/office/word/2018/wordml/cex" xmlns:w16cid="http://schemas.microsoft.com/office/word/2016/wordml/cid" xmlns:w16="http://schemas.microsoft.com/office/word/2018/wordml" xmlns:w16sdtdh="http://schemas.microsoft.com/office/word/2020/wordml/sdtdatahash" xmlns:w16sdtfl="http://schemas.microsoft.com/office/word/2024/wordml/sdtformatlock" xmlns:w16se="http://schemas.microsoft.com/office/word/2015/wordml/symex" xmlns:w16du="http://schemas.microsoft.com/office/word/2023/wordml/word16du" xmlns:wne="http://schemas.microsoft.com/office/word/2006/wordml" mc:Ignorable="w14 w15 w16se w16cid w16 w16cex w16sdtdh w16sdtfl w16du wp14">
   <w:body>
     <w:p>
       <w:pPr>
@@ -10410,7 +10410,11 @@
               </w:rPr>
             </w:pPr>
             <w:r>
-              <w:t>Jonathan Adié Villafañe</w:t>
+              <w:rPr>
+                <w:rFonts w:cs="Calibri"/>
+                <w:szCs w:val="24"/>
+              </w:rPr>
+              <w:t>Luis Gabriel Urueta Álvarez</w:t>
             </w:r>
           </w:p>
         </w:tc>
@@ -10467,7 +10471,7 @@
             </w:pPr>
             <w:r>
               <w:lastRenderedPageBreak/>
-              <w:t>Karine Isabel Ospino Fritz</w:t>
+              <w:t>Laura Daniela Burgos Rueda</w:t>
             </w:r>
           </w:p>
         </w:tc>
@@ -10545,7 +10549,7 @@
 </file>
 
 <file path=word/endnotes.xml><?xml version="1.0" encoding="utf-8"?>
-<w:endnotes xmlns:wpc="http://schemas.microsoft.com/office/word/2010/wordprocessingCanvas" xmlns:cx="http://schemas.microsoft.com/office/drawing/2014/chartex" xmlns:cx1="http://schemas.microsoft.com/office/drawing/2015/9/8/chartex" xmlns:cx2="http://schemas.microsoft.com/office/drawing/2015/10/21/chartex" xmlns:cx3="http://schemas.microsoft.com/office/drawing/2016/5/9/chartex" xmlns:cx4="http://schemas.microsoft.com/office/drawing/2016/5/10/chartex" xmlns:cx5="http://schemas.microsoft.com/office/drawing/2016/5/11/chartex" xmlns:cx6="http://schemas.microsoft.com/office/drawing/2016/5/12/chartex" xmlns:cx7="http://schemas.microsoft.com/office/drawing/2016/5/13/chartex" xmlns:cx8="http://schemas.microsoft.com/office/drawing/2016/5/14/chartex" xmlns:mc="http://schemas.openxmlformats.org/markup-compatibility/2006" xmlns:aink="http://schemas.microsoft.com/office/drawing/2016/ink" xmlns:am3d="http://schemas.microsoft.com/office/drawing/2017/model3d" xmlns:o="urn:schemas-microsoft-com:office:office" xmlns:oel="http://schemas.microsoft.com/office/2019/extlst" xmlns:r="http://schemas.openxmlformats.org/officeDocument/2006/relationships" xmlns:m="http://schemas.openxmlformats.org/officeDocument/2006/math" xmlns:v="urn:schemas-microsoft-com:vml" xmlns:wp14="http://schemas.microsoft.com/office/word/2010/wordprocessingDrawing" xmlns:wp="http://schemas.openxmlformats.org/drawingml/2006/wordprocessingDrawing" xmlns:w10="urn:schemas-microsoft-com:office:word" xmlns:w="http://schemas.openxmlformats.org/wordprocessingml/2006/main" xmlns:w14="http://schemas.microsoft.com/office/word/2010/wordml" xmlns:w15="http://schemas.microsoft.com/office/word/2012/wordml" xmlns:w16cex="http://schemas.microsoft.com/office/word/2018/wordml/cex" xmlns:w16cid="http://schemas.microsoft.com/office/word/2016/wordml/cid" xmlns:w16="http://schemas.microsoft.com/office/word/2018/wordml" xmlns:w16du="http://schemas.microsoft.com/office/word/2023/wordml/word16du" xmlns:w16sdtdh="http://schemas.microsoft.com/office/word/2020/wordml/sdtdatahash" xmlns:w16sdtfl="http://schemas.microsoft.com/office/word/2024/wordml/sdtformatlock" xmlns:w16se="http://schemas.microsoft.com/office/word/2015/wordml/symex" xmlns:wpg="http://schemas.microsoft.com/office/word/2010/wordprocessingGroup" xmlns:wpi="http://schemas.microsoft.com/office/word/2010/wordprocessingInk" xmlns:wne="http://schemas.microsoft.com/office/word/2006/wordml" xmlns:wps="http://schemas.microsoft.com/office/word/2010/wordprocessingShape" mc:Ignorable="w14 w15 w16se w16cid w16 w16cex w16sdtdh w16sdtfl w16du wp14">
+<w:endnotes xmlns:wpc="http://schemas.microsoft.com/office/word/2010/wordprocessingCanvas" xmlns:cx="http://schemas.microsoft.com/office/drawing/2014/chartex" xmlns:cx1="http://schemas.microsoft.com/office/drawing/2015/9/8/chartex" xmlns:cx2="http://schemas.microsoft.com/office/drawing/2015/10/21/chartex" xmlns:cx3="http://schemas.microsoft.com/office/drawing/2016/5/9/chartex" xmlns:cx4="http://schemas.microsoft.com/office/drawing/2016/5/10/chartex" xmlns:cx5="http://schemas.microsoft.com/office/drawing/2016/5/11/chartex" xmlns:cx6="http://schemas.microsoft.com/office/drawing/2016/5/12/chartex" xmlns:cx7="http://schemas.microsoft.com/office/drawing/2016/5/13/chartex" xmlns:cx8="http://schemas.microsoft.com/office/drawing/2016/5/14/chartex" xmlns:mc="http://schemas.openxmlformats.org/markup-compatibility/2006" xmlns:m="http://schemas.openxmlformats.org/officeDocument/2006/math" xmlns:aink="http://schemas.microsoft.com/office/drawing/2016/ink" xmlns:am3d="http://schemas.microsoft.com/office/drawing/2017/model3d" xmlns:oel="http://schemas.microsoft.com/office/2019/extlst" xmlns:r="http://schemas.openxmlformats.org/officeDocument/2006/relationships" xmlns:wp14="http://schemas.microsoft.com/office/word/2010/wordprocessingDrawing" xmlns:wp="http://schemas.openxmlformats.org/drawingml/2006/wordprocessingDrawing" xmlns:wpg="http://schemas.microsoft.com/office/word/2010/wordprocessingGroup" xmlns:wpi="http://schemas.microsoft.com/office/word/2010/wordprocessingInk" xmlns:wps="http://schemas.microsoft.com/office/word/2010/wordprocessingShape" xmlns:o="urn:schemas-microsoft-com:office:office" xmlns:v="urn:schemas-microsoft-com:vml" xmlns:w10="urn:schemas-microsoft-com:office:word" xmlns:w="http://schemas.openxmlformats.org/wordprocessingml/2006/main" xmlns:w14="http://schemas.microsoft.com/office/word/2010/wordml" xmlns:w15="http://schemas.microsoft.com/office/word/2012/wordml" xmlns:w16cex="http://schemas.microsoft.com/office/word/2018/wordml/cex" xmlns:w16cid="http://schemas.microsoft.com/office/word/2016/wordml/cid" xmlns:w16="http://schemas.microsoft.com/office/word/2018/wordml" xmlns:w16sdtdh="http://schemas.microsoft.com/office/word/2020/wordml/sdtdatahash" xmlns:w16sdtfl="http://schemas.microsoft.com/office/word/2024/wordml/sdtformatlock" xmlns:w16se="http://schemas.microsoft.com/office/word/2015/wordml/symex" xmlns:w16du="http://schemas.microsoft.com/office/word/2023/wordml/word16du" xmlns:wne="http://schemas.microsoft.com/office/word/2006/wordml" mc:Ignorable="w14 w15 w16se w16cid w16 w16cex w16sdtdh w16sdtfl w16du wp14">
   <w:endnote w:type="separator" w:id="-1">
     <w:p>
       <w:pPr>
@@ -10572,7 +10576,7 @@
 </file>
 
 <file path=word/footer1.xml><?xml version="1.0" encoding="utf-8"?>
-<w:ftr xmlns:wpc="http://schemas.microsoft.com/office/word/2010/wordprocessingCanvas" xmlns:cx="http://schemas.microsoft.com/office/drawing/2014/chartex" xmlns:cx1="http://schemas.microsoft.com/office/drawing/2015/9/8/chartex" xmlns:cx2="http://schemas.microsoft.com/office/drawing/2015/10/21/chartex" xmlns:cx3="http://schemas.microsoft.com/office/drawing/2016/5/9/chartex" xmlns:cx4="http://schemas.microsoft.com/office/drawing/2016/5/10/chartex" xmlns:cx5="http://schemas.microsoft.com/office/drawing/2016/5/11/chartex" xmlns:cx6="http://schemas.microsoft.com/office/drawing/2016/5/12/chartex" xmlns:cx7="http://schemas.microsoft.com/office/drawing/2016/5/13/chartex" xmlns:cx8="http://schemas.microsoft.com/office/drawing/2016/5/14/chartex" xmlns:mc="http://schemas.openxmlformats.org/markup-compatibility/2006" xmlns:aink="http://schemas.microsoft.com/office/drawing/2016/ink" xmlns:am3d="http://schemas.microsoft.com/office/drawing/2017/model3d" xmlns:o="urn:schemas-microsoft-com:office:office" xmlns:oel="http://schemas.microsoft.com/office/2019/extlst" xmlns:r="http://schemas.openxmlformats.org/officeDocument/2006/relationships" xmlns:m="http://schemas.openxmlformats.org/officeDocument/2006/math" xmlns:v="urn:schemas-microsoft-com:vml" xmlns:wp14="http://schemas.microsoft.com/office/word/2010/wordprocessingDrawing" xmlns:wp="http://schemas.openxmlformats.org/drawingml/2006/wordprocessingDrawing" xmlns:w10="urn:schemas-microsoft-com:office:word" xmlns:w="http://schemas.openxmlformats.org/wordprocessingml/2006/main" xmlns:w14="http://schemas.microsoft.com/office/word/2010/wordml" xmlns:w15="http://schemas.microsoft.com/office/word/2012/wordml" xmlns:w16cex="http://schemas.microsoft.com/office/word/2018/wordml/cex" xmlns:w16cid="http://schemas.microsoft.com/office/word/2016/wordml/cid" xmlns:w16="http://schemas.microsoft.com/office/word/2018/wordml" xmlns:w16du="http://schemas.microsoft.com/office/word/2023/wordml/word16du" xmlns:w16sdtdh="http://schemas.microsoft.com/office/word/2020/wordml/sdtdatahash" xmlns:w16sdtfl="http://schemas.microsoft.com/office/word/2024/wordml/sdtformatlock" xmlns:w16se="http://schemas.microsoft.com/office/word/2015/wordml/symex" xmlns:wpg="http://schemas.microsoft.com/office/word/2010/wordprocessingGroup" xmlns:wpi="http://schemas.microsoft.com/office/word/2010/wordprocessingInk" xmlns:wne="http://schemas.microsoft.com/office/word/2006/wordml" xmlns:wps="http://schemas.microsoft.com/office/word/2010/wordprocessingShape" mc:Ignorable="w14 w15 w16se w16cid w16 w16cex w16sdtdh w16sdtfl w16du wp14">
+<w:ftr xmlns:wpc="http://schemas.microsoft.com/office/word/2010/wordprocessingCanvas" xmlns:cx="http://schemas.microsoft.com/office/drawing/2014/chartex" xmlns:cx1="http://schemas.microsoft.com/office/drawing/2015/9/8/chartex" xmlns:cx2="http://schemas.microsoft.com/office/drawing/2015/10/21/chartex" xmlns:cx3="http://schemas.microsoft.com/office/drawing/2016/5/9/chartex" xmlns:cx4="http://schemas.microsoft.com/office/drawing/2016/5/10/chartex" xmlns:cx5="http://schemas.microsoft.com/office/drawing/2016/5/11/chartex" xmlns:cx6="http://schemas.microsoft.com/office/drawing/2016/5/12/chartex" xmlns:cx7="http://schemas.microsoft.com/office/drawing/2016/5/13/chartex" xmlns:cx8="http://schemas.microsoft.com/office/drawing/2016/5/14/chartex" xmlns:mc="http://schemas.openxmlformats.org/markup-compatibility/2006" xmlns:m="http://schemas.openxmlformats.org/officeDocument/2006/math" xmlns:aink="http://schemas.microsoft.com/office/drawing/2016/ink" xmlns:am3d="http://schemas.microsoft.com/office/drawing/2017/model3d" xmlns:oel="http://schemas.microsoft.com/office/2019/extlst" xmlns:r="http://schemas.openxmlformats.org/officeDocument/2006/relationships" xmlns:wp14="http://schemas.microsoft.com/office/word/2010/wordprocessingDrawing" xmlns:wp="http://schemas.openxmlformats.org/drawingml/2006/wordprocessingDrawing" xmlns:wpg="http://schemas.microsoft.com/office/word/2010/wordprocessingGroup" xmlns:wpi="http://schemas.microsoft.com/office/word/2010/wordprocessingInk" xmlns:wps="http://schemas.microsoft.com/office/word/2010/wordprocessingShape" xmlns:o="urn:schemas-microsoft-com:office:office" xmlns:v="urn:schemas-microsoft-com:vml" xmlns:w10="urn:schemas-microsoft-com:office:word" xmlns:w="http://schemas.openxmlformats.org/wordprocessingml/2006/main" xmlns:w14="http://schemas.microsoft.com/office/word/2010/wordml" xmlns:w15="http://schemas.microsoft.com/office/word/2012/wordml" xmlns:w16cex="http://schemas.microsoft.com/office/word/2018/wordml/cex" xmlns:w16cid="http://schemas.microsoft.com/office/word/2016/wordml/cid" xmlns:w16="http://schemas.microsoft.com/office/word/2018/wordml" xmlns:w16sdtdh="http://schemas.microsoft.com/office/word/2020/wordml/sdtdatahash" xmlns:w16sdtfl="http://schemas.microsoft.com/office/word/2024/wordml/sdtformatlock" xmlns:w16se="http://schemas.microsoft.com/office/word/2015/wordml/symex" xmlns:w16du="http://schemas.microsoft.com/office/word/2023/wordml/word16du" xmlns:wne="http://schemas.microsoft.com/office/word/2006/wordml" mc:Ignorable="w14 w15 w16se w16cid w16 w16cex w16sdtdh w16sdtfl w16du wp14">
   <w:sdt>
     <w:sdtPr>
       <w:id w:val="-1465197936"/>
@@ -10600,7 +10604,13 @@
           <w:rPr>
             <w:noProof/>
           </w:rPr>
-          <w:t>15</w:t>
+          <w:t>1</w:t>
+        </w:r>
+        <w:r>
+          <w:rPr>
+            <w:noProof/>
+          </w:rPr>
+          <w:t>5</w:t>
         </w:r>
         <w:r>
           <w:fldChar w:fldCharType="end"/>
@@ -10618,7 +10628,7 @@
 </file>
 
 <file path=word/footnotes.xml><?xml version="1.0" encoding="utf-8"?>
-<w:footnotes xmlns:wpc="http://schemas.microsoft.com/office/word/2010/wordprocessingCanvas" xmlns:cx="http://schemas.microsoft.com/office/drawing/2014/chartex" xmlns:cx1="http://schemas.microsoft.com/office/drawing/2015/9/8/chartex" xmlns:cx2="http://schemas.microsoft.com/office/drawing/2015/10/21/chartex" xmlns:cx3="http://schemas.microsoft.com/office/drawing/2016/5/9/chartex" xmlns:cx4="http://schemas.microsoft.com/office/drawing/2016/5/10/chartex" xmlns:cx5="http://schemas.microsoft.com/office/drawing/2016/5/11/chartex" xmlns:cx6="http://schemas.microsoft.com/office/drawing/2016/5/12/chartex" xmlns:cx7="http://schemas.microsoft.com/office/drawing/2016/5/13/chartex" xmlns:cx8="http://schemas.microsoft.com/office/drawing/2016/5/14/chartex" xmlns:mc="http://schemas.openxmlformats.org/markup-compatibility/2006" xmlns:aink="http://schemas.microsoft.com/office/drawing/2016/ink" xmlns:am3d="http://schemas.microsoft.com/office/drawing/2017/model3d" xmlns:o="urn:schemas-microsoft-com:office:office" xmlns:oel="http://schemas.microsoft.com/office/2019/extlst" xmlns:r="http://schemas.openxmlformats.org/officeDocument/2006/relationships" xmlns:m="http://schemas.openxmlformats.org/officeDocument/2006/math" xmlns:v="urn:schemas-microsoft-com:vml" xmlns:wp14="http://schemas.microsoft.com/office/word/2010/wordprocessingDrawing" xmlns:wp="http://schemas.openxmlformats.org/drawingml/2006/wordprocessingDrawing" xmlns:w10="urn:schemas-microsoft-com:office:word" xmlns:w="http://schemas.openxmlformats.org/wordprocessingml/2006/main" xmlns:w14="http://schemas.microsoft.com/office/word/2010/wordml" xmlns:w15="http://schemas.microsoft.com/office/word/2012/wordml" xmlns:w16cex="http://schemas.microsoft.com/office/word/2018/wordml/cex" xmlns:w16cid="http://schemas.microsoft.com/office/word/2016/wordml/cid" xmlns:w16="http://schemas.microsoft.com/office/word/2018/wordml" xmlns:w16du="http://schemas.microsoft.com/office/word/2023/wordml/word16du" xmlns:w16sdtdh="http://schemas.microsoft.com/office/word/2020/wordml/sdtdatahash" xmlns:w16sdtfl="http://schemas.microsoft.com/office/word/2024/wordml/sdtformatlock" xmlns:w16se="http://schemas.microsoft.com/office/word/2015/wordml/symex" xmlns:wpg="http://schemas.microsoft.com/office/word/2010/wordprocessingGroup" xmlns:wpi="http://schemas.microsoft.com/office/word/2010/wordprocessingInk" xmlns:wne="http://schemas.microsoft.com/office/word/2006/wordml" xmlns:wps="http://schemas.microsoft.com/office/word/2010/wordprocessingShape" mc:Ignorable="w14 w15 w16se w16cid w16 w16cex w16sdtdh w16sdtfl w16du wp14">
+<w:footnotes xmlns:wpc="http://schemas.microsoft.com/office/word/2010/wordprocessingCanvas" xmlns:cx="http://schemas.microsoft.com/office/drawing/2014/chartex" xmlns:cx1="http://schemas.microsoft.com/office/drawing/2015/9/8/chartex" xmlns:cx2="http://schemas.microsoft.com/office/drawing/2015/10/21/chartex" xmlns:cx3="http://schemas.microsoft.com/office/drawing/2016/5/9/chartex" xmlns:cx4="http://schemas.microsoft.com/office/drawing/2016/5/10/chartex" xmlns:cx5="http://schemas.microsoft.com/office/drawing/2016/5/11/chartex" xmlns:cx6="http://schemas.microsoft.com/office/drawing/2016/5/12/chartex" xmlns:cx7="http://schemas.microsoft.com/office/drawing/2016/5/13/chartex" xmlns:cx8="http://schemas.microsoft.com/office/drawing/2016/5/14/chartex" xmlns:mc="http://schemas.openxmlformats.org/markup-compatibility/2006" xmlns:m="http://schemas.openxmlformats.org/officeDocument/2006/math" xmlns:aink="http://schemas.microsoft.com/office/drawing/2016/ink" xmlns:am3d="http://schemas.microsoft.com/office/drawing/2017/model3d" xmlns:oel="http://schemas.microsoft.com/office/2019/extlst" xmlns:r="http://schemas.openxmlformats.org/officeDocument/2006/relationships" xmlns:wp14="http://schemas.microsoft.com/office/word/2010/wordprocessingDrawing" xmlns:wp="http://schemas.openxmlformats.org/drawingml/2006/wordprocessingDrawing" xmlns:wpg="http://schemas.microsoft.com/office/word/2010/wordprocessingGroup" xmlns:wpi="http://schemas.microsoft.com/office/word/2010/wordprocessingInk" xmlns:wps="http://schemas.microsoft.com/office/word/2010/wordprocessingShape" xmlns:o="urn:schemas-microsoft-com:office:office" xmlns:v="urn:schemas-microsoft-com:vml" xmlns:w10="urn:schemas-microsoft-com:office:word" xmlns:w="http://schemas.openxmlformats.org/wordprocessingml/2006/main" xmlns:w14="http://schemas.microsoft.com/office/word/2010/wordml" xmlns:w15="http://schemas.microsoft.com/office/word/2012/wordml" xmlns:w16cex="http://schemas.microsoft.com/office/word/2018/wordml/cex" xmlns:w16cid="http://schemas.microsoft.com/office/word/2016/wordml/cid" xmlns:w16="http://schemas.microsoft.com/office/word/2018/wordml" xmlns:w16sdtdh="http://schemas.microsoft.com/office/word/2020/wordml/sdtdatahash" xmlns:w16sdtfl="http://schemas.microsoft.com/office/word/2024/wordml/sdtformatlock" xmlns:w16se="http://schemas.microsoft.com/office/word/2015/wordml/symex" xmlns:w16du="http://schemas.microsoft.com/office/word/2023/wordml/word16du" xmlns:wne="http://schemas.microsoft.com/office/word/2006/wordml" mc:Ignorable="w14 w15 w16se w16cid w16 w16cex w16sdtdh w16sdtfl w16du wp14">
   <w:footnote w:type="separator" w:id="-1">
     <w:p>
       <w:pPr>
@@ -10645,7 +10655,7 @@
 </file>
 
 <file path=word/header1.xml><?xml version="1.0" encoding="utf-8"?>
-<w:hdr xmlns:wpc="http://schemas.microsoft.com/office/word/2010/wordprocessingCanvas" xmlns:cx="http://schemas.microsoft.com/office/drawing/2014/chartex" xmlns:cx1="http://schemas.microsoft.com/office/drawing/2015/9/8/chartex" xmlns:cx2="http://schemas.microsoft.com/office/drawing/2015/10/21/chartex" xmlns:cx3="http://schemas.microsoft.com/office/drawing/2016/5/9/chartex" xmlns:cx4="http://schemas.microsoft.com/office/drawing/2016/5/10/chartex" xmlns:cx5="http://schemas.microsoft.com/office/drawing/2016/5/11/chartex" xmlns:cx6="http://schemas.microsoft.com/office/drawing/2016/5/12/chartex" xmlns:cx7="http://schemas.microsoft.com/office/drawing/2016/5/13/chartex" xmlns:cx8="http://schemas.microsoft.com/office/drawing/2016/5/14/chartex" xmlns:mc="http://schemas.openxmlformats.org/markup-compatibility/2006" xmlns:aink="http://schemas.microsoft.com/office/drawing/2016/ink" xmlns:am3d="http://schemas.microsoft.com/office/drawing/2017/model3d" xmlns:o="urn:schemas-microsoft-com:office:office" xmlns:oel="http://schemas.microsoft.com/office/2019/extlst" xmlns:r="http://schemas.openxmlformats.org/officeDocument/2006/relationships" xmlns:m="http://schemas.openxmlformats.org/officeDocument/2006/math" xmlns:v="urn:schemas-microsoft-com:vml" xmlns:wp14="http://schemas.microsoft.com/office/word/2010/wordprocessingDrawing" xmlns:wp="http://schemas.openxmlformats.org/drawingml/2006/wordprocessingDrawing" xmlns:w10="urn:schemas-microsoft-com:office:word" xmlns:w="http://schemas.openxmlformats.org/wordprocessingml/2006/main" xmlns:w14="http://schemas.microsoft.com/office/word/2010/wordml" xmlns:w15="http://schemas.microsoft.com/office/word/2012/wordml" xmlns:w16cex="http://schemas.microsoft.com/office/word/2018/wordml/cex" xmlns:w16cid="http://schemas.microsoft.com/office/word/2016/wordml/cid" xmlns:w16="http://schemas.microsoft.com/office/word/2018/wordml" xmlns:w16du="http://schemas.microsoft.com/office/word/2023/wordml/word16du" xmlns:w16sdtdh="http://schemas.microsoft.com/office/word/2020/wordml/sdtdatahash" xmlns:w16sdtfl="http://schemas.microsoft.com/office/word/2024/wordml/sdtformatlock" xmlns:w16se="http://schemas.microsoft.com/office/word/2015/wordml/symex" xmlns:wpg="http://schemas.microsoft.com/office/word/2010/wordprocessingGroup" xmlns:wpi="http://schemas.microsoft.com/office/word/2010/wordprocessingInk" xmlns:wne="http://schemas.microsoft.com/office/word/2006/wordml" xmlns:wps="http://schemas.microsoft.com/office/word/2010/wordprocessingShape" mc:Ignorable="w14 w15 w16se w16cid w16 w16cex w16sdtdh w16sdtfl w16du wp14">
+<w:hdr xmlns:wpc="http://schemas.microsoft.com/office/word/2010/wordprocessingCanvas" xmlns:cx="http://schemas.microsoft.com/office/drawing/2014/chartex" xmlns:cx1="http://schemas.microsoft.com/office/drawing/2015/9/8/chartex" xmlns:cx2="http://schemas.microsoft.com/office/drawing/2015/10/21/chartex" xmlns:cx3="http://schemas.microsoft.com/office/drawing/2016/5/9/chartex" xmlns:cx4="http://schemas.microsoft.com/office/drawing/2016/5/10/chartex" xmlns:cx5="http://schemas.microsoft.com/office/drawing/2016/5/11/chartex" xmlns:cx6="http://schemas.microsoft.com/office/drawing/2016/5/12/chartex" xmlns:cx7="http://schemas.microsoft.com/office/drawing/2016/5/13/chartex" xmlns:cx8="http://schemas.microsoft.com/office/drawing/2016/5/14/chartex" xmlns:mc="http://schemas.openxmlformats.org/markup-compatibility/2006" xmlns:m="http://schemas.openxmlformats.org/officeDocument/2006/math" xmlns:aink="http://schemas.microsoft.com/office/drawing/2016/ink" xmlns:am3d="http://schemas.microsoft.com/office/drawing/2017/model3d" xmlns:oel="http://schemas.microsoft.com/office/2019/extlst" xmlns:r="http://schemas.openxmlformats.org/officeDocument/2006/relationships" xmlns:wp14="http://schemas.microsoft.com/office/word/2010/wordprocessingDrawing" xmlns:wp="http://schemas.openxmlformats.org/drawingml/2006/wordprocessingDrawing" xmlns:wpg="http://schemas.microsoft.com/office/word/2010/wordprocessingGroup" xmlns:wpi="http://schemas.microsoft.com/office/word/2010/wordprocessingInk" xmlns:wps="http://schemas.microsoft.com/office/word/2010/wordprocessingShape" xmlns:o="urn:schemas-microsoft-com:office:office" xmlns:v="urn:schemas-microsoft-com:vml" xmlns:w10="urn:schemas-microsoft-com:office:word" xmlns:w="http://schemas.openxmlformats.org/wordprocessingml/2006/main" xmlns:w14="http://schemas.microsoft.com/office/word/2010/wordml" xmlns:w15="http://schemas.microsoft.com/office/word/2012/wordml" xmlns:w16cex="http://schemas.microsoft.com/office/word/2018/wordml/cex" xmlns:w16cid="http://schemas.microsoft.com/office/word/2016/wordml/cid" xmlns:w16="http://schemas.microsoft.com/office/word/2018/wordml" xmlns:w16sdtdh="http://schemas.microsoft.com/office/word/2020/wordml/sdtdatahash" xmlns:w16sdtfl="http://schemas.microsoft.com/office/word/2024/wordml/sdtformatlock" xmlns:w16se="http://schemas.microsoft.com/office/word/2015/wordml/symex" xmlns:w16du="http://schemas.microsoft.com/office/word/2023/wordml/word16du" xmlns:wne="http://schemas.microsoft.com/office/word/2006/wordml" mc:Ignorable="w14 w15 w16se w16cid w16 w16cex w16sdtdh w16sdtfl w16du wp14">
   <w:p>
     <w:pPr>
       <w:pStyle w:val="Encabezado"/>
@@ -10732,7 +10742,7 @@
 </file>
 
 <file path=word/numbering.xml><?xml version="1.0" encoding="utf-8"?>
-<w:numbering xmlns:wpc="http://schemas.microsoft.com/office/word/2010/wordprocessingCanvas" xmlns:cx="http://schemas.microsoft.com/office/drawing/2014/chartex" xmlns:cx1="http://schemas.microsoft.com/office/drawing/2015/9/8/chartex" xmlns:cx2="http://schemas.microsoft.com/office/drawing/2015/10/21/chartex" xmlns:cx3="http://schemas.microsoft.com/office/drawing/2016/5/9/chartex" xmlns:cx4="http://schemas.microsoft.com/office/drawing/2016/5/10/chartex" xmlns:cx5="http://schemas.microsoft.com/office/drawing/2016/5/11/chartex" xmlns:cx6="http://schemas.microsoft.com/office/drawing/2016/5/12/chartex" xmlns:cx7="http://schemas.microsoft.com/office/drawing/2016/5/13/chartex" xmlns:cx8="http://schemas.microsoft.com/office/drawing/2016/5/14/chartex" xmlns:mc="http://schemas.openxmlformats.org/markup-compatibility/2006" xmlns:aink="http://schemas.microsoft.com/office/drawing/2016/ink" xmlns:am3d="http://schemas.microsoft.com/office/drawing/2017/model3d" xmlns:o="urn:schemas-microsoft-com:office:office" xmlns:oel="http://schemas.microsoft.com/office/2019/extlst" xmlns:r="http://schemas.openxmlformats.org/officeDocument/2006/relationships" xmlns:m="http://schemas.openxmlformats.org/officeDocument/2006/math" xmlns:v="urn:schemas-microsoft-com:vml" xmlns:wp14="http://schemas.microsoft.com/office/word/2010/wordprocessingDrawing" xmlns:wp="http://schemas.openxmlformats.org/drawingml/2006/wordprocessingDrawing" xmlns:w10="urn:schemas-microsoft-com:office:word" xmlns:w="http://schemas.openxmlformats.org/wordprocessingml/2006/main" xmlns:w14="http://schemas.microsoft.com/office/word/2010/wordml" xmlns:w15="http://schemas.microsoft.com/office/word/2012/wordml" xmlns:w16cex="http://schemas.microsoft.com/office/word/2018/wordml/cex" xmlns:w16cid="http://schemas.microsoft.com/office/word/2016/wordml/cid" xmlns:w16="http://schemas.microsoft.com/office/word/2018/wordml" xmlns:w16du="http://schemas.microsoft.com/office/word/2023/wordml/word16du" xmlns:w16sdtdh="http://schemas.microsoft.com/office/word/2020/wordml/sdtdatahash" xmlns:w16sdtfl="http://schemas.microsoft.com/office/word/2024/wordml/sdtformatlock" xmlns:w16se="http://schemas.microsoft.com/office/word/2015/wordml/symex" xmlns:wpg="http://schemas.microsoft.com/office/word/2010/wordprocessingGroup" xmlns:wpi="http://schemas.microsoft.com/office/word/2010/wordprocessingInk" xmlns:wne="http://schemas.microsoft.com/office/word/2006/wordml" xmlns:wps="http://schemas.microsoft.com/office/word/2010/wordprocessingShape" mc:Ignorable="w14 w15 w16se w16cid w16 w16cex w16sdtdh w16sdtfl w16du wp14">
+<w:numbering xmlns:wpc="http://schemas.microsoft.com/office/word/2010/wordprocessingCanvas" xmlns:cx="http://schemas.microsoft.com/office/drawing/2014/chartex" xmlns:cx1="http://schemas.microsoft.com/office/drawing/2015/9/8/chartex" xmlns:cx2="http://schemas.microsoft.com/office/drawing/2015/10/21/chartex" xmlns:cx3="http://schemas.microsoft.com/office/drawing/2016/5/9/chartex" xmlns:cx4="http://schemas.microsoft.com/office/drawing/2016/5/10/chartex" xmlns:cx5="http://schemas.microsoft.com/office/drawing/2016/5/11/chartex" xmlns:cx6="http://schemas.microsoft.com/office/drawing/2016/5/12/chartex" xmlns:cx7="http://schemas.microsoft.com/office/drawing/2016/5/13/chartex" xmlns:cx8="http://schemas.microsoft.com/office/drawing/2016/5/14/chartex" xmlns:mc="http://schemas.openxmlformats.org/markup-compatibility/2006" xmlns:m="http://schemas.openxmlformats.org/officeDocument/2006/math" xmlns:aink="http://schemas.microsoft.com/office/drawing/2016/ink" xmlns:am3d="http://schemas.microsoft.com/office/drawing/2017/model3d" xmlns:oel="http://schemas.microsoft.com/office/2019/extlst" xmlns:r="http://schemas.openxmlformats.org/officeDocument/2006/relationships" xmlns:wp14="http://schemas.microsoft.com/office/word/2010/wordprocessingDrawing" xmlns:wp="http://schemas.openxmlformats.org/drawingml/2006/wordprocessingDrawing" xmlns:wpg="http://schemas.microsoft.com/office/word/2010/wordprocessingGroup" xmlns:wpi="http://schemas.microsoft.com/office/word/2010/wordprocessingInk" xmlns:wps="http://schemas.microsoft.com/office/word/2010/wordprocessingShape" xmlns:o="urn:schemas-microsoft-com:office:office" xmlns:v="urn:schemas-microsoft-com:vml" xmlns:w10="urn:schemas-microsoft-com:office:word" xmlns:w="http://schemas.openxmlformats.org/wordprocessingml/2006/main" xmlns:w14="http://schemas.microsoft.com/office/word/2010/wordml" xmlns:w15="http://schemas.microsoft.com/office/word/2012/wordml" xmlns:w16cex="http://schemas.microsoft.com/office/word/2018/wordml/cex" xmlns:w16cid="http://schemas.microsoft.com/office/word/2016/wordml/cid" xmlns:w16="http://schemas.microsoft.com/office/word/2018/wordml" xmlns:w16sdtdh="http://schemas.microsoft.com/office/word/2020/wordml/sdtdatahash" xmlns:w16sdtfl="http://schemas.microsoft.com/office/word/2024/wordml/sdtformatlock" xmlns:w16se="http://schemas.microsoft.com/office/word/2015/wordml/symex" xmlns:w16du="http://schemas.microsoft.com/office/word/2023/wordml/word16du" xmlns:wne="http://schemas.microsoft.com/office/word/2006/wordml" mc:Ignorable="w14 w15 w16se w16cid w16 w16cex w16sdtdh w16sdtfl w16du wp14">
   <w:abstractNum w:abstractNumId="0" w15:restartNumberingAfterBreak="0">
     <w:nsid w:val="FFFFFF89"/>
     <w:multiLevelType w:val="singleLevel"/>
@@ -13375,7 +13385,7 @@
 </file>
 
 <file path=word/styles.xml><?xml version="1.0" encoding="utf-8"?>
-<w:styles xmlns:mc="http://schemas.openxmlformats.org/markup-compatibility/2006" xmlns:r="http://schemas.openxmlformats.org/officeDocument/2006/relationships" xmlns:w="http://schemas.openxmlformats.org/wordprocessingml/2006/main" xmlns:w14="http://schemas.microsoft.com/office/word/2010/wordml" xmlns:w15="http://schemas.microsoft.com/office/word/2012/wordml" xmlns:w16cex="http://schemas.microsoft.com/office/word/2018/wordml/cex" xmlns:w16cid="http://schemas.microsoft.com/office/word/2016/wordml/cid" xmlns:w16="http://schemas.microsoft.com/office/word/2018/wordml" xmlns:w16du="http://schemas.microsoft.com/office/word/2023/wordml/word16du" xmlns:w16sdtdh="http://schemas.microsoft.com/office/word/2020/wordml/sdtdatahash" xmlns:w16sdtfl="http://schemas.microsoft.com/office/word/2024/wordml/sdtformatlock" xmlns:w16se="http://schemas.microsoft.com/office/word/2015/wordml/symex" mc:Ignorable="w14 w15 w16se w16cid w16 w16cex w16sdtdh w16sdtfl w16du">
+<w:styles xmlns:mc="http://schemas.openxmlformats.org/markup-compatibility/2006" xmlns:r="http://schemas.openxmlformats.org/officeDocument/2006/relationships" xmlns:w="http://schemas.openxmlformats.org/wordprocessingml/2006/main" xmlns:w14="http://schemas.microsoft.com/office/word/2010/wordml" xmlns:w15="http://schemas.microsoft.com/office/word/2012/wordml" xmlns:w16cex="http://schemas.microsoft.com/office/word/2018/wordml/cex" xmlns:w16cid="http://schemas.microsoft.com/office/word/2016/wordml/cid" xmlns:w16="http://schemas.microsoft.com/office/word/2018/wordml" xmlns:w16sdtdh="http://schemas.microsoft.com/office/word/2020/wordml/sdtdatahash" xmlns:w16sdtfl="http://schemas.microsoft.com/office/word/2024/wordml/sdtformatlock" xmlns:w16se="http://schemas.microsoft.com/office/word/2015/wordml/symex" xmlns:w16du="http://schemas.microsoft.com/office/word/2023/wordml/word16du" mc:Ignorable="w14 w15 w16se w16cid w16 w16cex w16sdtdh w16sdtfl w16du">
   <w:docDefaults>
     <w:rPrDefault>
       <w:rPr>
@@ -15151,6 +15161,17 @@
 </file>
 
 <file path=customXml/item1.xml><?xml version="1.0" encoding="utf-8"?>
+<p:properties xmlns:p="http://schemas.microsoft.com/office/2006/metadata/properties" xmlns:xsi="http://www.w3.org/2001/XMLSchema-instance" xmlns:pc="http://schemas.microsoft.com/office/infopath/2007/PartnerControls">
+  <documentManagement>
+    <TaxCatchAll xmlns="67a0edcd-0de5-43ed-8c27-e32f38a00c91" xsi:nil="true"/>
+    <lcf76f155ced4ddcb4097134ff3c332f xmlns="42760c81-fd8e-4d59-8953-7cdb9f38b14f">
+      <Terms xmlns="http://schemas.microsoft.com/office/infopath/2007/PartnerControls"/>
+    </lcf76f155ced4ddcb4097134ff3c332f>
+  </documentManagement>
+</p:properties>
+</file>
+
+<file path=customXml/item2.xml><?xml version="1.0" encoding="utf-8"?>
 <ct:contentTypeSchema xmlns:ct="http://schemas.microsoft.com/office/2006/metadata/contentType" xmlns:ma="http://schemas.microsoft.com/office/2006/metadata/properties/metaAttributes" ct:_="" ma:_="" ma:contentTypeName="Documento" ma:contentTypeID="0x01010005252A1EF3BD024F856B47B579AB5244" ma:contentTypeVersion="13" ma:contentTypeDescription="Crear nuevo documento." ma:contentTypeScope="" ma:versionID="ddfaac56a287547bce89452cd31c5884">
   <xsd:schema xmlns:xsd="http://www.w3.org/2001/XMLSchema" xmlns:xs="http://www.w3.org/2001/XMLSchema" xmlns:p="http://schemas.microsoft.com/office/2006/metadata/properties" xmlns:ns2="42760c81-fd8e-4d59-8953-7cdb9f38b14f" xmlns:ns3="67a0edcd-0de5-43ed-8c27-e32f38a00c91" targetNamespace="http://schemas.microsoft.com/office/2006/metadata/properties" ma:root="true" ma:fieldsID="5ac878f7c8dbf4633d03f1982e859186" ns2:_="" ns3:_="">
     <xsd:import namespace="42760c81-fd8e-4d59-8953-7cdb9f38b14f"/>
@@ -15357,22 +15378,7 @@
 </ct:contentTypeSchema>
 </file>
 
-<file path=customXml/item2.xml><?xml version="1.0" encoding="utf-8"?>
-<p:properties xmlns:p="http://schemas.microsoft.com/office/2006/metadata/properties" xmlns:xsi="http://www.w3.org/2001/XMLSchema-instance" xmlns:pc="http://schemas.microsoft.com/office/infopath/2007/PartnerControls">
-  <documentManagement>
-    <TaxCatchAll xmlns="67a0edcd-0de5-43ed-8c27-e32f38a00c91" xsi:nil="true"/>
-    <lcf76f155ced4ddcb4097134ff3c332f xmlns="42760c81-fd8e-4d59-8953-7cdb9f38b14f">
-      <Terms xmlns="http://schemas.microsoft.com/office/infopath/2007/PartnerControls"/>
-    </lcf76f155ced4ddcb4097134ff3c332f>
-  </documentManagement>
-</p:properties>
-</file>
-
 <file path=customXml/item3.xml><?xml version="1.0" encoding="utf-8"?>
-<b:Sources xmlns:b="http://schemas.openxmlformats.org/officeDocument/2006/bibliography" xmlns="http://schemas.openxmlformats.org/officeDocument/2006/bibliography" SelectedStyle="\APASixthEditionOfficeOnline.xsl" StyleName="APA" Version="6"/>
-</file>
-
-<file path=customXml/item4.xml><?xml version="1.0" encoding="utf-8"?>
 <?mso-contentType ?>
 <FormTemplates xmlns="http://schemas.microsoft.com/sharepoint/v3/contenttype/forms">
   <Display>DocumentLibraryForm</Display>
@@ -15381,11 +15387,11 @@
 </FormTemplates>
 </file>
 
-<file path=customXml/itemProps1.xml><?xml version="1.0" encoding="utf-8"?>
-<ds:datastoreItem xmlns:ds="http://schemas.openxmlformats.org/officeDocument/2006/customXml" ds:itemID="{1F3CEC97-4E21-4DE3-B939-3BEEEF585B6B}"/>
+<file path=customXml/item4.xml><?xml version="1.0" encoding="utf-8"?>
+<b:Sources xmlns:b="http://schemas.openxmlformats.org/officeDocument/2006/bibliography" xmlns="http://schemas.openxmlformats.org/officeDocument/2006/bibliography" SelectedStyle="\APASixthEditionOfficeOnline.xsl" StyleName="APA" Version="6"/>
 </file>
 
-<file path=customXml/itemProps2.xml><?xml version="1.0" encoding="utf-8"?>
+<file path=customXml/itemProps1.xml><?xml version="1.0" encoding="utf-8"?>
 <ds:datastoreItem xmlns:ds="http://schemas.openxmlformats.org/officeDocument/2006/customXml" ds:itemID="{1279454D-02BE-4A9C-A117-DCD1573E2608}">
   <ds:schemaRefs>
     <ds:schemaRef ds:uri="http://schemas.microsoft.com/office/2006/metadata/properties"/>
@@ -15396,18 +15402,37 @@
 </ds:datastoreItem>
 </file>
 
+<file path=customXml/itemProps2.xml><?xml version="1.0" encoding="utf-8"?>
+<ds:datastoreItem xmlns:ds="http://schemas.openxmlformats.org/officeDocument/2006/customXml" ds:itemID="{1F3CEC97-4E21-4DE3-B939-3BEEEF585B6B}">
+  <ds:schemaRefs>
+    <ds:schemaRef ds:uri="http://schemas.microsoft.com/office/2006/metadata/contentType"/>
+    <ds:schemaRef ds:uri="http://schemas.microsoft.com/office/2006/metadata/properties/metaAttributes"/>
+    <ds:schemaRef ds:uri="http://www.w3.org/2001/XMLSchema"/>
+    <ds:schemaRef ds:uri="http://schemas.microsoft.com/office/2006/metadata/properties"/>
+    <ds:schemaRef ds:uri="42760c81-fd8e-4d59-8953-7cdb9f38b14f"/>
+    <ds:schemaRef ds:uri="67a0edcd-0de5-43ed-8c27-e32f38a00c91"/>
+    <ds:schemaRef ds:uri="http://schemas.microsoft.com/office/2006/documentManagement/types"/>
+    <ds:schemaRef ds:uri="http://schemas.microsoft.com/office/infopath/2007/PartnerControls"/>
+    <ds:schemaRef ds:uri="http://schemas.openxmlformats.org/package/2006/metadata/core-properties"/>
+    <ds:schemaRef ds:uri="http://purl.org/dc/elements/1.1/"/>
+    <ds:schemaRef ds:uri="http://purl.org/dc/terms/"/>
+    <ds:schemaRef ds:uri="http://schemas.microsoft.com/internal/obd"/>
+  </ds:schemaRefs>
+</ds:datastoreItem>
+</file>
+
 <file path=customXml/itemProps3.xml><?xml version="1.0" encoding="utf-8"?>
+<ds:datastoreItem xmlns:ds="http://schemas.openxmlformats.org/officeDocument/2006/customXml" ds:itemID="{10663269-2064-4804-8290-36D4A57F5557}">
+  <ds:schemaRefs>
+    <ds:schemaRef ds:uri="http://schemas.microsoft.com/sharepoint/v3/contenttype/forms"/>
+  </ds:schemaRefs>
+</ds:datastoreItem>
+</file>
+
+<file path=customXml/itemProps4.xml><?xml version="1.0" encoding="utf-8"?>
 <ds:datastoreItem xmlns:ds="http://schemas.openxmlformats.org/officeDocument/2006/customXml" ds:itemID="{EAE431FD-7059-4C09-804B-C9D69EB7B213}">
   <ds:schemaRefs>
     <ds:schemaRef ds:uri="http://schemas.openxmlformats.org/officeDocument/2006/bibliography"/>
   </ds:schemaRefs>
 </ds:datastoreItem>
-</file>
-
-<file path=customXml/itemProps4.xml><?xml version="1.0" encoding="utf-8"?>
-<ds:datastoreItem xmlns:ds="http://schemas.openxmlformats.org/officeDocument/2006/customXml" ds:itemID="{10663269-2064-4804-8290-36D4A57F5557}">
-  <ds:schemaRefs>
-    <ds:schemaRef ds:uri="http://schemas.microsoft.com/sharepoint/v3/contenttype/forms"/>
-  </ds:schemaRefs>
-</ds:datastoreItem>
 </file>